--- a/assets/readme/examples/word-export-companion.docx
+++ b/assets/readme/examples/word-export-companion.docx
@@ -8,7 +8,6 @@
       </w:pPr>
       <w:r>
         <w:rPr>
-          <w:rFonts w:ascii="Helvetica" w:hAnsi="Helvetica" w:cs="Helvetica" w:eastAsia="Helvetica"/>
           <w:sz w:val="40"/>
           <w:szCs w:val="40"/>
           <w:color w:val="142D50"/>
@@ -24,7 +23,6 @@
       </w:pPr>
       <w:r>
         <w:rPr>
-          <w:rFonts w:ascii="Helvetica" w:hAnsi="Helvetica" w:cs="Helvetica" w:eastAsia="Helvetica"/>
           <w:sz w:val="28"/>
           <w:szCs w:val="28"/>
           <w:color w:val="000000"/>
@@ -33,7 +31,6 @@
       </w:r>
       <w:r>
         <w:rPr>
-          <w:rFonts w:ascii="Helvetica" w:hAnsi="Helvetica" w:cs="Helvetica" w:eastAsia="Helvetica"/>
           <w:sz w:val="28"/>
           <w:szCs w:val="28"/>
           <w:color w:val="000000"/>
@@ -44,7 +41,6 @@
       </w:r>
       <w:r>
         <w:rPr>
-          <w:rFonts w:ascii="Helvetica" w:hAnsi="Helvetica" w:cs="Helvetica" w:eastAsia="Helvetica"/>
           <w:sz w:val="28"/>
           <w:szCs w:val="28"/>
           <w:color w:val="000000"/>
@@ -53,7 +49,6 @@
       </w:r>
       <w:r>
         <w:rPr>
-          <w:rFonts w:ascii="Helvetica" w:hAnsi="Helvetica" w:cs="Helvetica" w:eastAsia="Helvetica"/>
           <w:sz w:val="28"/>
           <w:szCs w:val="28"/>
           <w:color w:val="000000"/>
@@ -64,7 +59,6 @@
       </w:r>
       <w:r>
         <w:rPr>
-          <w:rFonts w:ascii="Helvetica" w:hAnsi="Helvetica" w:cs="Helvetica" w:eastAsia="Helvetica"/>
           <w:sz w:val="28"/>
           <w:szCs w:val="28"/>
           <w:color w:val="000000"/>
@@ -73,7 +67,6 @@
       </w:r>
       <w:r>
         <w:rPr>
-          <w:rFonts w:ascii="Helvetica" w:hAnsi="Helvetica" w:cs="Helvetica" w:eastAsia="Helvetica"/>
           <w:sz w:val="28"/>
           <w:szCs w:val="28"/>
           <w:color w:val="000000"/>
@@ -84,7 +77,6 @@
       </w:r>
       <w:r>
         <w:rPr>
-          <w:rFonts w:ascii="Helvetica" w:hAnsi="Helvetica" w:cs="Helvetica" w:eastAsia="Helvetica"/>
           <w:sz w:val="28"/>
           <w:szCs w:val="28"/>
           <w:color w:val="C4994C"/>
@@ -93,7 +85,6 @@
       </w:r>
       <w:r>
         <w:rPr>
-          <w:rFonts w:ascii="Helvetica" w:hAnsi="Helvetica" w:cs="Helvetica" w:eastAsia="Helvetica"/>
           <w:sz w:val="28"/>
           <w:szCs w:val="28"/>
           <w:color w:val="14505F"/>
@@ -104,7 +95,6 @@
       </w:r>
       <w:r>
         <w:rPr>
-          <w:rFonts w:ascii="Helvetica" w:hAnsi="Helvetica" w:cs="Helvetica" w:eastAsia="Helvetica"/>
           <w:sz w:val="28"/>
           <w:szCs w:val="28"/>
           <w:color w:val="000000"/>
@@ -118,7 +108,6 @@
       </w:pPr>
       <w:r>
         <w:rPr>
-          <w:rFonts w:ascii="Helvetica" w:hAnsi="Helvetica" w:cs="Helvetica" w:eastAsia="Helvetica"/>
           <w:sz w:val="26"/>
           <w:szCs w:val="26"/>
           <w:color w:val="222632"/>
@@ -129,67 +118,91 @@
       </w:r>
     </w:p>
     <w:p>
-      <w:r>
-        <w:rPr>
-          <w:rFonts w:ascii="Helvetica" w:hAnsi="Helvetica" w:cs="Helvetica" w:eastAsia="Helvetica"/>
+      <w:pPr>
+        <w:numPr>
+          <w:ilvl w:val="0"/>
+          <w:numId w:val="1"/>
+        </w:numPr>
+      </w:pPr>
+      <w:r>
+        <w:rPr>
           <w:sz w:val="22"/>
           <w:szCs w:val="22"/>
           <w:color w:val="222632"/>
         </w:rPr>
-        <w:t>- Flat items use the list marker</w:t>
-      </w:r>
-    </w:p>
-    <w:p>
-      <w:r>
-        <w:rPr>
-          <w:rFonts w:ascii="Helvetica" w:hAnsi="Helvetica" w:cs="Helvetica" w:eastAsia="Helvetica"/>
+        <w:t>Flat items use the list marker</w:t>
+      </w:r>
+    </w:p>
+    <w:p>
+      <w:pPr>
+        <w:numPr>
+          <w:ilvl w:val="0"/>
+          <w:numId w:val="1"/>
+        </w:numPr>
+      </w:pPr>
+      <w:r>
+        <w:rPr>
           <w:sz w:val="22"/>
           <w:szCs w:val="22"/>
           <w:color w:val="222632"/>
         </w:rPr>
-        <w:t>- Word gets one paragraph per item</w:t>
-      </w:r>
-    </w:p>
-    <w:p>
-      <w:r>
-        <w:rPr>
-          <w:rFonts w:ascii="Helvetica" w:hAnsi="Helvetica" w:cs="Helvetica" w:eastAsia="Helvetica"/>
+        <w:t>Word gets one paragraph per item</w:t>
+      </w:r>
+    </w:p>
+    <w:p>
+      <w:pPr>
+        <w:numPr>
+          <w:ilvl w:val="0"/>
+          <w:numId w:val="2"/>
+        </w:numPr>
+      </w:pPr>
+      <w:r>
+        <w:rPr>
           <w:sz w:val="22"/>
           <w:szCs w:val="22"/>
           <w:color w:val="222632"/>
         </w:rPr>
-        <w:t>• Nested authoring</w:t>
-      </w:r>
-    </w:p>
-    <w:p>
-      <w:r>
-        <w:rPr>
-          <w:rFonts w:ascii="Helvetica" w:hAnsi="Helvetica" w:cs="Helvetica" w:eastAsia="Helvetica"/>
+        <w:t>Nested authoring</w:t>
+      </w:r>
+    </w:p>
+    <w:p>
+      <w:pPr>
+        <w:numPr>
+          <w:ilvl w:val="1"/>
+          <w:numId w:val="2"/>
+        </w:numPr>
+      </w:pPr>
+      <w:r>
+        <w:rPr>
           <w:sz w:val="22"/>
           <w:szCs w:val="22"/>
           <w:color w:val="222632"/>
         </w:rPr>
-        <w:t xml:space="preserve">  ◦ Two spaces of indent per depth in Word</w:t>
-      </w:r>
-    </w:p>
-    <w:p>
-      <w:r>
-        <w:rPr>
-          <w:rFonts w:ascii="Helvetica" w:hAnsi="Helvetica" w:cs="Helvetica" w:eastAsia="Helvetica"/>
+        <w:t>Two spaces of indent per depth in Word</w:t>
+      </w:r>
+    </w:p>
+    <w:p>
+      <w:pPr>
+        <w:numPr>
+          <w:ilvl w:val="2"/>
+          <w:numId w:val="2"/>
+        </w:numPr>
+      </w:pPr>
+      <w:r>
+        <w:rPr>
           <w:sz w:val="22"/>
           <w:szCs w:val="22"/>
           <w:color w:val="222632"/>
         </w:rPr>
-        <w:t xml:space="preserve">    ▪ Custom markers survive the export</w:t>
-      </w:r>
-    </w:p>
-    <w:p>
-      <w:pPr>
-        <w:jc w:val="left"/>
-      </w:pPr>
-      <w:r>
-        <w:rPr>
-          <w:rFonts w:ascii="Helvetica" w:hAnsi="Helvetica" w:cs="Helvetica" w:eastAsia="Helvetica"/>
+        <w:t>Custom markers survive the export</w:t>
+      </w:r>
+    </w:p>
+    <w:p>
+      <w:pPr>
+        <w:jc w:val="left"/>
+      </w:pPr>
+      <w:r>
+        <w:rPr>
           <w:sz w:val="26"/>
           <w:szCs w:val="26"/>
           <w:color w:val="222632"/>
@@ -456,7 +469,6 @@
       </w:pPr>
       <w:r>
         <w:rPr>
-          <w:rFonts w:ascii="Helvetica" w:hAnsi="Helvetica" w:cs="Helvetica" w:eastAsia="Helvetica"/>
           <w:sz w:val="26"/>
           <w:szCs w:val="26"/>
           <w:color w:val="222632"/>
@@ -471,11 +483,17 @@
         <w:tblW w:w="0" w:type="auto"/>
         <w:tblBorders>
           <w:top w:val="single"/>
+          <w:top w:val="none"/>
           <w:left w:val="single"/>
+          <w:left w:val="none"/>
           <w:bottom w:val="single"/>
+          <w:bottom w:val="none"/>
           <w:right w:val="single"/>
+          <w:right w:val="none"/>
           <w:insideH w:val="single"/>
+          <w:insideH w:val="none"/>
           <w:insideV w:val="single"/>
+          <w:insideV w:val="none"/>
         </w:tblBorders>
       </w:tblPr>
       <w:tr>
@@ -486,7 +504,6 @@
             </w:pPr>
             <w:r>
               <w:rPr>
-                <w:rFonts w:ascii="Helvetica" w:hAnsi="Helvetica" w:cs="Helvetica" w:eastAsia="Helvetica"/>
                 <w:sz w:val="22"/>
                 <w:szCs w:val="22"/>
                 <w:color w:val="222632"/>
@@ -502,7 +519,6 @@
             </w:pPr>
             <w:r>
               <w:rPr>
-                <w:rFonts w:ascii="Helvetica" w:hAnsi="Helvetica" w:cs="Helvetica" w:eastAsia="Helvetica"/>
                 <w:sz w:val="22"/>
                 <w:szCs w:val="22"/>
                 <w:color w:val="222632"/>
@@ -519,7 +535,6 @@
       </w:pPr>
       <w:r>
         <w:rPr>
-          <w:rFonts w:ascii="Helvetica" w:hAnsi="Helvetica" w:cs="Helvetica" w:eastAsia="Helvetica"/>
           <w:sz w:val="26"/>
           <w:szCs w:val="26"/>
           <w:color w:val="222632"/>
@@ -545,7 +560,7 @@
                     </pic:cNvPicPr>
                   </pic:nvPicPr>
                   <pic:blipFill>
-                    <a:blip r:embed="rId2"/>
+                    <a:blip r:embed="rId4"/>
                     <a:stretch>
                       <a:fillRect/>
                     </a:stretch>
@@ -577,7 +592,6 @@
       </w:pPr>
       <w:r>
         <w:rPr>
-          <w:rFonts w:ascii="Helvetica" w:hAnsi="Helvetica" w:cs="Helvetica" w:eastAsia="Helvetica"/>
           <w:sz w:val="26"/>
           <w:szCs w:val="26"/>
           <w:color w:val="222632"/>
@@ -593,10 +607,6 @@
       </w:pPr>
       <w:r>
         <w:rPr>
-          <w:rFonts w:ascii="Helvetica" w:hAnsi="Helvetica" w:cs="Helvetica" w:eastAsia="Helvetica"/>
-          <w:sz w:val="20"/>
-          <w:szCs w:val="20"/>
-          <w:color w:val="666A76"/>
           <w:i w:val="on"/>
           <w:iCs w:val="on"/>
         </w:rPr>
@@ -737,7 +747,6 @@
       </w:pPr>
       <w:r>
         <w:rPr>
-          <w:rFonts w:ascii="Helvetica" w:hAnsi="Helvetica" w:cs="Helvetica" w:eastAsia="Helvetica"/>
           <w:sz w:val="26"/>
           <w:szCs w:val="26"/>
           <w:color w:val="222632"/>
@@ -753,10 +762,6 @@
       </w:pPr>
       <w:r>
         <w:rPr>
-          <w:rFonts w:ascii="Helvetica" w:hAnsi="Helvetica" w:cs="Helvetica" w:eastAsia="Helvetica"/>
-          <w:sz w:val="20"/>
-          <w:szCs w:val="20"/>
-          <w:color w:val="666A76"/>
           <w:i w:val="on"/>
           <w:iCs w:val="on"/>
         </w:rPr>
@@ -769,7 +774,6 @@
       </w:pPr>
       <w:r>
         <w:rPr>
-          <w:rFonts w:ascii="Helvetica" w:hAnsi="Helvetica" w:cs="Helvetica" w:eastAsia="Helvetica"/>
           <w:sz w:val="40"/>
           <w:szCs w:val="40"/>
           <w:color w:val="FFFFFF"/>
@@ -785,4 +789,79 @@
     </w:sectPr>
   </w:body>
 </w:document>
+</file>
+
+<file path=word/numbering.xml><?xml version="1.0" encoding="utf-8"?>
+<w:numbering xmlns:w="http://schemas.openxmlformats.org/wordprocessingml/2006/main">
+  <w:abstractNum w:abstractNumId="0">
+    <w:lvl w:ilvl="0">
+      <w:start w:val="1"/>
+      <w:numFmt w:val="bullet"/>
+      <w:lvlText w:val="-"/>
+      <w:lvlJc w:val="left"/>
+      <w:pPr>
+        <w:ind w:left="180" w:hanging="180"/>
+      </w:pPr>
+    </w:lvl>
+  </w:abstractNum>
+  <w:abstractNum w:abstractNumId="1">
+    <w:lvl w:ilvl="0">
+      <w:start w:val="1"/>
+      <w:numFmt w:val="bullet"/>
+      <w:lvlText w:val="•"/>
+      <w:lvlJc w:val="left"/>
+      <w:pPr>
+        <w:ind w:left="180" w:hanging="180"/>
+      </w:pPr>
+    </w:lvl>
+    <w:lvl w:ilvl="1">
+      <w:start w:val="1"/>
+      <w:numFmt w:val="bullet"/>
+      <w:lvlText w:val="◦"/>
+      <w:lvlJc w:val="left"/>
+      <w:pPr>
+        <w:ind w:left="300" w:hanging="180"/>
+      </w:pPr>
+    </w:lvl>
+    <w:lvl w:ilvl="2">
+      <w:start w:val="1"/>
+      <w:numFmt w:val="bullet"/>
+      <w:lvlText w:val="▪"/>
+      <w:lvlJc w:val="left"/>
+      <w:pPr>
+        <w:ind w:left="420" w:hanging="180"/>
+      </w:pPr>
+    </w:lvl>
+  </w:abstractNum>
+  <w:num w:numId="1">
+    <w:abstractNumId w:val="0"/>
+  </w:num>
+  <w:num w:numId="2">
+    <w:abstractNumId w:val="1"/>
+  </w:num>
+</w:numbering>
+</file>
+
+<file path=word/styles.xml><?xml version="1.0" encoding="utf-8"?>
+<w:styles xmlns:w="http://schemas.openxmlformats.org/wordprocessingml/2006/main">
+  <w:docDefaults>
+    <w:rPrDefault>
+      <w:rPr>
+        <w:rFonts w:ascii="Helvetica" w:hAnsi="Helvetica" w:cs="Helvetica" w:eastAsia="Helvetica"/>
+        <w:sz w:val="20"/>
+        <w:szCs w:val="20"/>
+        <w:color w:val="666A76"/>
+      </w:rPr>
+    </w:rPrDefault>
+  </w:docDefaults>
+  <w:style w:type="paragraph" w:styleId="Normal" w:default="true">
+    <w:name w:val="Normal"/>
+    <w:rPr>
+      <w:rFonts w:ascii="Helvetica" w:hAnsi="Helvetica" w:cs="Helvetica" w:eastAsia="Helvetica"/>
+      <w:sz w:val="20"/>
+      <w:szCs w:val="20"/>
+      <w:color w:val="666A76"/>
+    </w:rPr>
+  </w:style>
+</w:styles>
 </file>
--- a/assets/readme/examples/word-export-companion.docx
+++ b/assets/readme/examples/word-export-companion.docx
@@ -480,24 +480,30 @@
     </w:p>
     <w:tbl>
       <w:tblPr>
-        <w:tblW w:w="0" w:type="auto"/>
+        <w:tblW w:w="9980" w:type="dxa"/>
         <w:tblBorders>
-          <w:top w:val="single"/>
           <w:top w:val="none"/>
-          <w:left w:val="single"/>
           <w:left w:val="none"/>
-          <w:bottom w:val="single"/>
           <w:bottom w:val="none"/>
-          <w:right w:val="single"/>
           <w:right w:val="none"/>
-          <w:insideH w:val="single"/>
           <w:insideH w:val="none"/>
-          <w:insideV w:val="single"/>
           <w:insideV w:val="none"/>
         </w:tblBorders>
+        <w:tblLayout w:type="fixed"/>
       </w:tblPr>
-      <w:tr>
-        <w:tc>
+      <w:tblGrid>
+        <w:gridCol w:w="5130"/>
+        <w:gridCol w:w="4850"/>
+      </w:tblGrid>
+      <w:tr>
+        <w:tc>
+          <w:tcPr>
+            <w:tcW w:type="dxa" w:w="5130"/>
+            <w:tcMar>
+              <w:left w:type="dxa" w:w="0"/>
+              <w:right w:type="dxa" w:w="280"/>
+            </w:tcMar>
+          </w:tcPr>
           <w:p>
             <w:pPr>
               <w:jc w:val="left"/>
@@ -513,6 +519,13 @@
           </w:p>
         </w:tc>
         <w:tc>
+          <w:tcPr>
+            <w:tcW w:type="dxa" w:w="4850"/>
+            <w:tcMar>
+              <w:left w:type="dxa" w:w="0"/>
+              <w:right w:type="dxa" w:w="0"/>
+            </w:tcMar>
+          </w:tcPr>
           <w:p>
             <w:pPr>
               <w:jc w:val="left"/>

--- a/assets/readme/examples/word-export-companion.docx
+++ b/assets/readme/examples/word-export-companion.docx
@@ -8,7 +8,6 @@
       </w:pPr>
       <w:r>
         <w:rPr>
-          <w:rFonts w:ascii="Helvetica" w:hAnsi="Helvetica" w:cs="Helvetica" w:eastAsia="Helvetica"/>
           <w:sz w:val="40"/>
           <w:szCs w:val="40"/>
           <w:color w:val="142D50"/>
@@ -24,7 +23,6 @@
       </w:pPr>
       <w:r>
         <w:rPr>
-          <w:rFonts w:ascii="Helvetica" w:hAnsi="Helvetica" w:cs="Helvetica" w:eastAsia="Helvetica"/>
           <w:sz w:val="28"/>
           <w:szCs w:val="28"/>
           <w:color w:val="000000"/>
@@ -33,7 +31,6 @@
       </w:r>
       <w:r>
         <w:rPr>
-          <w:rFonts w:ascii="Helvetica" w:hAnsi="Helvetica" w:cs="Helvetica" w:eastAsia="Helvetica"/>
           <w:sz w:val="28"/>
           <w:szCs w:val="28"/>
           <w:color w:val="000000"/>
@@ -44,7 +41,6 @@
       </w:r>
       <w:r>
         <w:rPr>
-          <w:rFonts w:ascii="Helvetica" w:hAnsi="Helvetica" w:cs="Helvetica" w:eastAsia="Helvetica"/>
           <w:sz w:val="28"/>
           <w:szCs w:val="28"/>
           <w:color w:val="000000"/>
@@ -53,7 +49,6 @@
       </w:r>
       <w:r>
         <w:rPr>
-          <w:rFonts w:ascii="Helvetica" w:hAnsi="Helvetica" w:cs="Helvetica" w:eastAsia="Helvetica"/>
           <w:sz w:val="28"/>
           <w:szCs w:val="28"/>
           <w:color w:val="000000"/>
@@ -64,7 +59,6 @@
       </w:r>
       <w:r>
         <w:rPr>
-          <w:rFonts w:ascii="Helvetica" w:hAnsi="Helvetica" w:cs="Helvetica" w:eastAsia="Helvetica"/>
           <w:sz w:val="28"/>
           <w:szCs w:val="28"/>
           <w:color w:val="000000"/>
@@ -73,7 +67,6 @@
       </w:r>
       <w:r>
         <w:rPr>
-          <w:rFonts w:ascii="Helvetica" w:hAnsi="Helvetica" w:cs="Helvetica" w:eastAsia="Helvetica"/>
           <w:sz w:val="28"/>
           <w:szCs w:val="28"/>
           <w:color w:val="000000"/>
@@ -84,7 +77,6 @@
       </w:r>
       <w:r>
         <w:rPr>
-          <w:rFonts w:ascii="Helvetica" w:hAnsi="Helvetica" w:cs="Helvetica" w:eastAsia="Helvetica"/>
           <w:sz w:val="28"/>
           <w:szCs w:val="28"/>
           <w:color w:val="C4994C"/>
@@ -93,7 +85,6 @@
       </w:r>
       <w:r>
         <w:rPr>
-          <w:rFonts w:ascii="Helvetica" w:hAnsi="Helvetica" w:cs="Helvetica" w:eastAsia="Helvetica"/>
           <w:sz w:val="28"/>
           <w:szCs w:val="28"/>
           <w:color w:val="14505F"/>
@@ -104,7 +95,6 @@
       </w:r>
       <w:r>
         <w:rPr>
-          <w:rFonts w:ascii="Helvetica" w:hAnsi="Helvetica" w:cs="Helvetica" w:eastAsia="Helvetica"/>
           <w:sz w:val="28"/>
           <w:szCs w:val="28"/>
           <w:color w:val="000000"/>
@@ -118,7 +108,6 @@
       </w:pPr>
       <w:r>
         <w:rPr>
-          <w:rFonts w:ascii="Helvetica" w:hAnsi="Helvetica" w:cs="Helvetica" w:eastAsia="Helvetica"/>
           <w:sz w:val="26"/>
           <w:szCs w:val="26"/>
           <w:color w:val="222632"/>
@@ -129,67 +118,91 @@
       </w:r>
     </w:p>
     <w:p>
-      <w:r>
-        <w:rPr>
-          <w:rFonts w:ascii="Helvetica" w:hAnsi="Helvetica" w:cs="Helvetica" w:eastAsia="Helvetica"/>
+      <w:pPr>
+        <w:numPr>
+          <w:ilvl w:val="0"/>
+          <w:numId w:val="1"/>
+        </w:numPr>
+      </w:pPr>
+      <w:r>
+        <w:rPr>
           <w:sz w:val="22"/>
           <w:szCs w:val="22"/>
           <w:color w:val="222632"/>
         </w:rPr>
-        <w:t>- Flat items use the list marker</w:t>
-      </w:r>
-    </w:p>
-    <w:p>
-      <w:r>
-        <w:rPr>
-          <w:rFonts w:ascii="Helvetica" w:hAnsi="Helvetica" w:cs="Helvetica" w:eastAsia="Helvetica"/>
+        <w:t>Flat items use the list marker</w:t>
+      </w:r>
+    </w:p>
+    <w:p>
+      <w:pPr>
+        <w:numPr>
+          <w:ilvl w:val="0"/>
+          <w:numId w:val="1"/>
+        </w:numPr>
+      </w:pPr>
+      <w:r>
+        <w:rPr>
           <w:sz w:val="22"/>
           <w:szCs w:val="22"/>
           <w:color w:val="222632"/>
         </w:rPr>
-        <w:t>- Word gets one paragraph per item</w:t>
-      </w:r>
-    </w:p>
-    <w:p>
-      <w:r>
-        <w:rPr>
-          <w:rFonts w:ascii="Helvetica" w:hAnsi="Helvetica" w:cs="Helvetica" w:eastAsia="Helvetica"/>
+        <w:t>Word gets one paragraph per item</w:t>
+      </w:r>
+    </w:p>
+    <w:p>
+      <w:pPr>
+        <w:numPr>
+          <w:ilvl w:val="0"/>
+          <w:numId w:val="2"/>
+        </w:numPr>
+      </w:pPr>
+      <w:r>
+        <w:rPr>
           <w:sz w:val="22"/>
           <w:szCs w:val="22"/>
           <w:color w:val="222632"/>
         </w:rPr>
-        <w:t>• Nested authoring</w:t>
-      </w:r>
-    </w:p>
-    <w:p>
-      <w:r>
-        <w:rPr>
-          <w:rFonts w:ascii="Helvetica" w:hAnsi="Helvetica" w:cs="Helvetica" w:eastAsia="Helvetica"/>
+        <w:t>Nested authoring</w:t>
+      </w:r>
+    </w:p>
+    <w:p>
+      <w:pPr>
+        <w:numPr>
+          <w:ilvl w:val="1"/>
+          <w:numId w:val="2"/>
+        </w:numPr>
+      </w:pPr>
+      <w:r>
+        <w:rPr>
           <w:sz w:val="22"/>
           <w:szCs w:val="22"/>
           <w:color w:val="222632"/>
         </w:rPr>
-        <w:t xml:space="preserve">  ◦ Two spaces of indent per depth in Word</w:t>
-      </w:r>
-    </w:p>
-    <w:p>
-      <w:r>
-        <w:rPr>
-          <w:rFonts w:ascii="Helvetica" w:hAnsi="Helvetica" w:cs="Helvetica" w:eastAsia="Helvetica"/>
+        <w:t>Two spaces of indent per depth in Word</w:t>
+      </w:r>
+    </w:p>
+    <w:p>
+      <w:pPr>
+        <w:numPr>
+          <w:ilvl w:val="2"/>
+          <w:numId w:val="2"/>
+        </w:numPr>
+      </w:pPr>
+      <w:r>
+        <w:rPr>
           <w:sz w:val="22"/>
           <w:szCs w:val="22"/>
           <w:color w:val="222632"/>
         </w:rPr>
-        <w:t xml:space="preserve">    ▪ Custom markers survive the export</w:t>
-      </w:r>
-    </w:p>
-    <w:p>
-      <w:pPr>
-        <w:jc w:val="left"/>
-      </w:pPr>
-      <w:r>
-        <w:rPr>
-          <w:rFonts w:ascii="Helvetica" w:hAnsi="Helvetica" w:cs="Helvetica" w:eastAsia="Helvetica"/>
+        <w:t>Custom markers survive the export</w:t>
+      </w:r>
+    </w:p>
+    <w:p>
+      <w:pPr>
+        <w:jc w:val="left"/>
+      </w:pPr>
+      <w:r>
+        <w:rPr>
           <w:sz w:val="26"/>
           <w:szCs w:val="26"/>
           <w:color w:val="222632"/>
@@ -456,7 +469,6 @@
       </w:pPr>
       <w:r>
         <w:rPr>
-          <w:rFonts w:ascii="Helvetica" w:hAnsi="Helvetica" w:cs="Helvetica" w:eastAsia="Helvetica"/>
           <w:sz w:val="26"/>
           <w:szCs w:val="26"/>
           <w:color w:val="222632"/>
@@ -468,25 +480,36 @@
     </w:p>
     <w:tbl>
       <w:tblPr>
-        <w:tblW w:w="0" w:type="auto"/>
+        <w:tblW w:w="9980" w:type="dxa"/>
         <w:tblBorders>
-          <w:top w:val="single"/>
-          <w:left w:val="single"/>
-          <w:bottom w:val="single"/>
-          <w:right w:val="single"/>
-          <w:insideH w:val="single"/>
-          <w:insideV w:val="single"/>
+          <w:top w:val="none"/>
+          <w:left w:val="none"/>
+          <w:bottom w:val="none"/>
+          <w:right w:val="none"/>
+          <w:insideH w:val="none"/>
+          <w:insideV w:val="none"/>
         </w:tblBorders>
+        <w:tblLayout w:type="fixed"/>
       </w:tblPr>
-      <w:tr>
-        <w:tc>
+      <w:tblGrid>
+        <w:gridCol w:w="5130"/>
+        <w:gridCol w:w="4850"/>
+      </w:tblGrid>
+      <w:tr>
+        <w:tc>
+          <w:tcPr>
+            <w:tcW w:type="dxa" w:w="5130"/>
+            <w:tcMar>
+              <w:left w:type="dxa" w:w="0"/>
+              <w:right w:type="dxa" w:w="280"/>
+            </w:tcMar>
+          </w:tcPr>
           <w:p>
             <w:pPr>
               <w:jc w:val="left"/>
             </w:pPr>
             <w:r>
               <w:rPr>
-                <w:rFonts w:ascii="Helvetica" w:hAnsi="Helvetica" w:cs="Helvetica" w:eastAsia="Helvetica"/>
                 <w:sz w:val="22"/>
                 <w:szCs w:val="22"/>
                 <w:color w:val="222632"/>
@@ -496,13 +519,19 @@
           </w:p>
         </w:tc>
         <w:tc>
+          <w:tcPr>
+            <w:tcW w:type="dxa" w:w="4850"/>
+            <w:tcMar>
+              <w:left w:type="dxa" w:w="0"/>
+              <w:right w:type="dxa" w:w="0"/>
+            </w:tcMar>
+          </w:tcPr>
           <w:p>
             <w:pPr>
               <w:jc w:val="left"/>
             </w:pPr>
             <w:r>
               <w:rPr>
-                <w:rFonts w:ascii="Helvetica" w:hAnsi="Helvetica" w:cs="Helvetica" w:eastAsia="Helvetica"/>
                 <w:sz w:val="22"/>
                 <w:szCs w:val="22"/>
                 <w:color w:val="222632"/>
@@ -519,7 +548,6 @@
       </w:pPr>
       <w:r>
         <w:rPr>
-          <w:rFonts w:ascii="Helvetica" w:hAnsi="Helvetica" w:cs="Helvetica" w:eastAsia="Helvetica"/>
           <w:sz w:val="26"/>
           <w:szCs w:val="26"/>
           <w:color w:val="222632"/>
@@ -545,7 +573,7 @@
                     </pic:cNvPicPr>
                   </pic:nvPicPr>
                   <pic:blipFill>
-                    <a:blip r:embed="rId2"/>
+                    <a:blip r:embed="rId4"/>
                     <a:stretch>
                       <a:fillRect/>
                     </a:stretch>
@@ -577,7 +605,6 @@
       </w:pPr>
       <w:r>
         <w:rPr>
-          <w:rFonts w:ascii="Helvetica" w:hAnsi="Helvetica" w:cs="Helvetica" w:eastAsia="Helvetica"/>
           <w:sz w:val="26"/>
           <w:szCs w:val="26"/>
           <w:color w:val="222632"/>
@@ -593,10 +620,6 @@
       </w:pPr>
       <w:r>
         <w:rPr>
-          <w:rFonts w:ascii="Helvetica" w:hAnsi="Helvetica" w:cs="Helvetica" w:eastAsia="Helvetica"/>
-          <w:sz w:val="20"/>
-          <w:szCs w:val="20"/>
-          <w:color w:val="666A76"/>
           <w:i w:val="on"/>
           <w:iCs w:val="on"/>
         </w:rPr>
@@ -737,7 +760,6 @@
       </w:pPr>
       <w:r>
         <w:rPr>
-          <w:rFonts w:ascii="Helvetica" w:hAnsi="Helvetica" w:cs="Helvetica" w:eastAsia="Helvetica"/>
           <w:sz w:val="26"/>
           <w:szCs w:val="26"/>
           <w:color w:val="222632"/>
@@ -753,10 +775,6 @@
       </w:pPr>
       <w:r>
         <w:rPr>
-          <w:rFonts w:ascii="Helvetica" w:hAnsi="Helvetica" w:cs="Helvetica" w:eastAsia="Helvetica"/>
-          <w:sz w:val="20"/>
-          <w:szCs w:val="20"/>
-          <w:color w:val="666A76"/>
           <w:i w:val="on"/>
           <w:iCs w:val="on"/>
         </w:rPr>
@@ -769,7 +787,6 @@
       </w:pPr>
       <w:r>
         <w:rPr>
-          <w:rFonts w:ascii="Helvetica" w:hAnsi="Helvetica" w:cs="Helvetica" w:eastAsia="Helvetica"/>
           <w:sz w:val="40"/>
           <w:szCs w:val="40"/>
           <w:color w:val="FFFFFF"/>
@@ -785,4 +802,79 @@
     </w:sectPr>
   </w:body>
 </w:document>
+</file>
+
+<file path=word/numbering.xml><?xml version="1.0" encoding="utf-8"?>
+<w:numbering xmlns:w="http://schemas.openxmlformats.org/wordprocessingml/2006/main">
+  <w:abstractNum w:abstractNumId="0">
+    <w:lvl w:ilvl="0">
+      <w:start w:val="1"/>
+      <w:numFmt w:val="bullet"/>
+      <w:lvlText w:val="-"/>
+      <w:lvlJc w:val="left"/>
+      <w:pPr>
+        <w:ind w:left="180" w:hanging="180"/>
+      </w:pPr>
+    </w:lvl>
+  </w:abstractNum>
+  <w:abstractNum w:abstractNumId="1">
+    <w:lvl w:ilvl="0">
+      <w:start w:val="1"/>
+      <w:numFmt w:val="bullet"/>
+      <w:lvlText w:val="•"/>
+      <w:lvlJc w:val="left"/>
+      <w:pPr>
+        <w:ind w:left="180" w:hanging="180"/>
+      </w:pPr>
+    </w:lvl>
+    <w:lvl w:ilvl="1">
+      <w:start w:val="1"/>
+      <w:numFmt w:val="bullet"/>
+      <w:lvlText w:val="◦"/>
+      <w:lvlJc w:val="left"/>
+      <w:pPr>
+        <w:ind w:left="300" w:hanging="180"/>
+      </w:pPr>
+    </w:lvl>
+    <w:lvl w:ilvl="2">
+      <w:start w:val="1"/>
+      <w:numFmt w:val="bullet"/>
+      <w:lvlText w:val="▪"/>
+      <w:lvlJc w:val="left"/>
+      <w:pPr>
+        <w:ind w:left="420" w:hanging="180"/>
+      </w:pPr>
+    </w:lvl>
+  </w:abstractNum>
+  <w:num w:numId="1">
+    <w:abstractNumId w:val="0"/>
+  </w:num>
+  <w:num w:numId="2">
+    <w:abstractNumId w:val="1"/>
+  </w:num>
+</w:numbering>
+</file>
+
+<file path=word/styles.xml><?xml version="1.0" encoding="utf-8"?>
+<w:styles xmlns:w="http://schemas.openxmlformats.org/wordprocessingml/2006/main">
+  <w:docDefaults>
+    <w:rPrDefault>
+      <w:rPr>
+        <w:rFonts w:ascii="Helvetica" w:hAnsi="Helvetica" w:cs="Helvetica" w:eastAsia="Helvetica"/>
+        <w:sz w:val="20"/>
+        <w:szCs w:val="20"/>
+        <w:color w:val="666A76"/>
+      </w:rPr>
+    </w:rPrDefault>
+  </w:docDefaults>
+  <w:style w:type="paragraph" w:styleId="Normal" w:default="true">
+    <w:name w:val="Normal"/>
+    <w:rPr>
+      <w:rFonts w:ascii="Helvetica" w:hAnsi="Helvetica" w:cs="Helvetica" w:eastAsia="Helvetica"/>
+      <w:sz w:val="20"/>
+      <w:szCs w:val="20"/>
+      <w:color w:val="666A76"/>
+    </w:rPr>
+  </w:style>
+</w:styles>
 </file>
--- a/assets/readme/examples/word-export-companion.docx
+++ b/assets/readme/examples/word-export-companion.docx
@@ -4,6 +4,7 @@
   <w:body>
     <w:p>
       <w:pPr>
+        <w:spacing w:lineRule="exact" w:line="370"/>
         <w:jc w:val="left"/>
       </w:pPr>
       <w:r>
@@ -19,6 +20,7 @@
     </w:p>
     <w:p>
       <w:pPr>
+        <w:spacing w:lineRule="exact" w:line="259"/>
         <w:jc w:val="left"/>
       </w:pPr>
       <w:r>
@@ -104,6 +106,7 @@
     </w:p>
     <w:p>
       <w:pPr>
+        <w:spacing w:lineRule="exact" w:line="241"/>
         <w:jc w:val="left"/>
       </w:pPr>
       <w:r>
@@ -123,6 +126,7 @@
           <w:ilvl w:val="0"/>
           <w:numId w:val="1"/>
         </w:numPr>
+        <w:spacing w:lineRule="exact" w:line="203"/>
       </w:pPr>
       <w:r>
         <w:rPr>
@@ -139,6 +143,7 @@
           <w:ilvl w:val="0"/>
           <w:numId w:val="1"/>
         </w:numPr>
+        <w:spacing w:lineRule="exact" w:line="203"/>
       </w:pPr>
       <w:r>
         <w:rPr>
@@ -155,6 +160,7 @@
           <w:ilvl w:val="0"/>
           <w:numId w:val="2"/>
         </w:numPr>
+        <w:spacing w:lineRule="exact" w:line="203"/>
       </w:pPr>
       <w:r>
         <w:rPr>
@@ -171,6 +177,7 @@
           <w:ilvl w:val="1"/>
           <w:numId w:val="2"/>
         </w:numPr>
+        <w:spacing w:lineRule="exact" w:line="203"/>
       </w:pPr>
       <w:r>
         <w:rPr>
@@ -187,6 +194,7 @@
           <w:ilvl w:val="2"/>
           <w:numId w:val="2"/>
         </w:numPr>
+        <w:spacing w:lineRule="exact" w:line="203"/>
       </w:pPr>
       <w:r>
         <w:rPr>
@@ -199,6 +207,7 @@
     </w:p>
     <w:p>
       <w:pPr>
+        <w:spacing w:lineRule="exact" w:line="241"/>
         <w:jc w:val="left"/>
       </w:pPr>
       <w:r>
@@ -214,7 +223,7 @@
     </w:p>
     <w:tbl>
       <w:tblPr>
-        <w:tblW w:w="0" w:type="auto"/>
+        <w:tblW w:w="3203" w:type="dxa"/>
         <w:tblBorders>
           <w:top w:val="single"/>
           <w:left w:val="single"/>
@@ -223,7 +232,13 @@
           <w:insideH w:val="single"/>
           <w:insideV w:val="single"/>
         </w:tblBorders>
+        <w:tblLayout w:type="fixed"/>
       </w:tblPr>
+      <w:tblGrid>
+        <w:gridCol w:w="1109"/>
+        <w:gridCol w:w="1281"/>
+        <w:gridCol w:w="813"/>
+      </w:tblGrid>
       <w:tr>
         <w:tc>
           <w:tcPr>
@@ -465,6 +480,7 @@
     </w:tbl>
     <w:p>
       <w:pPr>
+        <w:spacing w:lineRule="exact" w:line="241"/>
         <w:jc w:val="left"/>
       </w:pPr>
       <w:r>
@@ -506,6 +522,7 @@
           </w:tcPr>
           <w:p>
             <w:pPr>
+              <w:spacing w:lineRule="exact" w:line="203"/>
               <w:jc w:val="left"/>
             </w:pPr>
             <w:r>
@@ -528,6 +545,7 @@
           </w:tcPr>
           <w:p>
             <w:pPr>
+              <w:spacing w:lineRule="exact" w:line="203"/>
               <w:jc w:val="left"/>
             </w:pPr>
             <w:r>
@@ -544,6 +562,7 @@
     </w:tbl>
     <w:p>
       <w:pPr>
+        <w:spacing w:lineRule="exact" w:line="241"/>
         <w:jc w:val="left"/>
       </w:pPr>
       <w:r>
@@ -601,6 +620,7 @@
     </w:p>
     <w:p>
       <w:pPr>
+        <w:spacing w:lineRule="exact" w:line="241"/>
         <w:jc w:val="left"/>
       </w:pPr>
       <w:r>
@@ -616,6 +636,7 @@
     </w:p>
     <w:p>
       <w:pPr>
+        <w:spacing w:lineRule="exact" w:line="185"/>
         <w:jc w:val="left"/>
       </w:pPr>
       <w:r>
@@ -756,6 +777,7 @@
     </w:tbl>
     <w:p>
       <w:pPr>
+        <w:spacing w:lineRule="exact" w:line="241"/>
         <w:jc w:val="left"/>
       </w:pPr>
       <w:r>
@@ -771,6 +793,7 @@
     </w:p>
     <w:p>
       <w:pPr>
+        <w:spacing w:lineRule="exact" w:line="185"/>
         <w:jc w:val="left"/>
       </w:pPr>
       <w:r>
@@ -783,6 +806,7 @@
     </w:p>
     <w:p>
       <w:pPr>
+        <w:spacing w:lineRule="exact" w:line="370"/>
         <w:jc w:val="center"/>
       </w:pPr>
       <w:r>

--- a/assets/readme/examples/word-export-companion.docx
+++ b/assets/readme/examples/word-export-companion.docx
@@ -249,6 +249,12 @@
               <w:right w:val="single" w:sz="6" w:color="CDD4DB"/>
             </w:tcBorders>
             <w:shd w:val="clear" w:fill="E8EEF3"/>
+            <w:tcMar>
+              <w:top w:type="dxa" w:w="80"/>
+              <w:left w:type="dxa" w:w="80"/>
+              <w:bottom w:type="dxa" w:w="80"/>
+              <w:right w:type="dxa" w:w="80"/>
+            </w:tcMar>
           </w:tcPr>
           <w:p>
             <w:r>
@@ -265,6 +271,12 @@
               <w:right w:val="single" w:sz="6" w:color="CDD4DB"/>
             </w:tcBorders>
             <w:shd w:val="clear" w:fill="E8EEF3"/>
+            <w:tcMar>
+              <w:top w:type="dxa" w:w="80"/>
+              <w:left w:type="dxa" w:w="80"/>
+              <w:bottom w:type="dxa" w:w="80"/>
+              <w:right w:type="dxa" w:w="80"/>
+            </w:tcMar>
           </w:tcPr>
           <w:p>
             <w:r>
@@ -281,6 +293,12 @@
               <w:right w:val="single" w:sz="6" w:color="CDD4DB"/>
             </w:tcBorders>
             <w:shd w:val="clear" w:fill="E8EEF3"/>
+            <w:tcMar>
+              <w:top w:type="dxa" w:w="80"/>
+              <w:left w:type="dxa" w:w="80"/>
+              <w:bottom w:type="dxa" w:w="80"/>
+              <w:right w:type="dxa" w:w="80"/>
+            </w:tcMar>
           </w:tcPr>
           <w:p>
             <w:r>
@@ -298,6 +316,12 @@
               <w:bottom w:val="single" w:sz="6" w:color="CDD4DB"/>
               <w:right w:val="single" w:sz="6" w:color="CDD4DB"/>
             </w:tcBorders>
+            <w:tcMar>
+              <w:top w:type="dxa" w:w="80"/>
+              <w:left w:type="dxa" w:w="80"/>
+              <w:bottom w:type="dxa" w:w="80"/>
+              <w:right w:type="dxa" w:w="80"/>
+            </w:tcMar>
           </w:tcPr>
           <w:p>
             <w:r>
@@ -313,6 +337,12 @@
               <w:bottom w:val="single" w:sz="6" w:color="CDD4DB"/>
               <w:right w:val="single" w:sz="6" w:color="CDD4DB"/>
             </w:tcBorders>
+            <w:tcMar>
+              <w:top w:type="dxa" w:w="80"/>
+              <w:left w:type="dxa" w:w="80"/>
+              <w:bottom w:type="dxa" w:w="80"/>
+              <w:right w:type="dxa" w:w="80"/>
+            </w:tcMar>
           </w:tcPr>
           <w:p>
             <w:r>
@@ -328,6 +358,12 @@
               <w:bottom w:val="single" w:sz="6" w:color="CDD4DB"/>
               <w:right w:val="single" w:sz="6" w:color="CDD4DB"/>
             </w:tcBorders>
+            <w:tcMar>
+              <w:top w:type="dxa" w:w="80"/>
+              <w:left w:type="dxa" w:w="80"/>
+              <w:bottom w:type="dxa" w:w="80"/>
+              <w:right w:type="dxa" w:w="80"/>
+            </w:tcMar>
           </w:tcPr>
           <w:p>
             <w:r>
@@ -345,6 +381,12 @@
               <w:bottom w:val="single" w:sz="6" w:color="CDD4DB"/>
               <w:right w:val="single" w:sz="6" w:color="CDD4DB"/>
             </w:tcBorders>
+            <w:tcMar>
+              <w:top w:type="dxa" w:w="80"/>
+              <w:left w:type="dxa" w:w="80"/>
+              <w:bottom w:type="dxa" w:w="80"/>
+              <w:right w:type="dxa" w:w="80"/>
+            </w:tcMar>
           </w:tcPr>
           <w:p>
             <w:r>
@@ -360,6 +402,12 @@
               <w:bottom w:val="single" w:sz="6" w:color="CDD4DB"/>
               <w:right w:val="single" w:sz="6" w:color="CDD4DB"/>
             </w:tcBorders>
+            <w:tcMar>
+              <w:top w:type="dxa" w:w="80"/>
+              <w:left w:type="dxa" w:w="80"/>
+              <w:bottom w:type="dxa" w:w="80"/>
+              <w:right w:type="dxa" w:w="80"/>
+            </w:tcMar>
           </w:tcPr>
           <w:p>
             <w:r>
@@ -375,6 +423,12 @@
               <w:bottom w:val="single" w:sz="6" w:color="CDD4DB"/>
               <w:right w:val="single" w:sz="6" w:color="CDD4DB"/>
             </w:tcBorders>
+            <w:tcMar>
+              <w:top w:type="dxa" w:w="80"/>
+              <w:left w:type="dxa" w:w="80"/>
+              <w:bottom w:type="dxa" w:w="80"/>
+              <w:right w:type="dxa" w:w="80"/>
+            </w:tcMar>
           </w:tcPr>
           <w:p>
             <w:r>
@@ -392,6 +446,12 @@
               <w:bottom w:val="single" w:sz="6" w:color="CDD4DB"/>
               <w:right w:val="single" w:sz="6" w:color="CDD4DB"/>
             </w:tcBorders>
+            <w:tcMar>
+              <w:top w:type="dxa" w:w="80"/>
+              <w:left w:type="dxa" w:w="80"/>
+              <w:bottom w:type="dxa" w:w="80"/>
+              <w:right w:type="dxa" w:w="80"/>
+            </w:tcMar>
           </w:tcPr>
           <w:p>
             <w:r>
@@ -407,6 +467,12 @@
               <w:bottom w:val="single" w:sz="6" w:color="CDD4DB"/>
               <w:right w:val="single" w:sz="6" w:color="CDD4DB"/>
             </w:tcBorders>
+            <w:tcMar>
+              <w:top w:type="dxa" w:w="80"/>
+              <w:left w:type="dxa" w:w="80"/>
+              <w:bottom w:type="dxa" w:w="80"/>
+              <w:right w:type="dxa" w:w="80"/>
+            </w:tcMar>
           </w:tcPr>
           <w:p>
             <w:r>
@@ -422,6 +488,12 @@
               <w:bottom w:val="single" w:sz="6" w:color="CDD4DB"/>
               <w:right w:val="single" w:sz="6" w:color="CDD4DB"/>
             </w:tcBorders>
+            <w:tcMar>
+              <w:top w:type="dxa" w:w="80"/>
+              <w:left w:type="dxa" w:w="80"/>
+              <w:bottom w:type="dxa" w:w="80"/>
+              <w:right w:type="dxa" w:w="80"/>
+            </w:tcMar>
           </w:tcPr>
           <w:p>
             <w:r>
@@ -439,6 +511,12 @@
               <w:bottom w:val="single" w:sz="6" w:color="CDD4DB"/>
               <w:right w:val="single" w:sz="6" w:color="CDD4DB"/>
             </w:tcBorders>
+            <w:tcMar>
+              <w:top w:type="dxa" w:w="80"/>
+              <w:left w:type="dxa" w:w="80"/>
+              <w:bottom w:type="dxa" w:w="80"/>
+              <w:right w:type="dxa" w:w="80"/>
+            </w:tcMar>
           </w:tcPr>
           <w:p>
             <w:r>
@@ -454,6 +532,12 @@
               <w:bottom w:val="single" w:sz="6" w:color="CDD4DB"/>
               <w:right w:val="single" w:sz="6" w:color="CDD4DB"/>
             </w:tcBorders>
+            <w:tcMar>
+              <w:top w:type="dxa" w:w="80"/>
+              <w:left w:type="dxa" w:w="80"/>
+              <w:bottom w:type="dxa" w:w="80"/>
+              <w:right w:type="dxa" w:w="80"/>
+            </w:tcMar>
           </w:tcPr>
           <w:p>
             <w:r>
@@ -469,6 +553,12 @@
               <w:bottom w:val="single" w:sz="6" w:color="CDD4DB"/>
               <w:right w:val="single" w:sz="6" w:color="CDD4DB"/>
             </w:tcBorders>
+            <w:tcMar>
+              <w:top w:type="dxa" w:w="80"/>
+              <w:left w:type="dxa" w:w="80"/>
+              <w:bottom w:type="dxa" w:w="80"/>
+              <w:right w:type="dxa" w:w="80"/>
+            </w:tcMar>
           </w:tcPr>
           <w:p>
             <w:r>
@@ -661,6 +751,14 @@
       </w:tblPr>
       <w:tr>
         <w:tc>
+          <w:tcPr>
+            <w:tcMar>
+              <w:top w:type="dxa" w:w="80"/>
+              <w:left w:type="dxa" w:w="80"/>
+              <w:bottom w:type="dxa" w:w="80"/>
+              <w:right w:type="dxa" w:w="80"/>
+            </w:tcMar>
+          </w:tcPr>
           <w:p>
             <w:r>
               <w:t/>
@@ -668,6 +766,14 @@
           </w:p>
         </w:tc>
         <w:tc>
+          <w:tcPr>
+            <w:tcMar>
+              <w:top w:type="dxa" w:w="80"/>
+              <w:left w:type="dxa" w:w="80"/>
+              <w:bottom w:type="dxa" w:w="80"/>
+              <w:right w:type="dxa" w:w="80"/>
+            </w:tcMar>
+          </w:tcPr>
           <w:p>
             <w:r>
               <w:t>Revenue</w:t>
@@ -675,6 +781,14 @@
           </w:p>
         </w:tc>
         <w:tc>
+          <w:tcPr>
+            <w:tcMar>
+              <w:top w:type="dxa" w:w="80"/>
+              <w:left w:type="dxa" w:w="80"/>
+              <w:bottom w:type="dxa" w:w="80"/>
+              <w:right w:type="dxa" w:w="80"/>
+            </w:tcMar>
+          </w:tcPr>
           <w:p>
             <w:r>
               <w:t>Profit</w:t>
@@ -684,6 +798,14 @@
       </w:tr>
       <w:tr>
         <w:tc>
+          <w:tcPr>
+            <w:tcMar>
+              <w:top w:type="dxa" w:w="80"/>
+              <w:left w:type="dxa" w:w="80"/>
+              <w:bottom w:type="dxa" w:w="80"/>
+              <w:right w:type="dxa" w:w="80"/>
+            </w:tcMar>
+          </w:tcPr>
           <w:p>
             <w:r>
               <w:t>Q1</w:t>
@@ -691,6 +813,14 @@
           </w:p>
         </w:tc>
         <w:tc>
+          <w:tcPr>
+            <w:tcMar>
+              <w:top w:type="dxa" w:w="80"/>
+              <w:left w:type="dxa" w:w="80"/>
+              <w:bottom w:type="dxa" w:w="80"/>
+              <w:right w:type="dxa" w:w="80"/>
+            </w:tcMar>
+          </w:tcPr>
           <w:p>
             <w:r>
               <w:t>42</w:t>
@@ -698,6 +828,14 @@
           </w:p>
         </w:tc>
         <w:tc>
+          <w:tcPr>
+            <w:tcMar>
+              <w:top w:type="dxa" w:w="80"/>
+              <w:left w:type="dxa" w:w="80"/>
+              <w:bottom w:type="dxa" w:w="80"/>
+              <w:right w:type="dxa" w:w="80"/>
+            </w:tcMar>
+          </w:tcPr>
           <w:p>
             <w:r>
               <w:t>12</w:t>
@@ -707,6 +845,14 @@
       </w:tr>
       <w:tr>
         <w:tc>
+          <w:tcPr>
+            <w:tcMar>
+              <w:top w:type="dxa" w:w="80"/>
+              <w:left w:type="dxa" w:w="80"/>
+              <w:bottom w:type="dxa" w:w="80"/>
+              <w:right w:type="dxa" w:w="80"/>
+            </w:tcMar>
+          </w:tcPr>
           <w:p>
             <w:r>
               <w:t>Q2</w:t>
@@ -714,6 +860,14 @@
           </w:p>
         </w:tc>
         <w:tc>
+          <w:tcPr>
+            <w:tcMar>
+              <w:top w:type="dxa" w:w="80"/>
+              <w:left w:type="dxa" w:w="80"/>
+              <w:bottom w:type="dxa" w:w="80"/>
+              <w:right w:type="dxa" w:w="80"/>
+            </w:tcMar>
+          </w:tcPr>
           <w:p>
             <w:r>
               <w:t>55</w:t>
@@ -721,6 +875,14 @@
           </w:p>
         </w:tc>
         <w:tc>
+          <w:tcPr>
+            <w:tcMar>
+              <w:top w:type="dxa" w:w="80"/>
+              <w:left w:type="dxa" w:w="80"/>
+              <w:bottom w:type="dxa" w:w="80"/>
+              <w:right w:type="dxa" w:w="80"/>
+            </w:tcMar>
+          </w:tcPr>
           <w:p>
             <w:r>
               <w:t>17</w:t>
@@ -730,6 +892,14 @@
       </w:tr>
       <w:tr>
         <w:tc>
+          <w:tcPr>
+            <w:tcMar>
+              <w:top w:type="dxa" w:w="80"/>
+              <w:left w:type="dxa" w:w="80"/>
+              <w:bottom w:type="dxa" w:w="80"/>
+              <w:right w:type="dxa" w:w="80"/>
+            </w:tcMar>
+          </w:tcPr>
           <w:p>
             <w:r>
               <w:t>Q3</w:t>
@@ -737,6 +907,14 @@
           </w:p>
         </w:tc>
         <w:tc>
+          <w:tcPr>
+            <w:tcMar>
+              <w:top w:type="dxa" w:w="80"/>
+              <w:left w:type="dxa" w:w="80"/>
+              <w:bottom w:type="dxa" w:w="80"/>
+              <w:right w:type="dxa" w:w="80"/>
+            </w:tcMar>
+          </w:tcPr>
           <w:p>
             <w:r>
               <w:t>61</w:t>
@@ -744,6 +922,14 @@
           </w:p>
         </w:tc>
         <w:tc>
+          <w:tcPr>
+            <w:tcMar>
+              <w:top w:type="dxa" w:w="80"/>
+              <w:left w:type="dxa" w:w="80"/>
+              <w:bottom w:type="dxa" w:w="80"/>
+              <w:right w:type="dxa" w:w="80"/>
+            </w:tcMar>
+          </w:tcPr>
           <w:p>
             <w:r>
               <w:t>21</w:t>
@@ -753,6 +939,14 @@
       </w:tr>
       <w:tr>
         <w:tc>
+          <w:tcPr>
+            <w:tcMar>
+              <w:top w:type="dxa" w:w="80"/>
+              <w:left w:type="dxa" w:w="80"/>
+              <w:bottom w:type="dxa" w:w="80"/>
+              <w:right w:type="dxa" w:w="80"/>
+            </w:tcMar>
+          </w:tcPr>
           <w:p>
             <w:r>
               <w:t>Q4</w:t>
@@ -760,6 +954,14 @@
           </w:p>
         </w:tc>
         <w:tc>
+          <w:tcPr>
+            <w:tcMar>
+              <w:top w:type="dxa" w:w="80"/>
+              <w:left w:type="dxa" w:w="80"/>
+              <w:bottom w:type="dxa" w:w="80"/>
+              <w:right w:type="dxa" w:w="80"/>
+            </w:tcMar>
+          </w:tcPr>
           <w:p>
             <w:r>
               <w:t>70</w:t>
@@ -767,6 +969,14 @@
           </w:p>
         </w:tc>
         <w:tc>
+          <w:tcPr>
+            <w:tcMar>
+              <w:top w:type="dxa" w:w="80"/>
+              <w:left w:type="dxa" w:w="80"/>
+              <w:bottom w:type="dxa" w:w="80"/>
+              <w:right w:type="dxa" w:w="80"/>
+            </w:tcMar>
+          </w:tcPr>
           <w:p>
             <w:r>
               <w:t>26</w:t>

--- a/assets/readme/examples/word-export-companion.docx
+++ b/assets/readme/examples/word-export-companion.docx
@@ -177,7 +177,7 @@
           <w:ilvl w:val="1"/>
           <w:numId w:val="2"/>
         </w:numPr>
-        <w:spacing w:lineRule="exact" w:line="203"/>
+        <w:spacing w:before="40" w:lineRule="exact" w:line="203"/>
       </w:pPr>
       <w:r>
         <w:rPr>
@@ -194,7 +194,7 @@
           <w:ilvl w:val="2"/>
           <w:numId w:val="2"/>
         </w:numPr>
-        <w:spacing w:lineRule="exact" w:line="203"/>
+        <w:spacing w:before="40" w:lineRule="exact" w:line="203"/>
       </w:pPr>
       <w:r>
         <w:rPr>
@@ -667,6 +667,9 @@
       </w:r>
     </w:p>
     <w:p>
+      <w:pPr>
+        <w:spacing/>
+      </w:pPr>
       <w:r>
         <w:drawing>
           <wp:inline distT="0" distR="0" distB="0" distL="0">

--- a/assets/readme/examples/word-export-companion.docx
+++ b/assets/readme/examples/word-export-companion.docx
@@ -257,6 +257,9 @@
             </w:tcMar>
           </w:tcPr>
           <w:p>
+            <w:pPr>
+              <w:spacing w:lineRule="exact" w:line="259"/>
+            </w:pPr>
             <w:r>
               <w:t>Quarter</w:t>
             </w:r>
@@ -279,6 +282,9 @@
             </w:tcMar>
           </w:tcPr>
           <w:p>
+            <w:pPr>
+              <w:spacing w:lineRule="exact" w:line="259"/>
+            </w:pPr>
             <w:r>
               <w:t>Revenue</w:t>
             </w:r>
@@ -301,6 +307,9 @@
             </w:tcMar>
           </w:tcPr>
           <w:p>
+            <w:pPr>
+              <w:spacing w:lineRule="exact" w:line="259"/>
+            </w:pPr>
             <w:r>
               <w:t>Profit</w:t>
             </w:r>
@@ -324,6 +333,9 @@
             </w:tcMar>
           </w:tcPr>
           <w:p>
+            <w:pPr>
+              <w:spacing w:lineRule="exact" w:line="259"/>
+            </w:pPr>
             <w:r>
               <w:t>Q1</w:t>
             </w:r>
@@ -345,6 +357,9 @@
             </w:tcMar>
           </w:tcPr>
           <w:p>
+            <w:pPr>
+              <w:spacing w:lineRule="exact" w:line="259"/>
+            </w:pPr>
             <w:r>
               <w:t>42</w:t>
             </w:r>
@@ -366,6 +381,9 @@
             </w:tcMar>
           </w:tcPr>
           <w:p>
+            <w:pPr>
+              <w:spacing w:lineRule="exact" w:line="259"/>
+            </w:pPr>
             <w:r>
               <w:t>12</w:t>
             </w:r>
@@ -389,6 +407,9 @@
             </w:tcMar>
           </w:tcPr>
           <w:p>
+            <w:pPr>
+              <w:spacing w:lineRule="exact" w:line="259"/>
+            </w:pPr>
             <w:r>
               <w:t>Q2</w:t>
             </w:r>
@@ -410,6 +431,9 @@
             </w:tcMar>
           </w:tcPr>
           <w:p>
+            <w:pPr>
+              <w:spacing w:lineRule="exact" w:line="259"/>
+            </w:pPr>
             <w:r>
               <w:t>55</w:t>
             </w:r>
@@ -431,6 +455,9 @@
             </w:tcMar>
           </w:tcPr>
           <w:p>
+            <w:pPr>
+              <w:spacing w:lineRule="exact" w:line="259"/>
+            </w:pPr>
             <w:r>
               <w:t>17</w:t>
             </w:r>
@@ -454,6 +481,9 @@
             </w:tcMar>
           </w:tcPr>
           <w:p>
+            <w:pPr>
+              <w:spacing w:lineRule="exact" w:line="259"/>
+            </w:pPr>
             <w:r>
               <w:t>Q3</w:t>
             </w:r>
@@ -475,6 +505,9 @@
             </w:tcMar>
           </w:tcPr>
           <w:p>
+            <w:pPr>
+              <w:spacing w:lineRule="exact" w:line="259"/>
+            </w:pPr>
             <w:r>
               <w:t>61</w:t>
             </w:r>
@@ -496,6 +529,9 @@
             </w:tcMar>
           </w:tcPr>
           <w:p>
+            <w:pPr>
+              <w:spacing w:lineRule="exact" w:line="259"/>
+            </w:pPr>
             <w:r>
               <w:t>21</w:t>
             </w:r>
@@ -519,6 +555,9 @@
             </w:tcMar>
           </w:tcPr>
           <w:p>
+            <w:pPr>
+              <w:spacing w:lineRule="exact" w:line="259"/>
+            </w:pPr>
             <w:r>
               <w:t>Q4</w:t>
             </w:r>
@@ -540,6 +579,9 @@
             </w:tcMar>
           </w:tcPr>
           <w:p>
+            <w:pPr>
+              <w:spacing w:lineRule="exact" w:line="259"/>
+            </w:pPr>
             <w:r>
               <w:t>70</w:t>
             </w:r>
@@ -561,6 +603,9 @@
             </w:tcMar>
           </w:tcPr>
           <w:p>
+            <w:pPr>
+              <w:spacing w:lineRule="exact" w:line="259"/>
+            </w:pPr>
             <w:r>
               <w:t>26</w:t>
             </w:r>

--- a/assets/readme/examples/word-export-companion.docx
+++ b/assets/readme/examples/word-export-companion.docx
@@ -223,7 +223,7 @@
     </w:p>
     <w:tbl>
       <w:tblPr>
-        <w:tblW w:w="3203" w:type="dxa"/>
+        <w:tblW w:w="3263" w:type="dxa"/>
         <w:tblBorders>
           <w:top w:val="single"/>
           <w:left w:val="single"/>
@@ -235,9 +235,9 @@
         <w:tblLayout w:type="fixed"/>
       </w:tblPr>
       <w:tblGrid>
-        <w:gridCol w:w="1109"/>
-        <w:gridCol w:w="1281"/>
-        <w:gridCol w:w="813"/>
+        <w:gridCol w:w="1129"/>
+        <w:gridCol w:w="1301"/>
+        <w:gridCol w:w="833"/>
       </w:tblGrid>
       <w:tr>
         <w:tc>
@@ -261,6 +261,11 @@
               <w:spacing w:lineRule="exact" w:line="259"/>
             </w:pPr>
             <w:r>
+              <w:rPr>
+                <w:sz w:val="28"/>
+                <w:szCs w:val="28"/>
+                <w:color w:val="000000"/>
+              </w:rPr>
               <w:t>Quarter</w:t>
             </w:r>
           </w:p>
@@ -286,6 +291,11 @@
               <w:spacing w:lineRule="exact" w:line="259"/>
             </w:pPr>
             <w:r>
+              <w:rPr>
+                <w:sz w:val="28"/>
+                <w:szCs w:val="28"/>
+                <w:color w:val="000000"/>
+              </w:rPr>
               <w:t>Revenue</w:t>
             </w:r>
           </w:p>
@@ -311,6 +321,11 @@
               <w:spacing w:lineRule="exact" w:line="259"/>
             </w:pPr>
             <w:r>
+              <w:rPr>
+                <w:sz w:val="28"/>
+                <w:szCs w:val="28"/>
+                <w:color w:val="000000"/>
+              </w:rPr>
               <w:t>Profit</w:t>
             </w:r>
           </w:p>
@@ -337,6 +352,11 @@
               <w:spacing w:lineRule="exact" w:line="259"/>
             </w:pPr>
             <w:r>
+              <w:rPr>
+                <w:sz w:val="28"/>
+                <w:szCs w:val="28"/>
+                <w:color w:val="000000"/>
+              </w:rPr>
               <w:t>Q1</w:t>
             </w:r>
           </w:p>
@@ -361,6 +381,11 @@
               <w:spacing w:lineRule="exact" w:line="259"/>
             </w:pPr>
             <w:r>
+              <w:rPr>
+                <w:sz w:val="28"/>
+                <w:szCs w:val="28"/>
+                <w:color w:val="000000"/>
+              </w:rPr>
               <w:t>42</w:t>
             </w:r>
           </w:p>
@@ -385,6 +410,11 @@
               <w:spacing w:lineRule="exact" w:line="259"/>
             </w:pPr>
             <w:r>
+              <w:rPr>
+                <w:sz w:val="28"/>
+                <w:szCs w:val="28"/>
+                <w:color w:val="000000"/>
+              </w:rPr>
               <w:t>12</w:t>
             </w:r>
           </w:p>
@@ -411,6 +441,11 @@
               <w:spacing w:lineRule="exact" w:line="259"/>
             </w:pPr>
             <w:r>
+              <w:rPr>
+                <w:sz w:val="28"/>
+                <w:szCs w:val="28"/>
+                <w:color w:val="000000"/>
+              </w:rPr>
               <w:t>Q2</w:t>
             </w:r>
           </w:p>
@@ -435,6 +470,11 @@
               <w:spacing w:lineRule="exact" w:line="259"/>
             </w:pPr>
             <w:r>
+              <w:rPr>
+                <w:sz w:val="28"/>
+                <w:szCs w:val="28"/>
+                <w:color w:val="000000"/>
+              </w:rPr>
               <w:t>55</w:t>
             </w:r>
           </w:p>
@@ -459,6 +499,11 @@
               <w:spacing w:lineRule="exact" w:line="259"/>
             </w:pPr>
             <w:r>
+              <w:rPr>
+                <w:sz w:val="28"/>
+                <w:szCs w:val="28"/>
+                <w:color w:val="000000"/>
+              </w:rPr>
               <w:t>17</w:t>
             </w:r>
           </w:p>
@@ -485,6 +530,11 @@
               <w:spacing w:lineRule="exact" w:line="259"/>
             </w:pPr>
             <w:r>
+              <w:rPr>
+                <w:sz w:val="28"/>
+                <w:szCs w:val="28"/>
+                <w:color w:val="000000"/>
+              </w:rPr>
               <w:t>Q3</w:t>
             </w:r>
           </w:p>
@@ -509,6 +559,11 @@
               <w:spacing w:lineRule="exact" w:line="259"/>
             </w:pPr>
             <w:r>
+              <w:rPr>
+                <w:sz w:val="28"/>
+                <w:szCs w:val="28"/>
+                <w:color w:val="000000"/>
+              </w:rPr>
               <w:t>61</w:t>
             </w:r>
           </w:p>
@@ -533,6 +588,11 @@
               <w:spacing w:lineRule="exact" w:line="259"/>
             </w:pPr>
             <w:r>
+              <w:rPr>
+                <w:sz w:val="28"/>
+                <w:szCs w:val="28"/>
+                <w:color w:val="000000"/>
+              </w:rPr>
               <w:t>21</w:t>
             </w:r>
           </w:p>
@@ -559,6 +619,11 @@
               <w:spacing w:lineRule="exact" w:line="259"/>
             </w:pPr>
             <w:r>
+              <w:rPr>
+                <w:sz w:val="28"/>
+                <w:szCs w:val="28"/>
+                <w:color w:val="000000"/>
+              </w:rPr>
               <w:t>Q4</w:t>
             </w:r>
           </w:p>
@@ -583,6 +648,11 @@
               <w:spacing w:lineRule="exact" w:line="259"/>
             </w:pPr>
             <w:r>
+              <w:rPr>
+                <w:sz w:val="28"/>
+                <w:szCs w:val="28"/>
+                <w:color w:val="000000"/>
+              </w:rPr>
               <w:t>70</w:t>
             </w:r>
           </w:p>
@@ -607,6 +677,11 @@
               <w:spacing w:lineRule="exact" w:line="259"/>
             </w:pPr>
             <w:r>
+              <w:rPr>
+                <w:sz w:val="28"/>
+                <w:szCs w:val="28"/>
+                <w:color w:val="000000"/>
+              </w:rPr>
               <w:t>26</w:t>
             </w:r>
           </w:p>
@@ -809,6 +884,11 @@
           </w:tcPr>
           <w:p>
             <w:r>
+              <w:rPr>
+                <w:sz w:val="28"/>
+                <w:szCs w:val="28"/>
+                <w:color w:val="000000"/>
+              </w:rPr>
               <w:t/>
             </w:r>
           </w:p>
@@ -824,6 +904,11 @@
           </w:tcPr>
           <w:p>
             <w:r>
+              <w:rPr>
+                <w:sz w:val="28"/>
+                <w:szCs w:val="28"/>
+                <w:color w:val="000000"/>
+              </w:rPr>
               <w:t>Revenue</w:t>
             </w:r>
           </w:p>
@@ -839,6 +924,11 @@
           </w:tcPr>
           <w:p>
             <w:r>
+              <w:rPr>
+                <w:sz w:val="28"/>
+                <w:szCs w:val="28"/>
+                <w:color w:val="000000"/>
+              </w:rPr>
               <w:t>Profit</w:t>
             </w:r>
           </w:p>
@@ -856,6 +946,11 @@
           </w:tcPr>
           <w:p>
             <w:r>
+              <w:rPr>
+                <w:sz w:val="28"/>
+                <w:szCs w:val="28"/>
+                <w:color w:val="000000"/>
+              </w:rPr>
               <w:t>Q1</w:t>
             </w:r>
           </w:p>
@@ -871,6 +966,11 @@
           </w:tcPr>
           <w:p>
             <w:r>
+              <w:rPr>
+                <w:sz w:val="28"/>
+                <w:szCs w:val="28"/>
+                <w:color w:val="000000"/>
+              </w:rPr>
               <w:t>42</w:t>
             </w:r>
           </w:p>
@@ -886,6 +986,11 @@
           </w:tcPr>
           <w:p>
             <w:r>
+              <w:rPr>
+                <w:sz w:val="28"/>
+                <w:szCs w:val="28"/>
+                <w:color w:val="000000"/>
+              </w:rPr>
               <w:t>12</w:t>
             </w:r>
           </w:p>
@@ -903,6 +1008,11 @@
           </w:tcPr>
           <w:p>
             <w:r>
+              <w:rPr>
+                <w:sz w:val="28"/>
+                <w:szCs w:val="28"/>
+                <w:color w:val="000000"/>
+              </w:rPr>
               <w:t>Q2</w:t>
             </w:r>
           </w:p>
@@ -918,6 +1028,11 @@
           </w:tcPr>
           <w:p>
             <w:r>
+              <w:rPr>
+                <w:sz w:val="28"/>
+                <w:szCs w:val="28"/>
+                <w:color w:val="000000"/>
+              </w:rPr>
               <w:t>55</w:t>
             </w:r>
           </w:p>
@@ -933,6 +1048,11 @@
           </w:tcPr>
           <w:p>
             <w:r>
+              <w:rPr>
+                <w:sz w:val="28"/>
+                <w:szCs w:val="28"/>
+                <w:color w:val="000000"/>
+              </w:rPr>
               <w:t>17</w:t>
             </w:r>
           </w:p>
@@ -950,6 +1070,11 @@
           </w:tcPr>
           <w:p>
             <w:r>
+              <w:rPr>
+                <w:sz w:val="28"/>
+                <w:szCs w:val="28"/>
+                <w:color w:val="000000"/>
+              </w:rPr>
               <w:t>Q3</w:t>
             </w:r>
           </w:p>
@@ -965,6 +1090,11 @@
           </w:tcPr>
           <w:p>
             <w:r>
+              <w:rPr>
+                <w:sz w:val="28"/>
+                <w:szCs w:val="28"/>
+                <w:color w:val="000000"/>
+              </w:rPr>
               <w:t>61</w:t>
             </w:r>
           </w:p>
@@ -980,6 +1110,11 @@
           </w:tcPr>
           <w:p>
             <w:r>
+              <w:rPr>
+                <w:sz w:val="28"/>
+                <w:szCs w:val="28"/>
+                <w:color w:val="000000"/>
+              </w:rPr>
               <w:t>21</w:t>
             </w:r>
           </w:p>
@@ -997,6 +1132,11 @@
           </w:tcPr>
           <w:p>
             <w:r>
+              <w:rPr>
+                <w:sz w:val="28"/>
+                <w:szCs w:val="28"/>
+                <w:color w:val="000000"/>
+              </w:rPr>
               <w:t>Q4</w:t>
             </w:r>
           </w:p>
@@ -1012,6 +1152,11 @@
           </w:tcPr>
           <w:p>
             <w:r>
+              <w:rPr>
+                <w:sz w:val="28"/>
+                <w:szCs w:val="28"/>
+                <w:color w:val="000000"/>
+              </w:rPr>
               <w:t>70</w:t>
             </w:r>
           </w:p>
@@ -1027,6 +1172,11 @@
           </w:tcPr>
           <w:p>
             <w:r>
+              <w:rPr>
+                <w:sz w:val="28"/>
+                <w:szCs w:val="28"/>
+                <w:color w:val="000000"/>
+              </w:rPr>
               <w:t>26</w:t>
             </w:r>
           </w:p>

--- a/assets/readme/examples/word-export-companion.docx
+++ b/assets/readme/examples/word-export-companion.docx
@@ -240,6 +240,9 @@
         <w:gridCol w:w="833"/>
       </w:tblGrid>
       <w:tr>
+        <w:trPr>
+          <w:cantSplit w:val="on"/>
+        </w:trPr>
         <w:tc>
           <w:tcPr>
             <w:tcBorders>
@@ -332,6 +335,9 @@
         </w:tc>
       </w:tr>
       <w:tr>
+        <w:trPr>
+          <w:cantSplit w:val="on"/>
+        </w:trPr>
         <w:tc>
           <w:tcPr>
             <w:tcBorders>
@@ -421,6 +427,9 @@
         </w:tc>
       </w:tr>
       <w:tr>
+        <w:trPr>
+          <w:cantSplit w:val="on"/>
+        </w:trPr>
         <w:tc>
           <w:tcPr>
             <w:tcBorders>
@@ -510,6 +519,9 @@
         </w:tc>
       </w:tr>
       <w:tr>
+        <w:trPr>
+          <w:cantSplit w:val="on"/>
+        </w:trPr>
         <w:tc>
           <w:tcPr>
             <w:tcBorders>
@@ -599,6 +611,9 @@
         </w:tc>
       </w:tr>
       <w:tr>
+        <w:trPr>
+          <w:cantSplit w:val="on"/>
+        </w:trPr>
         <w:tc>
           <w:tcPr>
             <w:tcBorders>
@@ -722,6 +737,9 @@
         <w:gridCol w:w="4850"/>
       </w:tblGrid>
       <w:tr>
+        <w:trPr>
+          <w:cantSplit w:val="on"/>
+        </w:trPr>
         <w:tc>
           <w:tcPr>
             <w:tcW w:type="dxa" w:w="5130"/>

--- a/assets/readme/examples/word-export-companion.docx
+++ b/assets/readme/examples/word-export-companion.docx
@@ -258,6 +258,7 @@
               <w:bottom w:type="dxa" w:w="80"/>
               <w:right w:type="dxa" w:w="80"/>
             </w:tcMar>
+            <w:vAlign w:val="center"/>
           </w:tcPr>
           <w:p>
             <w:pPr>
@@ -288,6 +289,7 @@
               <w:bottom w:type="dxa" w:w="80"/>
               <w:right w:type="dxa" w:w="80"/>
             </w:tcMar>
+            <w:vAlign w:val="center"/>
           </w:tcPr>
           <w:p>
             <w:pPr>
@@ -318,6 +320,7 @@
               <w:bottom w:type="dxa" w:w="80"/>
               <w:right w:type="dxa" w:w="80"/>
             </w:tcMar>
+            <w:vAlign w:val="center"/>
           </w:tcPr>
           <w:p>
             <w:pPr>
@@ -352,6 +355,7 @@
               <w:bottom w:type="dxa" w:w="80"/>
               <w:right w:type="dxa" w:w="80"/>
             </w:tcMar>
+            <w:vAlign w:val="center"/>
           </w:tcPr>
           <w:p>
             <w:pPr>
@@ -381,6 +385,7 @@
               <w:bottom w:type="dxa" w:w="80"/>
               <w:right w:type="dxa" w:w="80"/>
             </w:tcMar>
+            <w:vAlign w:val="center"/>
           </w:tcPr>
           <w:p>
             <w:pPr>
@@ -410,6 +415,7 @@
               <w:bottom w:type="dxa" w:w="80"/>
               <w:right w:type="dxa" w:w="80"/>
             </w:tcMar>
+            <w:vAlign w:val="center"/>
           </w:tcPr>
           <w:p>
             <w:pPr>
@@ -444,6 +450,7 @@
               <w:bottom w:type="dxa" w:w="80"/>
               <w:right w:type="dxa" w:w="80"/>
             </w:tcMar>
+            <w:vAlign w:val="center"/>
           </w:tcPr>
           <w:p>
             <w:pPr>
@@ -473,6 +480,7 @@
               <w:bottom w:type="dxa" w:w="80"/>
               <w:right w:type="dxa" w:w="80"/>
             </w:tcMar>
+            <w:vAlign w:val="center"/>
           </w:tcPr>
           <w:p>
             <w:pPr>
@@ -502,6 +510,7 @@
               <w:bottom w:type="dxa" w:w="80"/>
               <w:right w:type="dxa" w:w="80"/>
             </w:tcMar>
+            <w:vAlign w:val="center"/>
           </w:tcPr>
           <w:p>
             <w:pPr>
@@ -536,6 +545,7 @@
               <w:bottom w:type="dxa" w:w="80"/>
               <w:right w:type="dxa" w:w="80"/>
             </w:tcMar>
+            <w:vAlign w:val="center"/>
           </w:tcPr>
           <w:p>
             <w:pPr>
@@ -565,6 +575,7 @@
               <w:bottom w:type="dxa" w:w="80"/>
               <w:right w:type="dxa" w:w="80"/>
             </w:tcMar>
+            <w:vAlign w:val="center"/>
           </w:tcPr>
           <w:p>
             <w:pPr>
@@ -594,6 +605,7 @@
               <w:bottom w:type="dxa" w:w="80"/>
               <w:right w:type="dxa" w:w="80"/>
             </w:tcMar>
+            <w:vAlign w:val="center"/>
           </w:tcPr>
           <w:p>
             <w:pPr>
@@ -628,6 +640,7 @@
               <w:bottom w:type="dxa" w:w="80"/>
               <w:right w:type="dxa" w:w="80"/>
             </w:tcMar>
+            <w:vAlign w:val="center"/>
           </w:tcPr>
           <w:p>
             <w:pPr>
@@ -657,6 +670,7 @@
               <w:bottom w:type="dxa" w:w="80"/>
               <w:right w:type="dxa" w:w="80"/>
             </w:tcMar>
+            <w:vAlign w:val="center"/>
           </w:tcPr>
           <w:p>
             <w:pPr>
@@ -686,6 +700,7 @@
               <w:bottom w:type="dxa" w:w="80"/>
               <w:right w:type="dxa" w:w="80"/>
             </w:tcMar>
+            <w:vAlign w:val="center"/>
           </w:tcPr>
           <w:p>
             <w:pPr>
@@ -899,6 +914,7 @@
               <w:bottom w:type="dxa" w:w="80"/>
               <w:right w:type="dxa" w:w="80"/>
             </w:tcMar>
+            <w:vAlign w:val="center"/>
           </w:tcPr>
           <w:p>
             <w:r>
@@ -919,6 +935,7 @@
               <w:bottom w:type="dxa" w:w="80"/>
               <w:right w:type="dxa" w:w="80"/>
             </w:tcMar>
+            <w:vAlign w:val="center"/>
           </w:tcPr>
           <w:p>
             <w:r>
@@ -939,6 +956,7 @@
               <w:bottom w:type="dxa" w:w="80"/>
               <w:right w:type="dxa" w:w="80"/>
             </w:tcMar>
+            <w:vAlign w:val="center"/>
           </w:tcPr>
           <w:p>
             <w:r>
@@ -961,6 +979,7 @@
               <w:bottom w:type="dxa" w:w="80"/>
               <w:right w:type="dxa" w:w="80"/>
             </w:tcMar>
+            <w:vAlign w:val="center"/>
           </w:tcPr>
           <w:p>
             <w:r>
@@ -981,6 +1000,7 @@
               <w:bottom w:type="dxa" w:w="80"/>
               <w:right w:type="dxa" w:w="80"/>
             </w:tcMar>
+            <w:vAlign w:val="center"/>
           </w:tcPr>
           <w:p>
             <w:r>
@@ -1001,6 +1021,7 @@
               <w:bottom w:type="dxa" w:w="80"/>
               <w:right w:type="dxa" w:w="80"/>
             </w:tcMar>
+            <w:vAlign w:val="center"/>
           </w:tcPr>
           <w:p>
             <w:r>
@@ -1023,6 +1044,7 @@
               <w:bottom w:type="dxa" w:w="80"/>
               <w:right w:type="dxa" w:w="80"/>
             </w:tcMar>
+            <w:vAlign w:val="center"/>
           </w:tcPr>
           <w:p>
             <w:r>
@@ -1043,6 +1065,7 @@
               <w:bottom w:type="dxa" w:w="80"/>
               <w:right w:type="dxa" w:w="80"/>
             </w:tcMar>
+            <w:vAlign w:val="center"/>
           </w:tcPr>
           <w:p>
             <w:r>
@@ -1063,6 +1086,7 @@
               <w:bottom w:type="dxa" w:w="80"/>
               <w:right w:type="dxa" w:w="80"/>
             </w:tcMar>
+            <w:vAlign w:val="center"/>
           </w:tcPr>
           <w:p>
             <w:r>
@@ -1085,6 +1109,7 @@
               <w:bottom w:type="dxa" w:w="80"/>
               <w:right w:type="dxa" w:w="80"/>
             </w:tcMar>
+            <w:vAlign w:val="center"/>
           </w:tcPr>
           <w:p>
             <w:r>
@@ -1105,6 +1130,7 @@
               <w:bottom w:type="dxa" w:w="80"/>
               <w:right w:type="dxa" w:w="80"/>
             </w:tcMar>
+            <w:vAlign w:val="center"/>
           </w:tcPr>
           <w:p>
             <w:r>
@@ -1125,6 +1151,7 @@
               <w:bottom w:type="dxa" w:w="80"/>
               <w:right w:type="dxa" w:w="80"/>
             </w:tcMar>
+            <w:vAlign w:val="center"/>
           </w:tcPr>
           <w:p>
             <w:r>
@@ -1147,6 +1174,7 @@
               <w:bottom w:type="dxa" w:w="80"/>
               <w:right w:type="dxa" w:w="80"/>
             </w:tcMar>
+            <w:vAlign w:val="center"/>
           </w:tcPr>
           <w:p>
             <w:r>
@@ -1167,6 +1195,7 @@
               <w:bottom w:type="dxa" w:w="80"/>
               <w:right w:type="dxa" w:w="80"/>
             </w:tcMar>
+            <w:vAlign w:val="center"/>
           </w:tcPr>
           <w:p>
             <w:r>
@@ -1187,6 +1216,7 @@
               <w:bottom w:type="dxa" w:w="80"/>
               <w:right w:type="dxa" w:w="80"/>
             </w:tcMar>
+            <w:vAlign w:val="center"/>
           </w:tcPr>
           <w:p>
             <w:r>

--- a/assets/readme/examples/word-export-companion.docx
+++ b/assets/readme/examples/word-export-companion.docx
@@ -1259,6 +1259,15 @@
         </w:rPr>
         <w:t>The divider and the badge below render in the PDF; the semantic export skips pure geometry and writes the badge's text inline instead.</w:t>
       </w:r>
+    </w:p>
+    <w:p>
+      <w:pPr>
+        <w:pBdr>
+          <w:bottom w:val="single" w:sz="16" w:color="C4994C" w:space="0"/>
+        </w:pBdr>
+        <w:spacing w:lineRule="exact" w:line="2"/>
+        <w:ind w:left="0" w:right="1580"/>
+      </w:pPr>
     </w:p>
     <w:p>
       <w:pPr>

--- a/assets/readme/examples/word-export-companion.docx
+++ b/assets/readme/examples/word-export-companion.docx
@@ -20,7 +20,7 @@
     </w:p>
     <w:p>
       <w:pPr>
-        <w:spacing w:lineRule="exact" w:line="259"/>
+        <w:spacing w:before="280" w:lineRule="exact" w:line="259"/>
         <w:jc w:val="left"/>
       </w:pPr>
       <w:r>
@@ -106,7 +106,7 @@
     </w:p>
     <w:p>
       <w:pPr>
-        <w:spacing w:lineRule="exact" w:line="241"/>
+        <w:spacing w:before="280" w:lineRule="exact" w:line="241"/>
         <w:jc w:val="left"/>
       </w:pPr>
       <w:r>
@@ -126,7 +126,7 @@
           <w:ilvl w:val="0"/>
           <w:numId w:val="1"/>
         </w:numPr>
-        <w:spacing w:lineRule="exact" w:line="203"/>
+        <w:spacing w:before="280" w:lineRule="exact" w:line="203"/>
       </w:pPr>
       <w:r>
         <w:rPr>
@@ -160,7 +160,7 @@
           <w:ilvl w:val="0"/>
           <w:numId w:val="2"/>
         </w:numPr>
-        <w:spacing w:lineRule="exact" w:line="203"/>
+        <w:spacing w:before="280" w:lineRule="exact" w:line="203"/>
       </w:pPr>
       <w:r>
         <w:rPr>
@@ -207,7 +207,7 @@
     </w:p>
     <w:p>
       <w:pPr>
-        <w:spacing w:lineRule="exact" w:line="241"/>
+        <w:spacing w:before="280" w:lineRule="exact" w:line="241" w:after="280"/>
         <w:jc w:val="left"/>
       </w:pPr>
       <w:r>
@@ -720,7 +720,7 @@
     </w:tbl>
     <w:p>
       <w:pPr>
-        <w:spacing w:lineRule="exact" w:line="241"/>
+        <w:spacing w:before="280" w:lineRule="exact" w:line="241" w:after="280"/>
         <w:jc w:val="left"/>
       </w:pPr>
       <w:r>
@@ -805,7 +805,7 @@
     </w:tbl>
     <w:p>
       <w:pPr>
-        <w:spacing w:lineRule="exact" w:line="241"/>
+        <w:spacing w:before="280" w:lineRule="exact" w:line="241"/>
         <w:jc w:val="left"/>
       </w:pPr>
       <w:r>
@@ -821,7 +821,7 @@
     </w:p>
     <w:p>
       <w:pPr>
-        <w:spacing/>
+        <w:spacing w:before="280"/>
       </w:pPr>
       <w:r>
         <w:drawing>
@@ -866,7 +866,7 @@
     </w:p>
     <w:p>
       <w:pPr>
-        <w:spacing w:lineRule="exact" w:line="241"/>
+        <w:spacing w:before="280" w:lineRule="exact" w:line="241"/>
         <w:jc w:val="left"/>
       </w:pPr>
       <w:r>
@@ -882,7 +882,7 @@
     </w:p>
     <w:p>
       <w:pPr>
-        <w:spacing w:lineRule="exact" w:line="185"/>
+        <w:spacing w:before="280" w:lineRule="exact" w:line="185" w:after="280"/>
         <w:jc w:val="left"/>
       </w:pPr>
       <w:r>
@@ -1233,7 +1233,7 @@
     </w:tbl>
     <w:p>
       <w:pPr>
-        <w:spacing w:lineRule="exact" w:line="241"/>
+        <w:spacing w:before="280" w:lineRule="exact" w:line="241"/>
         <w:jc w:val="left"/>
       </w:pPr>
       <w:r>
@@ -1249,7 +1249,7 @@
     </w:p>
     <w:p>
       <w:pPr>
-        <w:spacing w:lineRule="exact" w:line="185"/>
+        <w:spacing w:before="280" w:lineRule="exact" w:line="185"/>
         <w:jc w:val="left"/>
       </w:pPr>
       <w:r>
@@ -1265,13 +1265,13 @@
         <w:pBdr>
           <w:bottom w:val="single" w:sz="16" w:color="C4994C" w:space="0"/>
         </w:pBdr>
-        <w:spacing w:lineRule="exact" w:line="2"/>
+        <w:spacing w:before="280" w:lineRule="exact" w:line="2"/>
         <w:ind w:left="0" w:right="1580"/>
       </w:pPr>
     </w:p>
     <w:p>
       <w:pPr>
-        <w:spacing w:lineRule="exact" w:line="370"/>
+        <w:spacing w:before="280" w:lineRule="exact" w:line="370"/>
         <w:jc w:val="center"/>
       </w:pPr>
       <w:r>

--- a/assets/readme/examples/word-export-companion.docx
+++ b/assets/readme/examples/word-export-companion.docx
@@ -1355,6 +1355,11 @@
         <w:color w:val="666A76"/>
       </w:rPr>
     </w:rPrDefault>
+    <w:pPrDefault>
+      <w:pPr>
+        <w:spacing w:after="0" w:line="240" w:lineRule="auto"/>
+      </w:pPr>
+    </w:pPrDefault>
   </w:docDefaults>
   <w:style w:type="paragraph" w:styleId="Normal" w:default="true">
     <w:name w:val="Normal"/>

--- a/assets/readme/examples/word-export-companion.docx
+++ b/assets/readme/examples/word-export-companion.docx
@@ -879,6 +879,49 @@
         </w:rPr>
         <w:t>Charts fall back to their data</w:t>
       </w:r>
+      <w:r>
+        <w:drawing xmlns:a="http://schemas.openxmlformats.org/drawingml/2006/main" xmlns:wps="http://schemas.microsoft.com/office/word/2010/wordprocessingShape">
+          <wp:anchor distT="0" distB="0" distL="0" distR="0" simplePos="0" relativeHeight="251659264" behindDoc="1" locked="0" layoutInCell="0" allowOverlap="1">
+            <wp:simplePos x="0" y="0"/>
+            <wp:positionH relativeFrom="page">
+              <wp:posOffset>609600</wp:posOffset>
+            </wp:positionH>
+            <wp:positionV relativeFrom="page">
+              <wp:posOffset>6219666</wp:posOffset>
+            </wp:positionV>
+            <wp:extent cx="914400" cy="914400"/>
+            <wp:effectExtent l="0" t="0" r="0" b="0"/>
+            <wp:wrapNone/>
+            <wp:docPr id="100000" name="Drawing 1"/>
+            <wp:cNvGraphicFramePr/>
+            <a:graphic>
+              <a:graphicData uri="http://schemas.microsoft.com/office/word/2010/wordprocessingShape">
+                <wps:wsp>
+                  <wps:cNvSpPr/>
+                  <wps:spPr>
+                    <a:xfrm>
+                      <a:off x="0" y="0"/>
+                      <a:ext cx="914400" cy="914400"/>
+                    </a:xfrm>
+                    <a:prstGeom prst="ellipse">
+                      <a:avLst/>
+                    </a:prstGeom>
+                    <a:solidFill>
+                      <a:srgbClr val="14505F"/>
+                    </a:solidFill>
+                    <a:ln w="15240">
+                      <a:solidFill>
+                        <a:srgbClr val="C4994C"/>
+                      </a:solidFill>
+                    </a:ln>
+                  </wps:spPr>
+                  <wps:bodyPr/>
+                </wps:wsp>
+              </a:graphicData>
+            </a:graphic>
+          </wp:anchor>
+        </w:drawing>
+      </w:r>
     </w:p>
     <w:p>
       <w:pPr>

--- a/assets/readme/examples/word-export-companion.docx
+++ b/assets/readme/examples/word-export-companion.docx
@@ -869,16 +869,6 @@
         <w:spacing w:before="280" w:lineRule="exact" w:line="241"/>
         <w:jc w:val="left"/>
       </w:pPr>
-      <w:r>
-        <w:rPr>
-          <w:sz w:val="26"/>
-          <w:szCs w:val="26"/>
-          <w:color w:val="222632"/>
-          <w:b w:val="on"/>
-          <w:bCs w:val="on"/>
-        </w:rPr>
-        <w:t>Charts fall back to their data</w:t>
-      </w:r>
       <w:r>
         <w:drawing xmlns:a="http://schemas.openxmlformats.org/drawingml/2006/main" xmlns:wps="http://schemas.microsoft.com/office/word/2010/wordprocessingShape">
           <wp:anchor distT="0" distB="0" distL="0" distR="0" simplePos="0" relativeHeight="251659264" behindDoc="1" locked="0" layoutInCell="0" allowOverlap="1">
@@ -922,6 +912,16 @@
           </wp:anchor>
         </w:drawing>
       </w:r>
+      <w:r>
+        <w:rPr>
+          <w:sz w:val="26"/>
+          <w:szCs w:val="26"/>
+          <w:color w:val="222632"/>
+          <w:b w:val="on"/>
+          <w:bCs w:val="on"/>
+        </w:rPr>
+        <w:t>Charts fall back to their data</w:t>
+      </w:r>
     </w:p>
     <w:p>
       <w:pPr>

--- a/assets/readme/examples/word-export-companion.docx
+++ b/assets/readme/examples/word-export-companion.docx
@@ -870,6 +870,49 @@
         <w:jc w:val="left"/>
       </w:pPr>
       <w:r>
+        <w:drawing xmlns:a="http://schemas.openxmlformats.org/drawingml/2006/main" xmlns:wps="http://schemas.microsoft.com/office/word/2010/wordprocessingShape">
+          <wp:anchor distT="0" distB="0" distL="0" distR="0" simplePos="0" relativeHeight="251659264" behindDoc="1" locked="0" layoutInCell="0" allowOverlap="1">
+            <wp:simplePos x="0" y="0"/>
+            <wp:positionH relativeFrom="page">
+              <wp:posOffset>609600</wp:posOffset>
+            </wp:positionH>
+            <wp:positionV relativeFrom="page">
+              <wp:posOffset>6219666</wp:posOffset>
+            </wp:positionV>
+            <wp:extent cx="914400" cy="914400"/>
+            <wp:effectExtent l="0" t="0" r="0" b="0"/>
+            <wp:wrapNone/>
+            <wp:docPr id="100000" name="Drawing 1"/>
+            <wp:cNvGraphicFramePr/>
+            <a:graphic>
+              <a:graphicData uri="http://schemas.microsoft.com/office/word/2010/wordprocessingShape">
+                <wps:wsp>
+                  <wps:cNvSpPr/>
+                  <wps:spPr>
+                    <a:xfrm>
+                      <a:off x="0" y="0"/>
+                      <a:ext cx="914400" cy="914400"/>
+                    </a:xfrm>
+                    <a:prstGeom prst="ellipse">
+                      <a:avLst/>
+                    </a:prstGeom>
+                    <a:solidFill>
+                      <a:srgbClr val="14505F"/>
+                    </a:solidFill>
+                    <a:ln w="15240">
+                      <a:solidFill>
+                        <a:srgbClr val="C4994C"/>
+                      </a:solidFill>
+                    </a:ln>
+                  </wps:spPr>
+                  <wps:bodyPr/>
+                </wps:wsp>
+              </a:graphicData>
+            </a:graphic>
+          </wp:anchor>
+        </w:drawing>
+      </w:r>
+      <w:r>
         <w:rPr>
           <w:sz w:val="26"/>
           <w:szCs w:val="26"/>

--- a/assets/readme/examples/word-export-companion.docx
+++ b/assets/readme/examples/word-export-companion.docx
@@ -960,6 +960,12 @@
             <w:vAlign w:val="center"/>
           </w:tcPr>
           <w:p>
+            <w:pPr>
+              <w:rPr>
+                <w:sz w:val="28"/>
+                <w:szCs w:val="28"/>
+              </w:rPr>
+            </w:pPr>
             <w:r>
               <w:rPr>
                 <w:sz w:val="28"/>
@@ -981,6 +987,12 @@
             <w:vAlign w:val="center"/>
           </w:tcPr>
           <w:p>
+            <w:pPr>
+              <w:rPr>
+                <w:sz w:val="28"/>
+                <w:szCs w:val="28"/>
+              </w:rPr>
+            </w:pPr>
             <w:r>
               <w:rPr>
                 <w:sz w:val="28"/>
@@ -1002,6 +1014,12 @@
             <w:vAlign w:val="center"/>
           </w:tcPr>
           <w:p>
+            <w:pPr>
+              <w:rPr>
+                <w:sz w:val="28"/>
+                <w:szCs w:val="28"/>
+              </w:rPr>
+            </w:pPr>
             <w:r>
               <w:rPr>
                 <w:sz w:val="28"/>
@@ -1025,6 +1043,12 @@
             <w:vAlign w:val="center"/>
           </w:tcPr>
           <w:p>
+            <w:pPr>
+              <w:rPr>
+                <w:sz w:val="28"/>
+                <w:szCs w:val="28"/>
+              </w:rPr>
+            </w:pPr>
             <w:r>
               <w:rPr>
                 <w:sz w:val="28"/>
@@ -1046,6 +1070,12 @@
             <w:vAlign w:val="center"/>
           </w:tcPr>
           <w:p>
+            <w:pPr>
+              <w:rPr>
+                <w:sz w:val="28"/>
+                <w:szCs w:val="28"/>
+              </w:rPr>
+            </w:pPr>
             <w:r>
               <w:rPr>
                 <w:sz w:val="28"/>
@@ -1067,6 +1097,12 @@
             <w:vAlign w:val="center"/>
           </w:tcPr>
           <w:p>
+            <w:pPr>
+              <w:rPr>
+                <w:sz w:val="28"/>
+                <w:szCs w:val="28"/>
+              </w:rPr>
+            </w:pPr>
             <w:r>
               <w:rPr>
                 <w:sz w:val="28"/>
@@ -1090,6 +1126,12 @@
             <w:vAlign w:val="center"/>
           </w:tcPr>
           <w:p>
+            <w:pPr>
+              <w:rPr>
+                <w:sz w:val="28"/>
+                <w:szCs w:val="28"/>
+              </w:rPr>
+            </w:pPr>
             <w:r>
               <w:rPr>
                 <w:sz w:val="28"/>
@@ -1111,6 +1153,12 @@
             <w:vAlign w:val="center"/>
           </w:tcPr>
           <w:p>
+            <w:pPr>
+              <w:rPr>
+                <w:sz w:val="28"/>
+                <w:szCs w:val="28"/>
+              </w:rPr>
+            </w:pPr>
             <w:r>
               <w:rPr>
                 <w:sz w:val="28"/>
@@ -1132,6 +1180,12 @@
             <w:vAlign w:val="center"/>
           </w:tcPr>
           <w:p>
+            <w:pPr>
+              <w:rPr>
+                <w:sz w:val="28"/>
+                <w:szCs w:val="28"/>
+              </w:rPr>
+            </w:pPr>
             <w:r>
               <w:rPr>
                 <w:sz w:val="28"/>
@@ -1155,6 +1209,12 @@
             <w:vAlign w:val="center"/>
           </w:tcPr>
           <w:p>
+            <w:pPr>
+              <w:rPr>
+                <w:sz w:val="28"/>
+                <w:szCs w:val="28"/>
+              </w:rPr>
+            </w:pPr>
             <w:r>
               <w:rPr>
                 <w:sz w:val="28"/>
@@ -1176,6 +1236,12 @@
             <w:vAlign w:val="center"/>
           </w:tcPr>
           <w:p>
+            <w:pPr>
+              <w:rPr>
+                <w:sz w:val="28"/>
+                <w:szCs w:val="28"/>
+              </w:rPr>
+            </w:pPr>
             <w:r>
               <w:rPr>
                 <w:sz w:val="28"/>
@@ -1197,6 +1263,12 @@
             <w:vAlign w:val="center"/>
           </w:tcPr>
           <w:p>
+            <w:pPr>
+              <w:rPr>
+                <w:sz w:val="28"/>
+                <w:szCs w:val="28"/>
+              </w:rPr>
+            </w:pPr>
             <w:r>
               <w:rPr>
                 <w:sz w:val="28"/>
@@ -1220,6 +1292,12 @@
             <w:vAlign w:val="center"/>
           </w:tcPr>
           <w:p>
+            <w:pPr>
+              <w:rPr>
+                <w:sz w:val="28"/>
+                <w:szCs w:val="28"/>
+              </w:rPr>
+            </w:pPr>
             <w:r>
               <w:rPr>
                 <w:sz w:val="28"/>
@@ -1241,6 +1319,12 @@
             <w:vAlign w:val="center"/>
           </w:tcPr>
           <w:p>
+            <w:pPr>
+              <w:rPr>
+                <w:sz w:val="28"/>
+                <w:szCs w:val="28"/>
+              </w:rPr>
+            </w:pPr>
             <w:r>
               <w:rPr>
                 <w:sz w:val="28"/>
@@ -1262,6 +1346,12 @@
             <w:vAlign w:val="center"/>
           </w:tcPr>
           <w:p>
+            <w:pPr>
+              <w:rPr>
+                <w:sz w:val="28"/>
+                <w:szCs w:val="28"/>
+              </w:rPr>
+            </w:pPr>
             <w:r>
               <w:rPr>
                 <w:sz w:val="28"/>

--- a/assets/readme/examples/word-export-companion.docx
+++ b/assets/readme/examples/word-export-companion.docx
@@ -241,6 +241,7 @@
       </w:tblGrid>
       <w:tr>
         <w:trPr>
+          <w:trHeight w:val="244" w:hRule="atLeast"/>
           <w:cantSplit w:val="on"/>
         </w:trPr>
         <w:tc>
@@ -339,6 +340,7 @@
       </w:tr>
       <w:tr>
         <w:trPr>
+          <w:trHeight w:val="244" w:hRule="atLeast"/>
           <w:cantSplit w:val="on"/>
         </w:trPr>
         <w:tc>
@@ -434,6 +436,7 @@
       </w:tr>
       <w:tr>
         <w:trPr>
+          <w:trHeight w:val="244" w:hRule="atLeast"/>
           <w:cantSplit w:val="on"/>
         </w:trPr>
         <w:tc>
@@ -529,6 +532,7 @@
       </w:tr>
       <w:tr>
         <w:trPr>
+          <w:trHeight w:val="244" w:hRule="atLeast"/>
           <w:cantSplit w:val="on"/>
         </w:trPr>
         <w:tc>
@@ -624,6 +628,7 @@
       </w:tr>
       <w:tr>
         <w:trPr>
+          <w:trHeight w:val="244" w:hRule="atLeast"/>
           <w:cantSplit w:val="on"/>
         </w:trPr>
         <w:tc>

--- a/assets/readme/examples/word-export-companion.docx
+++ b/assets/readme/examples/word-export-companion.docx
@@ -876,7 +876,7 @@
       </w:pPr>
       <w:r>
         <w:drawing xmlns:a="http://schemas.openxmlformats.org/drawingml/2006/main" xmlns:wps="http://schemas.microsoft.com/office/word/2010/wordprocessingShape">
-          <wp:anchor distT="0" distB="0" distL="0" distR="0" simplePos="0" relativeHeight="251659264" behindDoc="1" locked="0" layoutInCell="0" allowOverlap="1">
+          <wp:anchor distT="0" distB="0" distL="0" distR="0" simplePos="0" relativeHeight="251659264" behindDoc="0" locked="0" layoutInCell="0" allowOverlap="1">
             <wp:simplePos x="0" y="0"/>
             <wp:positionH relativeFrom="page">
               <wp:posOffset>609600</wp:posOffset>
@@ -910,7 +910,29 @@
                       </a:solidFill>
                     </a:ln>
                   </wps:spPr>
-                  <wps:bodyPr/>
+                  <wps:txbx>
+                    <w:txbxContent>
+                      <w:p>
+                        <w:pPr>
+                          <w:spacing w:before="0" w:after="0"/>
+                          <w:jc w:val="center"/>
+                        </w:pPr>
+                        <w:r>
+                          <w:rPr>
+                            <w:sz w:val="40"/>
+                            <w:szCs w:val="40"/>
+                            <w:color w:val="FFFFFF"/>
+                            <w:b w:val="on"/>
+                            <w:bCs w:val="on"/>
+                          </w:rPr>
+                          <w:t>GC</w:t>
+                        </w:r>
+                      </w:p>
+                    </w:txbxContent>
+                  </wps:txbx>
+                  <wps:bodyPr rot="0" vert="horz" wrap="none" lIns="0" tIns="0" rIns="0" bIns="0" anchor="ctr" anchorCtr="0">
+                    <a:noAutofit/>
+                  </wps:bodyPr>
                 </wps:wsp>
               </a:graphicData>
             </a:graphic>
@@ -1406,22 +1428,6 @@
         <w:spacing w:before="280" w:lineRule="exact" w:line="2"/>
         <w:ind w:left="0" w:right="1580"/>
       </w:pPr>
-    </w:p>
-    <w:p>
-      <w:pPr>
-        <w:spacing w:before="280" w:lineRule="exact" w:line="370"/>
-        <w:jc w:val="center"/>
-      </w:pPr>
-      <w:r>
-        <w:rPr>
-          <w:sz w:val="40"/>
-          <w:szCs w:val="40"/>
-          <w:color w:val="FFFFFF"/>
-          <w:b w:val="on"/>
-          <w:bCs w:val="on"/>
-        </w:rPr>
-        <w:t>GC</w:t>
-      </w:r>
     </w:p>
     <w:sectPr>
       <w:pgSz w:w="11900" w:h="16840" w:orient="portrait"/>

--- a/assets/readme/examples/word-export-companion.docx
+++ b/assets/readme/examples/word-export-companion.docx
@@ -930,7 +930,7 @@
                       </w:p>
                     </w:txbxContent>
                   </wps:txbx>
-                  <wps:bodyPr rot="0" vert="horz" wrap="none" lIns="0" tIns="0" rIns="0" bIns="0" anchor="ctr" anchorCtr="0">
+                  <wps:bodyPr rot="0" vert="horz" wrap="square" lIns="0" tIns="0" rIns="0" bIns="0" anchor="ctr" anchorCtr="0">
                     <a:noAutofit/>
                   </wps:bodyPr>
                 </wps:wsp>

--- a/assets/readme/examples/word-export-companion.docx
+++ b/assets/readme/examples/word-export-companion.docx
@@ -930,7 +930,7 @@
                       </w:p>
                     </w:txbxContent>
                   </wps:txbx>
-                  <wps:bodyPr rot="0" vert="horz" wrap="square" lIns="0" tIns="0" rIns="0" bIns="0" anchor="ctr" anchorCtr="0">
+                  <wps:bodyPr rot="0" vert="horz" wrap="square" lIns="-133911" tIns="-133911" rIns="-133911" bIns="-133911" anchor="ctr" anchorCtr="0">
                     <a:noAutofit/>
                   </wps:bodyPr>
                 </wps:wsp>

--- a/assets/readme/examples/word-export-companion.docx
+++ b/assets/readme/examples/word-export-companion.docx
@@ -876,7 +876,7 @@
       </w:pPr>
       <w:r>
         <w:drawing xmlns:a="http://schemas.openxmlformats.org/drawingml/2006/main" xmlns:wps="http://schemas.microsoft.com/office/word/2010/wordprocessingShape">
-          <wp:anchor distT="0" distB="0" distL="0" distR="0" simplePos="0" relativeHeight="251659264" behindDoc="1" locked="0" layoutInCell="0" allowOverlap="1">
+          <wp:anchor distT="0" distB="0" distL="0" distR="0" simplePos="0" relativeHeight="251659264" behindDoc="0" locked="0" layoutInCell="0" allowOverlap="1">
             <wp:simplePos x="0" y="0"/>
             <wp:positionH relativeFrom="page">
               <wp:posOffset>609600</wp:posOffset>
@@ -910,7 +910,29 @@
                       </a:solidFill>
                     </a:ln>
                   </wps:spPr>
-                  <wps:bodyPr/>
+                  <wps:txbx>
+                    <w:txbxContent>
+                      <w:p>
+                        <w:pPr>
+                          <w:spacing w:before="0" w:after="0"/>
+                          <w:jc w:val="center"/>
+                        </w:pPr>
+                        <w:r>
+                          <w:rPr>
+                            <w:sz w:val="40"/>
+                            <w:szCs w:val="40"/>
+                            <w:color w:val="FFFFFF"/>
+                            <w:b w:val="on"/>
+                            <w:bCs w:val="on"/>
+                          </w:rPr>
+                          <w:t>GC</w:t>
+                        </w:r>
+                      </w:p>
+                    </w:txbxContent>
+                  </wps:txbx>
+                  <wps:bodyPr rot="0" vert="horz" wrap="square" lIns="-133911" tIns="-133911" rIns="-133911" bIns="-133911" anchor="ctr" anchorCtr="0">
+                    <a:noAutofit/>
+                  </wps:bodyPr>
                 </wps:wsp>
               </a:graphicData>
             </a:graphic>
@@ -1406,22 +1428,6 @@
         <w:spacing w:before="280" w:lineRule="exact" w:line="2"/>
         <w:ind w:left="0" w:right="1580"/>
       </w:pPr>
-    </w:p>
-    <w:p>
-      <w:pPr>
-        <w:spacing w:before="280" w:lineRule="exact" w:line="370"/>
-        <w:jc w:val="center"/>
-      </w:pPr>
-      <w:r>
-        <w:rPr>
-          <w:sz w:val="40"/>
-          <w:szCs w:val="40"/>
-          <w:color w:val="FFFFFF"/>
-          <w:b w:val="on"/>
-          <w:bCs w:val="on"/>
-        </w:rPr>
-        <w:t>GC</w:t>
-      </w:r>
     </w:p>
     <w:sectPr>
       <w:pgSz w:w="11900" w:h="16840" w:orient="portrait"/>

--- a/assets/readme/examples/word-export-companion.docx
+++ b/assets/readme/examples/word-export-companion.docx
@@ -241,7 +241,7 @@
       </w:tblGrid>
       <w:tr>
         <w:trPr>
-          <w:trHeight w:val="244" w:hRule="atLeast"/>
+          <w:trHeight w:val="266" w:hRule="atLeast"/>
           <w:cantSplit w:val="on"/>
         </w:trPr>
         <w:tc>
@@ -254,9 +254,9 @@
             </w:tcBorders>
             <w:shd w:val="clear" w:fill="E8EEF3"/>
             <w:tcMar>
-              <w:top w:type="dxa" w:w="80"/>
-              <w:left w:type="dxa" w:w="80"/>
-              <w:bottom w:type="dxa" w:w="80"/>
+              <w:top w:type="dxa" w:w="65"/>
+              <w:left w:type="dxa" w:w="80"/>
+              <w:bottom w:type="dxa" w:w="73"/>
               <w:right w:type="dxa" w:w="80"/>
             </w:tcMar>
             <w:vAlign w:val="center"/>
@@ -285,9 +285,9 @@
             </w:tcBorders>
             <w:shd w:val="clear" w:fill="E8EEF3"/>
             <w:tcMar>
-              <w:top w:type="dxa" w:w="80"/>
-              <w:left w:type="dxa" w:w="80"/>
-              <w:bottom w:type="dxa" w:w="80"/>
+              <w:top w:type="dxa" w:w="65"/>
+              <w:left w:type="dxa" w:w="80"/>
+              <w:bottom w:type="dxa" w:w="73"/>
               <w:right w:type="dxa" w:w="80"/>
             </w:tcMar>
             <w:vAlign w:val="center"/>
@@ -316,9 +316,9 @@
             </w:tcBorders>
             <w:shd w:val="clear" w:fill="E8EEF3"/>
             <w:tcMar>
-              <w:top w:type="dxa" w:w="80"/>
-              <w:left w:type="dxa" w:w="80"/>
-              <w:bottom w:type="dxa" w:w="80"/>
+              <w:top w:type="dxa" w:w="65"/>
+              <w:left w:type="dxa" w:w="80"/>
+              <w:bottom w:type="dxa" w:w="73"/>
               <w:right w:type="dxa" w:w="80"/>
             </w:tcMar>
             <w:vAlign w:val="center"/>
@@ -340,7 +340,7 @@
       </w:tr>
       <w:tr>
         <w:trPr>
-          <w:trHeight w:val="244" w:hRule="atLeast"/>
+          <w:trHeight w:val="258" w:hRule="atLeast"/>
           <w:cantSplit w:val="on"/>
         </w:trPr>
         <w:tc>
@@ -352,9 +352,9 @@
               <w:right w:val="single" w:sz="6" w:color="CDD4DB"/>
             </w:tcBorders>
             <w:tcMar>
-              <w:top w:type="dxa" w:w="80"/>
-              <w:left w:type="dxa" w:w="80"/>
-              <w:bottom w:type="dxa" w:w="80"/>
+              <w:top w:type="dxa" w:w="73"/>
+              <w:left w:type="dxa" w:w="80"/>
+              <w:bottom w:type="dxa" w:w="73"/>
               <w:right w:type="dxa" w:w="80"/>
             </w:tcMar>
             <w:vAlign w:val="center"/>
@@ -382,9 +382,9 @@
               <w:right w:val="single" w:sz="6" w:color="CDD4DB"/>
             </w:tcBorders>
             <w:tcMar>
-              <w:top w:type="dxa" w:w="80"/>
-              <w:left w:type="dxa" w:w="80"/>
-              <w:bottom w:type="dxa" w:w="80"/>
+              <w:top w:type="dxa" w:w="73"/>
+              <w:left w:type="dxa" w:w="80"/>
+              <w:bottom w:type="dxa" w:w="73"/>
               <w:right w:type="dxa" w:w="80"/>
             </w:tcMar>
             <w:vAlign w:val="center"/>
@@ -412,9 +412,9 @@
               <w:right w:val="single" w:sz="6" w:color="CDD4DB"/>
             </w:tcBorders>
             <w:tcMar>
-              <w:top w:type="dxa" w:w="80"/>
-              <w:left w:type="dxa" w:w="80"/>
-              <w:bottom w:type="dxa" w:w="80"/>
+              <w:top w:type="dxa" w:w="73"/>
+              <w:left w:type="dxa" w:w="80"/>
+              <w:bottom w:type="dxa" w:w="73"/>
               <w:right w:type="dxa" w:w="80"/>
             </w:tcMar>
             <w:vAlign w:val="center"/>
@@ -436,7 +436,7 @@
       </w:tr>
       <w:tr>
         <w:trPr>
-          <w:trHeight w:val="244" w:hRule="atLeast"/>
+          <w:trHeight w:val="258" w:hRule="atLeast"/>
           <w:cantSplit w:val="on"/>
         </w:trPr>
         <w:tc>
@@ -448,9 +448,9 @@
               <w:right w:val="single" w:sz="6" w:color="CDD4DB"/>
             </w:tcBorders>
             <w:tcMar>
-              <w:top w:type="dxa" w:w="80"/>
-              <w:left w:type="dxa" w:w="80"/>
-              <w:bottom w:type="dxa" w:w="80"/>
+              <w:top w:type="dxa" w:w="73"/>
+              <w:left w:type="dxa" w:w="80"/>
+              <w:bottom w:type="dxa" w:w="73"/>
               <w:right w:type="dxa" w:w="80"/>
             </w:tcMar>
             <w:vAlign w:val="center"/>
@@ -478,9 +478,9 @@
               <w:right w:val="single" w:sz="6" w:color="CDD4DB"/>
             </w:tcBorders>
             <w:tcMar>
-              <w:top w:type="dxa" w:w="80"/>
-              <w:left w:type="dxa" w:w="80"/>
-              <w:bottom w:type="dxa" w:w="80"/>
+              <w:top w:type="dxa" w:w="73"/>
+              <w:left w:type="dxa" w:w="80"/>
+              <w:bottom w:type="dxa" w:w="73"/>
               <w:right w:type="dxa" w:w="80"/>
             </w:tcMar>
             <w:vAlign w:val="center"/>
@@ -508,9 +508,9 @@
               <w:right w:val="single" w:sz="6" w:color="CDD4DB"/>
             </w:tcBorders>
             <w:tcMar>
-              <w:top w:type="dxa" w:w="80"/>
-              <w:left w:type="dxa" w:w="80"/>
-              <w:bottom w:type="dxa" w:w="80"/>
+              <w:top w:type="dxa" w:w="73"/>
+              <w:left w:type="dxa" w:w="80"/>
+              <w:bottom w:type="dxa" w:w="73"/>
               <w:right w:type="dxa" w:w="80"/>
             </w:tcMar>
             <w:vAlign w:val="center"/>
@@ -532,7 +532,7 @@
       </w:tr>
       <w:tr>
         <w:trPr>
-          <w:trHeight w:val="244" w:hRule="atLeast"/>
+          <w:trHeight w:val="258" w:hRule="atLeast"/>
           <w:cantSplit w:val="on"/>
         </w:trPr>
         <w:tc>
@@ -544,9 +544,9 @@
               <w:right w:val="single" w:sz="6" w:color="CDD4DB"/>
             </w:tcBorders>
             <w:tcMar>
-              <w:top w:type="dxa" w:w="80"/>
-              <w:left w:type="dxa" w:w="80"/>
-              <w:bottom w:type="dxa" w:w="80"/>
+              <w:top w:type="dxa" w:w="73"/>
+              <w:left w:type="dxa" w:w="80"/>
+              <w:bottom w:type="dxa" w:w="73"/>
               <w:right w:type="dxa" w:w="80"/>
             </w:tcMar>
             <w:vAlign w:val="center"/>
@@ -574,9 +574,9 @@
               <w:right w:val="single" w:sz="6" w:color="CDD4DB"/>
             </w:tcBorders>
             <w:tcMar>
-              <w:top w:type="dxa" w:w="80"/>
-              <w:left w:type="dxa" w:w="80"/>
-              <w:bottom w:type="dxa" w:w="80"/>
+              <w:top w:type="dxa" w:w="73"/>
+              <w:left w:type="dxa" w:w="80"/>
+              <w:bottom w:type="dxa" w:w="73"/>
               <w:right w:type="dxa" w:w="80"/>
             </w:tcMar>
             <w:vAlign w:val="center"/>
@@ -604,9 +604,9 @@
               <w:right w:val="single" w:sz="6" w:color="CDD4DB"/>
             </w:tcBorders>
             <w:tcMar>
-              <w:top w:type="dxa" w:w="80"/>
-              <w:left w:type="dxa" w:w="80"/>
-              <w:bottom w:type="dxa" w:w="80"/>
+              <w:top w:type="dxa" w:w="73"/>
+              <w:left w:type="dxa" w:w="80"/>
+              <w:bottom w:type="dxa" w:w="73"/>
               <w:right w:type="dxa" w:w="80"/>
             </w:tcMar>
             <w:vAlign w:val="center"/>
@@ -628,7 +628,7 @@
       </w:tr>
       <w:tr>
         <w:trPr>
-          <w:trHeight w:val="244" w:hRule="atLeast"/>
+          <w:trHeight w:val="266" w:hRule="atLeast"/>
           <w:cantSplit w:val="on"/>
         </w:trPr>
         <w:tc>
@@ -640,9 +640,9 @@
               <w:right w:val="single" w:sz="6" w:color="CDD4DB"/>
             </w:tcBorders>
             <w:tcMar>
-              <w:top w:type="dxa" w:w="80"/>
-              <w:left w:type="dxa" w:w="80"/>
-              <w:bottom w:type="dxa" w:w="80"/>
+              <w:top w:type="dxa" w:w="73"/>
+              <w:left w:type="dxa" w:w="80"/>
+              <w:bottom w:type="dxa" w:w="65"/>
               <w:right w:type="dxa" w:w="80"/>
             </w:tcMar>
             <w:vAlign w:val="center"/>
@@ -670,9 +670,9 @@
               <w:right w:val="single" w:sz="6" w:color="CDD4DB"/>
             </w:tcBorders>
             <w:tcMar>
-              <w:top w:type="dxa" w:w="80"/>
-              <w:left w:type="dxa" w:w="80"/>
-              <w:bottom w:type="dxa" w:w="80"/>
+              <w:top w:type="dxa" w:w="73"/>
+              <w:left w:type="dxa" w:w="80"/>
+              <w:bottom w:type="dxa" w:w="65"/>
               <w:right w:type="dxa" w:w="80"/>
             </w:tcMar>
             <w:vAlign w:val="center"/>
@@ -700,9 +700,9 @@
               <w:right w:val="single" w:sz="6" w:color="CDD4DB"/>
             </w:tcBorders>
             <w:tcMar>
-              <w:top w:type="dxa" w:w="80"/>
-              <w:left w:type="dxa" w:w="80"/>
-              <w:bottom w:type="dxa" w:w="80"/>
+              <w:top w:type="dxa" w:w="73"/>
+              <w:left w:type="dxa" w:w="80"/>
+              <w:bottom w:type="dxa" w:w="65"/>
               <w:right w:type="dxa" w:w="80"/>
             </w:tcMar>
             <w:vAlign w:val="center"/>
@@ -978,10 +978,16 @@
       <w:tr>
         <w:tc>
           <w:tcPr>
-            <w:tcMar>
-              <w:top w:type="dxa" w:w="80"/>
-              <w:left w:type="dxa" w:w="80"/>
-              <w:bottom w:type="dxa" w:w="80"/>
+            <w:tcBorders>
+              <w:top w:val="single" w:sz="8" w:color="000000"/>
+              <w:left w:val="single" w:sz="8" w:color="000000"/>
+              <w:bottom w:val="single" w:sz="8" w:color="000000"/>
+              <w:right w:val="single" w:sz="8" w:color="000000"/>
+            </w:tcBorders>
+            <w:tcMar>
+              <w:top w:type="dxa" w:w="60"/>
+              <w:left w:type="dxa" w:w="80"/>
+              <w:bottom w:type="dxa" w:w="70"/>
               <w:right w:type="dxa" w:w="80"/>
             </w:tcMar>
             <w:vAlign w:val="center"/>
@@ -1005,10 +1011,16 @@
         </w:tc>
         <w:tc>
           <w:tcPr>
-            <w:tcMar>
-              <w:top w:type="dxa" w:w="80"/>
-              <w:left w:type="dxa" w:w="80"/>
-              <w:bottom w:type="dxa" w:w="80"/>
+            <w:tcBorders>
+              <w:top w:val="single" w:sz="8" w:color="000000"/>
+              <w:left w:val="single" w:sz="8" w:color="000000"/>
+              <w:bottom w:val="single" w:sz="8" w:color="000000"/>
+              <w:right w:val="single" w:sz="8" w:color="000000"/>
+            </w:tcBorders>
+            <w:tcMar>
+              <w:top w:type="dxa" w:w="60"/>
+              <w:left w:type="dxa" w:w="80"/>
+              <w:bottom w:type="dxa" w:w="70"/>
               <w:right w:type="dxa" w:w="80"/>
             </w:tcMar>
             <w:vAlign w:val="center"/>
@@ -1032,10 +1044,16 @@
         </w:tc>
         <w:tc>
           <w:tcPr>
-            <w:tcMar>
-              <w:top w:type="dxa" w:w="80"/>
-              <w:left w:type="dxa" w:w="80"/>
-              <w:bottom w:type="dxa" w:w="80"/>
+            <w:tcBorders>
+              <w:top w:val="single" w:sz="8" w:color="000000"/>
+              <w:left w:val="single" w:sz="8" w:color="000000"/>
+              <w:bottom w:val="single" w:sz="8" w:color="000000"/>
+              <w:right w:val="single" w:sz="8" w:color="000000"/>
+            </w:tcBorders>
+            <w:tcMar>
+              <w:top w:type="dxa" w:w="60"/>
+              <w:left w:type="dxa" w:w="80"/>
+              <w:bottom w:type="dxa" w:w="70"/>
               <w:right w:type="dxa" w:w="80"/>
             </w:tcMar>
             <w:vAlign w:val="center"/>
@@ -1061,10 +1079,16 @@
       <w:tr>
         <w:tc>
           <w:tcPr>
-            <w:tcMar>
-              <w:top w:type="dxa" w:w="80"/>
-              <w:left w:type="dxa" w:w="80"/>
-              <w:bottom w:type="dxa" w:w="80"/>
+            <w:tcBorders>
+              <w:top w:val="single" w:sz="8" w:color="000000"/>
+              <w:left w:val="single" w:sz="8" w:color="000000"/>
+              <w:bottom w:val="single" w:sz="8" w:color="000000"/>
+              <w:right w:val="single" w:sz="8" w:color="000000"/>
+            </w:tcBorders>
+            <w:tcMar>
+              <w:top w:type="dxa" w:w="70"/>
+              <w:left w:type="dxa" w:w="80"/>
+              <w:bottom w:type="dxa" w:w="70"/>
               <w:right w:type="dxa" w:w="80"/>
             </w:tcMar>
             <w:vAlign w:val="center"/>
@@ -1088,10 +1112,16 @@
         </w:tc>
         <w:tc>
           <w:tcPr>
-            <w:tcMar>
-              <w:top w:type="dxa" w:w="80"/>
-              <w:left w:type="dxa" w:w="80"/>
-              <w:bottom w:type="dxa" w:w="80"/>
+            <w:tcBorders>
+              <w:top w:val="single" w:sz="8" w:color="000000"/>
+              <w:left w:val="single" w:sz="8" w:color="000000"/>
+              <w:bottom w:val="single" w:sz="8" w:color="000000"/>
+              <w:right w:val="single" w:sz="8" w:color="000000"/>
+            </w:tcBorders>
+            <w:tcMar>
+              <w:top w:type="dxa" w:w="70"/>
+              <w:left w:type="dxa" w:w="80"/>
+              <w:bottom w:type="dxa" w:w="70"/>
               <w:right w:type="dxa" w:w="80"/>
             </w:tcMar>
             <w:vAlign w:val="center"/>
@@ -1115,10 +1145,16 @@
         </w:tc>
         <w:tc>
           <w:tcPr>
-            <w:tcMar>
-              <w:top w:type="dxa" w:w="80"/>
-              <w:left w:type="dxa" w:w="80"/>
-              <w:bottom w:type="dxa" w:w="80"/>
+            <w:tcBorders>
+              <w:top w:val="single" w:sz="8" w:color="000000"/>
+              <w:left w:val="single" w:sz="8" w:color="000000"/>
+              <w:bottom w:val="single" w:sz="8" w:color="000000"/>
+              <w:right w:val="single" w:sz="8" w:color="000000"/>
+            </w:tcBorders>
+            <w:tcMar>
+              <w:top w:type="dxa" w:w="70"/>
+              <w:left w:type="dxa" w:w="80"/>
+              <w:bottom w:type="dxa" w:w="70"/>
               <w:right w:type="dxa" w:w="80"/>
             </w:tcMar>
             <w:vAlign w:val="center"/>
@@ -1144,10 +1180,16 @@
       <w:tr>
         <w:tc>
           <w:tcPr>
-            <w:tcMar>
-              <w:top w:type="dxa" w:w="80"/>
-              <w:left w:type="dxa" w:w="80"/>
-              <w:bottom w:type="dxa" w:w="80"/>
+            <w:tcBorders>
+              <w:top w:val="single" w:sz="8" w:color="000000"/>
+              <w:left w:val="single" w:sz="8" w:color="000000"/>
+              <w:bottom w:val="single" w:sz="8" w:color="000000"/>
+              <w:right w:val="single" w:sz="8" w:color="000000"/>
+            </w:tcBorders>
+            <w:tcMar>
+              <w:top w:type="dxa" w:w="70"/>
+              <w:left w:type="dxa" w:w="80"/>
+              <w:bottom w:type="dxa" w:w="70"/>
               <w:right w:type="dxa" w:w="80"/>
             </w:tcMar>
             <w:vAlign w:val="center"/>
@@ -1171,10 +1213,16 @@
         </w:tc>
         <w:tc>
           <w:tcPr>
-            <w:tcMar>
-              <w:top w:type="dxa" w:w="80"/>
-              <w:left w:type="dxa" w:w="80"/>
-              <w:bottom w:type="dxa" w:w="80"/>
+            <w:tcBorders>
+              <w:top w:val="single" w:sz="8" w:color="000000"/>
+              <w:left w:val="single" w:sz="8" w:color="000000"/>
+              <w:bottom w:val="single" w:sz="8" w:color="000000"/>
+              <w:right w:val="single" w:sz="8" w:color="000000"/>
+            </w:tcBorders>
+            <w:tcMar>
+              <w:top w:type="dxa" w:w="70"/>
+              <w:left w:type="dxa" w:w="80"/>
+              <w:bottom w:type="dxa" w:w="70"/>
               <w:right w:type="dxa" w:w="80"/>
             </w:tcMar>
             <w:vAlign w:val="center"/>
@@ -1198,10 +1246,16 @@
         </w:tc>
         <w:tc>
           <w:tcPr>
-            <w:tcMar>
-              <w:top w:type="dxa" w:w="80"/>
-              <w:left w:type="dxa" w:w="80"/>
-              <w:bottom w:type="dxa" w:w="80"/>
+            <w:tcBorders>
+              <w:top w:val="single" w:sz="8" w:color="000000"/>
+              <w:left w:val="single" w:sz="8" w:color="000000"/>
+              <w:bottom w:val="single" w:sz="8" w:color="000000"/>
+              <w:right w:val="single" w:sz="8" w:color="000000"/>
+            </w:tcBorders>
+            <w:tcMar>
+              <w:top w:type="dxa" w:w="70"/>
+              <w:left w:type="dxa" w:w="80"/>
+              <w:bottom w:type="dxa" w:w="70"/>
               <w:right w:type="dxa" w:w="80"/>
             </w:tcMar>
             <w:vAlign w:val="center"/>
@@ -1227,10 +1281,16 @@
       <w:tr>
         <w:tc>
           <w:tcPr>
-            <w:tcMar>
-              <w:top w:type="dxa" w:w="80"/>
-              <w:left w:type="dxa" w:w="80"/>
-              <w:bottom w:type="dxa" w:w="80"/>
+            <w:tcBorders>
+              <w:top w:val="single" w:sz="8" w:color="000000"/>
+              <w:left w:val="single" w:sz="8" w:color="000000"/>
+              <w:bottom w:val="single" w:sz="8" w:color="000000"/>
+              <w:right w:val="single" w:sz="8" w:color="000000"/>
+            </w:tcBorders>
+            <w:tcMar>
+              <w:top w:type="dxa" w:w="70"/>
+              <w:left w:type="dxa" w:w="80"/>
+              <w:bottom w:type="dxa" w:w="70"/>
               <w:right w:type="dxa" w:w="80"/>
             </w:tcMar>
             <w:vAlign w:val="center"/>
@@ -1254,10 +1314,16 @@
         </w:tc>
         <w:tc>
           <w:tcPr>
-            <w:tcMar>
-              <w:top w:type="dxa" w:w="80"/>
-              <w:left w:type="dxa" w:w="80"/>
-              <w:bottom w:type="dxa" w:w="80"/>
+            <w:tcBorders>
+              <w:top w:val="single" w:sz="8" w:color="000000"/>
+              <w:left w:val="single" w:sz="8" w:color="000000"/>
+              <w:bottom w:val="single" w:sz="8" w:color="000000"/>
+              <w:right w:val="single" w:sz="8" w:color="000000"/>
+            </w:tcBorders>
+            <w:tcMar>
+              <w:top w:type="dxa" w:w="70"/>
+              <w:left w:type="dxa" w:w="80"/>
+              <w:bottom w:type="dxa" w:w="70"/>
               <w:right w:type="dxa" w:w="80"/>
             </w:tcMar>
             <w:vAlign w:val="center"/>
@@ -1281,10 +1347,16 @@
         </w:tc>
         <w:tc>
           <w:tcPr>
-            <w:tcMar>
-              <w:top w:type="dxa" w:w="80"/>
-              <w:left w:type="dxa" w:w="80"/>
-              <w:bottom w:type="dxa" w:w="80"/>
+            <w:tcBorders>
+              <w:top w:val="single" w:sz="8" w:color="000000"/>
+              <w:left w:val="single" w:sz="8" w:color="000000"/>
+              <w:bottom w:val="single" w:sz="8" w:color="000000"/>
+              <w:right w:val="single" w:sz="8" w:color="000000"/>
+            </w:tcBorders>
+            <w:tcMar>
+              <w:top w:type="dxa" w:w="70"/>
+              <w:left w:type="dxa" w:w="80"/>
+              <w:bottom w:type="dxa" w:w="70"/>
               <w:right w:type="dxa" w:w="80"/>
             </w:tcMar>
             <w:vAlign w:val="center"/>
@@ -1310,10 +1382,16 @@
       <w:tr>
         <w:tc>
           <w:tcPr>
-            <w:tcMar>
-              <w:top w:type="dxa" w:w="80"/>
-              <w:left w:type="dxa" w:w="80"/>
-              <w:bottom w:type="dxa" w:w="80"/>
+            <w:tcBorders>
+              <w:top w:val="single" w:sz="8" w:color="000000"/>
+              <w:left w:val="single" w:sz="8" w:color="000000"/>
+              <w:bottom w:val="single" w:sz="8" w:color="000000"/>
+              <w:right w:val="single" w:sz="8" w:color="000000"/>
+            </w:tcBorders>
+            <w:tcMar>
+              <w:top w:type="dxa" w:w="70"/>
+              <w:left w:type="dxa" w:w="80"/>
+              <w:bottom w:type="dxa" w:w="60"/>
               <w:right w:type="dxa" w:w="80"/>
             </w:tcMar>
             <w:vAlign w:val="center"/>
@@ -1337,10 +1415,16 @@
         </w:tc>
         <w:tc>
           <w:tcPr>
-            <w:tcMar>
-              <w:top w:type="dxa" w:w="80"/>
-              <w:left w:type="dxa" w:w="80"/>
-              <w:bottom w:type="dxa" w:w="80"/>
+            <w:tcBorders>
+              <w:top w:val="single" w:sz="8" w:color="000000"/>
+              <w:left w:val="single" w:sz="8" w:color="000000"/>
+              <w:bottom w:val="single" w:sz="8" w:color="000000"/>
+              <w:right w:val="single" w:sz="8" w:color="000000"/>
+            </w:tcBorders>
+            <w:tcMar>
+              <w:top w:type="dxa" w:w="70"/>
+              <w:left w:type="dxa" w:w="80"/>
+              <w:bottom w:type="dxa" w:w="60"/>
               <w:right w:type="dxa" w:w="80"/>
             </w:tcMar>
             <w:vAlign w:val="center"/>
@@ -1364,10 +1448,16 @@
         </w:tc>
         <w:tc>
           <w:tcPr>
-            <w:tcMar>
-              <w:top w:type="dxa" w:w="80"/>
-              <w:left w:type="dxa" w:w="80"/>
-              <w:bottom w:type="dxa" w:w="80"/>
+            <w:tcBorders>
+              <w:top w:val="single" w:sz="8" w:color="000000"/>
+              <w:left w:val="single" w:sz="8" w:color="000000"/>
+              <w:bottom w:val="single" w:sz="8" w:color="000000"/>
+              <w:right w:val="single" w:sz="8" w:color="000000"/>
+            </w:tcBorders>
+            <w:tcMar>
+              <w:top w:type="dxa" w:w="70"/>
+              <w:left w:type="dxa" w:w="80"/>
+              <w:bottom w:type="dxa" w:w="60"/>
               <w:right w:type="dxa" w:w="80"/>
             </w:tcMar>
             <w:vAlign w:val="center"/>

--- a/assets/readme/examples/word-export-companion.docx
+++ b/assets/readme/examples/word-export-companion.docx
@@ -241,7 +241,7 @@
       </w:tblGrid>
       <w:tr>
         <w:trPr>
-          <w:trHeight w:val="266" w:hRule="atLeast"/>
+          <w:trHeight w:val="258" w:hRule="atLeast"/>
           <w:cantSplit w:val="on"/>
         </w:trPr>
         <w:tc>
@@ -628,7 +628,7 @@
       </w:tr>
       <w:tr>
         <w:trPr>
-          <w:trHeight w:val="266" w:hRule="atLeast"/>
+          <w:trHeight w:val="258" w:hRule="atLeast"/>
           <w:cantSplit w:val="on"/>
         </w:trPr>
         <w:tc>

--- a/assets/readme/examples/word-export-companion.docx
+++ b/assets/readme/examples/word-export-companion.docx
@@ -1533,11 +1533,18 @@
     <w:lvl w:ilvl="0">
       <w:start w:val="1"/>
       <w:numFmt w:val="bullet"/>
+      <w:suff w:val="space"/>
       <w:lvlText w:val="-"/>
       <w:lvlJc w:val="left"/>
       <w:pPr>
-        <w:ind w:left="180" w:hanging="180"/>
-      </w:pPr>
+        <w:ind w:left="183" w:hanging="183"/>
+      </w:pPr>
+      <w:rPr>
+        <w:rFonts w:ascii="Helvetica" w:hAnsi="Helvetica" w:cs="Helvetica" w:eastAsia="Helvetica"/>
+        <w:sz w:val="22"/>
+        <w:szCs w:val="22"/>
+        <w:color w:val="222632"/>
+      </w:rPr>
     </w:lvl>
   </w:abstractNum>
   <w:abstractNum w:abstractNumId="1">

--- a/assets/readme/examples/word-export-companion.docx
+++ b/assets/readme/examples/word-export-companion.docx
@@ -6,6 +6,13 @@
       <w:pPr>
         <w:spacing w:lineRule="exact" w:line="370"/>
         <w:jc w:val="left"/>
+        <w:rPr>
+          <w:b w:val="on"/>
+          <w:bCs w:val="on"/>
+          <w:color w:val="142D50"/>
+          <w:sz w:val="40"/>
+          <w:szCs w:val="40"/>
+        </w:rPr>
       </w:pPr>
       <w:r>
         <w:rPr>
@@ -22,6 +29,11 @@
       <w:pPr>
         <w:spacing w:before="280" w:lineRule="exact" w:line="259"/>
         <w:jc w:val="left"/>
+        <w:rPr>
+          <w:color w:val="000000"/>
+          <w:sz w:val="28"/>
+          <w:szCs w:val="28"/>
+        </w:rPr>
       </w:pPr>
       <w:r>
         <w:rPr>
@@ -108,6 +120,13 @@
       <w:pPr>
         <w:spacing w:before="280" w:lineRule="exact" w:line="241"/>
         <w:jc w:val="left"/>
+        <w:rPr>
+          <w:b w:val="on"/>
+          <w:bCs w:val="on"/>
+          <w:color w:val="222632"/>
+          <w:sz w:val="26"/>
+          <w:szCs w:val="26"/>
+        </w:rPr>
       </w:pPr>
       <w:r>
         <w:rPr>
@@ -127,6 +146,11 @@
           <w:numId w:val="1"/>
         </w:numPr>
         <w:spacing w:before="280" w:lineRule="exact" w:line="203"/>
+        <w:rPr>
+          <w:color w:val="222632"/>
+          <w:sz w:val="22"/>
+          <w:szCs w:val="22"/>
+        </w:rPr>
       </w:pPr>
       <w:r>
         <w:rPr>
@@ -144,6 +168,11 @@
           <w:numId w:val="1"/>
         </w:numPr>
         <w:spacing w:lineRule="exact" w:line="203"/>
+        <w:rPr>
+          <w:color w:val="222632"/>
+          <w:sz w:val="22"/>
+          <w:szCs w:val="22"/>
+        </w:rPr>
       </w:pPr>
       <w:r>
         <w:rPr>
@@ -161,6 +190,11 @@
           <w:numId w:val="2"/>
         </w:numPr>
         <w:spacing w:before="280" w:lineRule="exact" w:line="203"/>
+        <w:rPr>
+          <w:color w:val="222632"/>
+          <w:sz w:val="22"/>
+          <w:szCs w:val="22"/>
+        </w:rPr>
       </w:pPr>
       <w:r>
         <w:rPr>
@@ -178,6 +212,11 @@
           <w:numId w:val="2"/>
         </w:numPr>
         <w:spacing w:before="40" w:lineRule="exact" w:line="203"/>
+        <w:rPr>
+          <w:color w:val="222632"/>
+          <w:sz w:val="22"/>
+          <w:szCs w:val="22"/>
+        </w:rPr>
       </w:pPr>
       <w:r>
         <w:rPr>
@@ -195,11 +234,16 @@
           <w:numId w:val="2"/>
         </w:numPr>
         <w:spacing w:before="40" w:lineRule="exact" w:line="203"/>
-      </w:pPr>
-      <w:r>
-        <w:rPr>
+        <w:rPr>
+          <w:color w:val="222632"/>
           <w:sz w:val="22"/>
           <w:szCs w:val="22"/>
+        </w:rPr>
+      </w:pPr>
+      <w:r>
+        <w:rPr>
+          <w:sz w:val="22"/>
+          <w:szCs w:val="22"/>
           <w:color w:val="222632"/>
         </w:rPr>
         <w:t>Custom markers survive the export</w:t>
@@ -209,6 +253,13 @@
       <w:pPr>
         <w:spacing w:before="280" w:lineRule="exact" w:line="241" w:after="280"/>
         <w:jc w:val="left"/>
+        <w:rPr>
+          <w:b w:val="on"/>
+          <w:bCs w:val="on"/>
+          <w:color w:val="222632"/>
+          <w:sz w:val="26"/>
+          <w:szCs w:val="26"/>
+        </w:rPr>
       </w:pPr>
       <w:r>
         <w:rPr>
@@ -264,6 +315,11 @@
           <w:p>
             <w:pPr>
               <w:spacing w:lineRule="exact" w:line="259"/>
+              <w:rPr>
+                <w:color w:val="000000"/>
+                <w:sz w:val="28"/>
+                <w:szCs w:val="28"/>
+              </w:rPr>
             </w:pPr>
             <w:r>
               <w:rPr>
@@ -295,6 +351,11 @@
           <w:p>
             <w:pPr>
               <w:spacing w:lineRule="exact" w:line="259"/>
+              <w:rPr>
+                <w:color w:val="000000"/>
+                <w:sz w:val="28"/>
+                <w:szCs w:val="28"/>
+              </w:rPr>
             </w:pPr>
             <w:r>
               <w:rPr>
@@ -326,6 +387,11 @@
           <w:p>
             <w:pPr>
               <w:spacing w:lineRule="exact" w:line="259"/>
+              <w:rPr>
+                <w:color w:val="000000"/>
+                <w:sz w:val="28"/>
+                <w:szCs w:val="28"/>
+              </w:rPr>
             </w:pPr>
             <w:r>
               <w:rPr>
@@ -362,6 +428,11 @@
           <w:p>
             <w:pPr>
               <w:spacing w:lineRule="exact" w:line="259"/>
+              <w:rPr>
+                <w:color w:val="000000"/>
+                <w:sz w:val="28"/>
+                <w:szCs w:val="28"/>
+              </w:rPr>
             </w:pPr>
             <w:r>
               <w:rPr>
@@ -392,6 +463,11 @@
           <w:p>
             <w:pPr>
               <w:spacing w:lineRule="exact" w:line="259"/>
+              <w:rPr>
+                <w:color w:val="000000"/>
+                <w:sz w:val="28"/>
+                <w:szCs w:val="28"/>
+              </w:rPr>
             </w:pPr>
             <w:r>
               <w:rPr>
@@ -422,6 +498,11 @@
           <w:p>
             <w:pPr>
               <w:spacing w:lineRule="exact" w:line="259"/>
+              <w:rPr>
+                <w:color w:val="000000"/>
+                <w:sz w:val="28"/>
+                <w:szCs w:val="28"/>
+              </w:rPr>
             </w:pPr>
             <w:r>
               <w:rPr>
@@ -458,6 +539,11 @@
           <w:p>
             <w:pPr>
               <w:spacing w:lineRule="exact" w:line="259"/>
+              <w:rPr>
+                <w:color w:val="000000"/>
+                <w:sz w:val="28"/>
+                <w:szCs w:val="28"/>
+              </w:rPr>
             </w:pPr>
             <w:r>
               <w:rPr>
@@ -488,6 +574,11 @@
           <w:p>
             <w:pPr>
               <w:spacing w:lineRule="exact" w:line="259"/>
+              <w:rPr>
+                <w:color w:val="000000"/>
+                <w:sz w:val="28"/>
+                <w:szCs w:val="28"/>
+              </w:rPr>
             </w:pPr>
             <w:r>
               <w:rPr>
@@ -518,6 +609,11 @@
           <w:p>
             <w:pPr>
               <w:spacing w:lineRule="exact" w:line="259"/>
+              <w:rPr>
+                <w:color w:val="000000"/>
+                <w:sz w:val="28"/>
+                <w:szCs w:val="28"/>
+              </w:rPr>
             </w:pPr>
             <w:r>
               <w:rPr>
@@ -554,6 +650,11 @@
           <w:p>
             <w:pPr>
               <w:spacing w:lineRule="exact" w:line="259"/>
+              <w:rPr>
+                <w:color w:val="000000"/>
+                <w:sz w:val="28"/>
+                <w:szCs w:val="28"/>
+              </w:rPr>
             </w:pPr>
             <w:r>
               <w:rPr>
@@ -584,6 +685,11 @@
           <w:p>
             <w:pPr>
               <w:spacing w:lineRule="exact" w:line="259"/>
+              <w:rPr>
+                <w:color w:val="000000"/>
+                <w:sz w:val="28"/>
+                <w:szCs w:val="28"/>
+              </w:rPr>
             </w:pPr>
             <w:r>
               <w:rPr>
@@ -614,6 +720,11 @@
           <w:p>
             <w:pPr>
               <w:spacing w:lineRule="exact" w:line="259"/>
+              <w:rPr>
+                <w:color w:val="000000"/>
+                <w:sz w:val="28"/>
+                <w:szCs w:val="28"/>
+              </w:rPr>
             </w:pPr>
             <w:r>
               <w:rPr>
@@ -650,6 +761,11 @@
           <w:p>
             <w:pPr>
               <w:spacing w:lineRule="exact" w:line="259"/>
+              <w:rPr>
+                <w:color w:val="000000"/>
+                <w:sz w:val="28"/>
+                <w:szCs w:val="28"/>
+              </w:rPr>
             </w:pPr>
             <w:r>
               <w:rPr>
@@ -680,6 +796,11 @@
           <w:p>
             <w:pPr>
               <w:spacing w:lineRule="exact" w:line="259"/>
+              <w:rPr>
+                <w:color w:val="000000"/>
+                <w:sz w:val="28"/>
+                <w:szCs w:val="28"/>
+              </w:rPr>
             </w:pPr>
             <w:r>
               <w:rPr>
@@ -710,6 +831,11 @@
           <w:p>
             <w:pPr>
               <w:spacing w:lineRule="exact" w:line="259"/>
+              <w:rPr>
+                <w:color w:val="000000"/>
+                <w:sz w:val="28"/>
+                <w:szCs w:val="28"/>
+              </w:rPr>
             </w:pPr>
             <w:r>
               <w:rPr>
@@ -727,6 +853,13 @@
       <w:pPr>
         <w:spacing w:before="280" w:lineRule="exact" w:line="241" w:after="280"/>
         <w:jc w:val="left"/>
+        <w:rPr>
+          <w:b w:val="on"/>
+          <w:bCs w:val="on"/>
+          <w:color w:val="222632"/>
+          <w:sz w:val="26"/>
+          <w:szCs w:val="26"/>
+        </w:rPr>
       </w:pPr>
       <w:r>
         <w:rPr>
@@ -772,6 +905,11 @@
             <w:pPr>
               <w:spacing w:lineRule="exact" w:line="203"/>
               <w:jc w:val="left"/>
+              <w:rPr>
+                <w:color w:val="222632"/>
+                <w:sz w:val="22"/>
+                <w:szCs w:val="22"/>
+              </w:rPr>
             </w:pPr>
             <w:r>
               <w:rPr>
@@ -795,6 +933,11 @@
             <w:pPr>
               <w:spacing w:lineRule="exact" w:line="203"/>
               <w:jc w:val="left"/>
+              <w:rPr>
+                <w:color w:val="222632"/>
+                <w:sz w:val="22"/>
+                <w:szCs w:val="22"/>
+              </w:rPr>
             </w:pPr>
             <w:r>
               <w:rPr>
@@ -812,6 +955,13 @@
       <w:pPr>
         <w:spacing w:before="280" w:lineRule="exact" w:line="241"/>
         <w:jc w:val="left"/>
+        <w:rPr>
+          <w:b w:val="on"/>
+          <w:bCs w:val="on"/>
+          <w:color w:val="222632"/>
+          <w:sz w:val="26"/>
+          <w:szCs w:val="26"/>
+        </w:rPr>
       </w:pPr>
       <w:r>
         <w:rPr>
@@ -873,6 +1023,13 @@
       <w:pPr>
         <w:spacing w:before="280" w:lineRule="exact" w:line="241"/>
         <w:jc w:val="left"/>
+        <w:rPr>
+          <w:b w:val="on"/>
+          <w:bCs w:val="on"/>
+          <w:color w:val="222632"/>
+          <w:sz w:val="26"/>
+          <w:szCs w:val="26"/>
+        </w:rPr>
       </w:pPr>
       <w:r>
         <w:drawing xmlns:a="http://schemas.openxmlformats.org/drawingml/2006/main" xmlns:wps="http://schemas.microsoft.com/office/word/2010/wordprocessingShape">
@@ -954,6 +1111,10 @@
       <w:pPr>
         <w:spacing w:before="280" w:lineRule="exact" w:line="185" w:after="280"/>
         <w:jc w:val="left"/>
+        <w:rPr>
+          <w:i w:val="on"/>
+          <w:iCs w:val="on"/>
+        </w:rPr>
       </w:pPr>
       <w:r>
         <w:rPr>
@@ -995,6 +1156,7 @@
           <w:p>
             <w:pPr>
               <w:rPr>
+                <w:color w:val="000000"/>
                 <w:sz w:val="28"/>
                 <w:szCs w:val="28"/>
               </w:rPr>
@@ -1028,6 +1190,7 @@
           <w:p>
             <w:pPr>
               <w:rPr>
+                <w:color w:val="000000"/>
                 <w:sz w:val="28"/>
                 <w:szCs w:val="28"/>
               </w:rPr>
@@ -1061,6 +1224,7 @@
           <w:p>
             <w:pPr>
               <w:rPr>
+                <w:color w:val="000000"/>
                 <w:sz w:val="28"/>
                 <w:szCs w:val="28"/>
               </w:rPr>
@@ -1096,6 +1260,7 @@
           <w:p>
             <w:pPr>
               <w:rPr>
+                <w:color w:val="000000"/>
                 <w:sz w:val="28"/>
                 <w:szCs w:val="28"/>
               </w:rPr>
@@ -1129,6 +1294,7 @@
           <w:p>
             <w:pPr>
               <w:rPr>
+                <w:color w:val="000000"/>
                 <w:sz w:val="28"/>
                 <w:szCs w:val="28"/>
               </w:rPr>
@@ -1162,6 +1328,7 @@
           <w:p>
             <w:pPr>
               <w:rPr>
+                <w:color w:val="000000"/>
                 <w:sz w:val="28"/>
                 <w:szCs w:val="28"/>
               </w:rPr>
@@ -1197,6 +1364,7 @@
           <w:p>
             <w:pPr>
               <w:rPr>
+                <w:color w:val="000000"/>
                 <w:sz w:val="28"/>
                 <w:szCs w:val="28"/>
               </w:rPr>
@@ -1230,6 +1398,7 @@
           <w:p>
             <w:pPr>
               <w:rPr>
+                <w:color w:val="000000"/>
                 <w:sz w:val="28"/>
                 <w:szCs w:val="28"/>
               </w:rPr>
@@ -1263,6 +1432,7 @@
           <w:p>
             <w:pPr>
               <w:rPr>
+                <w:color w:val="000000"/>
                 <w:sz w:val="28"/>
                 <w:szCs w:val="28"/>
               </w:rPr>
@@ -1298,6 +1468,7 @@
           <w:p>
             <w:pPr>
               <w:rPr>
+                <w:color w:val="000000"/>
                 <w:sz w:val="28"/>
                 <w:szCs w:val="28"/>
               </w:rPr>
@@ -1331,6 +1502,7 @@
           <w:p>
             <w:pPr>
               <w:rPr>
+                <w:color w:val="000000"/>
                 <w:sz w:val="28"/>
                 <w:szCs w:val="28"/>
               </w:rPr>
@@ -1364,6 +1536,7 @@
           <w:p>
             <w:pPr>
               <w:rPr>
+                <w:color w:val="000000"/>
                 <w:sz w:val="28"/>
                 <w:szCs w:val="28"/>
               </w:rPr>
@@ -1399,6 +1572,7 @@
           <w:p>
             <w:pPr>
               <w:rPr>
+                <w:color w:val="000000"/>
                 <w:sz w:val="28"/>
                 <w:szCs w:val="28"/>
               </w:rPr>
@@ -1432,6 +1606,7 @@
           <w:p>
             <w:pPr>
               <w:rPr>
+                <w:color w:val="000000"/>
                 <w:sz w:val="28"/>
                 <w:szCs w:val="28"/>
               </w:rPr>
@@ -1465,6 +1640,7 @@
           <w:p>
             <w:pPr>
               <w:rPr>
+                <w:color w:val="000000"/>
                 <w:sz w:val="28"/>
                 <w:szCs w:val="28"/>
               </w:rPr>
@@ -1485,11 +1661,18 @@
       <w:pPr>
         <w:spacing w:before="280" w:lineRule="exact" w:line="241"/>
         <w:jc w:val="left"/>
-      </w:pPr>
-      <w:r>
-        <w:rPr>
+        <w:rPr>
+          <w:b w:val="on"/>
+          <w:bCs w:val="on"/>
+          <w:color w:val="222632"/>
           <w:sz w:val="26"/>
           <w:szCs w:val="26"/>
+        </w:rPr>
+      </w:pPr>
+      <w:r>
+        <w:rPr>
+          <w:sz w:val="26"/>
+          <w:szCs w:val="26"/>
           <w:color w:val="222632"/>
           <w:b w:val="on"/>
           <w:bCs w:val="on"/>
@@ -1501,6 +1684,10 @@
       <w:pPr>
         <w:spacing w:before="280" w:lineRule="exact" w:line="185"/>
         <w:jc w:val="left"/>
+        <w:rPr>
+          <w:i w:val="on"/>
+          <w:iCs w:val="on"/>
+        </w:rPr>
       </w:pPr>
       <w:r>
         <w:rPr>

--- a/assets/readme/examples/word-export-companion.docx
+++ b/assets/readme/examples/word-export-companion.docx
@@ -27,7 +27,7 @@
     </w:p>
     <w:p>
       <w:pPr>
-        <w:spacing w:before="280" w:lineRule="exact" w:line="259"/>
+        <w:spacing w:before="274" w:lineRule="exact" w:line="259"/>
         <w:jc w:val="left"/>
         <w:rPr>
           <w:color w:val="000000"/>
@@ -145,7 +145,7 @@
           <w:ilvl w:val="0"/>
           <w:numId w:val="1"/>
         </w:numPr>
-        <w:spacing w:before="280" w:lineRule="exact" w:line="203"/>
+        <w:spacing w:before="286" w:lineRule="exact" w:line="203"/>
         <w:rPr>
           <w:color w:val="222632"/>
           <w:sz w:val="22"/>
@@ -251,7 +251,7 @@
     </w:p>
     <w:p>
       <w:pPr>
-        <w:spacing w:before="280" w:lineRule="exact" w:line="241" w:after="280"/>
+        <w:spacing w:before="274" w:lineRule="exact" w:line="241" w:after="286"/>
         <w:jc w:val="left"/>
         <w:rPr>
           <w:b w:val="on"/>
@@ -851,7 +851,7 @@
     </w:tbl>
     <w:p>
       <w:pPr>
-        <w:spacing w:before="280" w:lineRule="exact" w:line="241" w:after="280"/>
+        <w:spacing w:before="274" w:lineRule="exact" w:line="241" w:after="286"/>
         <w:jc w:val="left"/>
         <w:rPr>
           <w:b w:val="on"/>
@@ -953,7 +953,7 @@
     </w:tbl>
     <w:p>
       <w:pPr>
-        <w:spacing w:before="280" w:lineRule="exact" w:line="241"/>
+        <w:spacing w:before="274" w:lineRule="exact" w:line="241"/>
         <w:jc w:val="left"/>
         <w:rPr>
           <w:b w:val="on"/>
@@ -976,7 +976,7 @@
     </w:p>
     <w:p>
       <w:pPr>
-        <w:spacing w:before="280"/>
+        <w:spacing w:before="286"/>
       </w:pPr>
       <w:r>
         <w:drawing>
@@ -1021,7 +1021,7 @@
     </w:p>
     <w:p>
       <w:pPr>
-        <w:spacing w:before="280" w:lineRule="exact" w:line="241"/>
+        <w:spacing w:before="274" w:lineRule="exact" w:line="241"/>
         <w:jc w:val="left"/>
         <w:rPr>
           <w:b w:val="on"/>
@@ -1109,7 +1109,7 @@
     </w:p>
     <w:p>
       <w:pPr>
-        <w:spacing w:before="280" w:lineRule="exact" w:line="185" w:after="280"/>
+        <w:spacing w:before="282" w:lineRule="exact" w:line="185" w:after="284"/>
         <w:jc w:val="left"/>
         <w:rPr>
           <w:i w:val="on"/>
@@ -1659,7 +1659,7 @@
     </w:tbl>
     <w:p>
       <w:pPr>
-        <w:spacing w:before="280" w:lineRule="exact" w:line="241"/>
+        <w:spacing w:before="274" w:lineRule="exact" w:line="241"/>
         <w:jc w:val="left"/>
         <w:rPr>
           <w:b w:val="on"/>
@@ -1682,7 +1682,7 @@
     </w:p>
     <w:p>
       <w:pPr>
-        <w:spacing w:before="280" w:lineRule="exact" w:line="185"/>
+        <w:spacing w:before="282" w:lineRule="exact" w:line="185"/>
         <w:jc w:val="left"/>
         <w:rPr>
           <w:i w:val="on"/>
@@ -1702,7 +1702,7 @@
         <w:pBdr>
           <w:bottom w:val="single" w:sz="16" w:color="C4994C" w:space="0"/>
         </w:pBdr>
-        <w:spacing w:before="280" w:lineRule="exact" w:line="2"/>
+        <w:spacing w:before="284" w:lineRule="exact" w:line="2"/>
         <w:ind w:left="0" w:right="1580"/>
       </w:pPr>
     </w:p>

--- a/assets/readme/examples/word-export-companion.docx
+++ b/assets/readme/examples/word-export-companion.docx
@@ -305,9 +305,9 @@
             </w:tcBorders>
             <w:shd w:val="clear" w:fill="E8EEF3"/>
             <w:tcMar>
-              <w:top w:type="dxa" w:w="65"/>
-              <w:left w:type="dxa" w:w="80"/>
-              <w:bottom w:type="dxa" w:w="73"/>
+              <w:top w:type="dxa" w:w="59"/>
+              <w:left w:type="dxa" w:w="80"/>
+              <w:bottom w:type="dxa" w:w="79"/>
               <w:right w:type="dxa" w:w="80"/>
             </w:tcMar>
             <w:vAlign w:val="center"/>
@@ -341,9 +341,9 @@
             </w:tcBorders>
             <w:shd w:val="clear" w:fill="E8EEF3"/>
             <w:tcMar>
-              <w:top w:type="dxa" w:w="65"/>
-              <w:left w:type="dxa" w:w="80"/>
-              <w:bottom w:type="dxa" w:w="73"/>
+              <w:top w:type="dxa" w:w="59"/>
+              <w:left w:type="dxa" w:w="80"/>
+              <w:bottom w:type="dxa" w:w="79"/>
               <w:right w:type="dxa" w:w="80"/>
             </w:tcMar>
             <w:vAlign w:val="center"/>
@@ -377,9 +377,9 @@
             </w:tcBorders>
             <w:shd w:val="clear" w:fill="E8EEF3"/>
             <w:tcMar>
-              <w:top w:type="dxa" w:w="65"/>
-              <w:left w:type="dxa" w:w="80"/>
-              <w:bottom w:type="dxa" w:w="73"/>
+              <w:top w:type="dxa" w:w="59"/>
+              <w:left w:type="dxa" w:w="80"/>
+              <w:bottom w:type="dxa" w:w="79"/>
               <w:right w:type="dxa" w:w="80"/>
             </w:tcMar>
             <w:vAlign w:val="center"/>
@@ -418,9 +418,9 @@
               <w:right w:val="single" w:sz="6" w:color="CDD4DB"/>
             </w:tcBorders>
             <w:tcMar>
-              <w:top w:type="dxa" w:w="73"/>
-              <w:left w:type="dxa" w:w="80"/>
-              <w:bottom w:type="dxa" w:w="73"/>
+              <w:top w:type="dxa" w:w="67"/>
+              <w:left w:type="dxa" w:w="80"/>
+              <w:bottom w:type="dxa" w:w="79"/>
               <w:right w:type="dxa" w:w="80"/>
             </w:tcMar>
             <w:vAlign w:val="center"/>
@@ -453,9 +453,9 @@
               <w:right w:val="single" w:sz="6" w:color="CDD4DB"/>
             </w:tcBorders>
             <w:tcMar>
-              <w:top w:type="dxa" w:w="73"/>
-              <w:left w:type="dxa" w:w="80"/>
-              <w:bottom w:type="dxa" w:w="73"/>
+              <w:top w:type="dxa" w:w="67"/>
+              <w:left w:type="dxa" w:w="80"/>
+              <w:bottom w:type="dxa" w:w="79"/>
               <w:right w:type="dxa" w:w="80"/>
             </w:tcMar>
             <w:vAlign w:val="center"/>
@@ -488,9 +488,9 @@
               <w:right w:val="single" w:sz="6" w:color="CDD4DB"/>
             </w:tcBorders>
             <w:tcMar>
-              <w:top w:type="dxa" w:w="73"/>
-              <w:left w:type="dxa" w:w="80"/>
-              <w:bottom w:type="dxa" w:w="73"/>
+              <w:top w:type="dxa" w:w="67"/>
+              <w:left w:type="dxa" w:w="80"/>
+              <w:bottom w:type="dxa" w:w="79"/>
               <w:right w:type="dxa" w:w="80"/>
             </w:tcMar>
             <w:vAlign w:val="center"/>
@@ -529,9 +529,9 @@
               <w:right w:val="single" w:sz="6" w:color="CDD4DB"/>
             </w:tcBorders>
             <w:tcMar>
-              <w:top w:type="dxa" w:w="73"/>
-              <w:left w:type="dxa" w:w="80"/>
-              <w:bottom w:type="dxa" w:w="73"/>
+              <w:top w:type="dxa" w:w="67"/>
+              <w:left w:type="dxa" w:w="80"/>
+              <w:bottom w:type="dxa" w:w="79"/>
               <w:right w:type="dxa" w:w="80"/>
             </w:tcMar>
             <w:vAlign w:val="center"/>
@@ -564,9 +564,9 @@
               <w:right w:val="single" w:sz="6" w:color="CDD4DB"/>
             </w:tcBorders>
             <w:tcMar>
-              <w:top w:type="dxa" w:w="73"/>
-              <w:left w:type="dxa" w:w="80"/>
-              <w:bottom w:type="dxa" w:w="73"/>
+              <w:top w:type="dxa" w:w="67"/>
+              <w:left w:type="dxa" w:w="80"/>
+              <w:bottom w:type="dxa" w:w="79"/>
               <w:right w:type="dxa" w:w="80"/>
             </w:tcMar>
             <w:vAlign w:val="center"/>
@@ -599,9 +599,9 @@
               <w:right w:val="single" w:sz="6" w:color="CDD4DB"/>
             </w:tcBorders>
             <w:tcMar>
-              <w:top w:type="dxa" w:w="73"/>
-              <w:left w:type="dxa" w:w="80"/>
-              <w:bottom w:type="dxa" w:w="73"/>
+              <w:top w:type="dxa" w:w="67"/>
+              <w:left w:type="dxa" w:w="80"/>
+              <w:bottom w:type="dxa" w:w="79"/>
               <w:right w:type="dxa" w:w="80"/>
             </w:tcMar>
             <w:vAlign w:val="center"/>
@@ -640,9 +640,9 @@
               <w:right w:val="single" w:sz="6" w:color="CDD4DB"/>
             </w:tcBorders>
             <w:tcMar>
-              <w:top w:type="dxa" w:w="73"/>
-              <w:left w:type="dxa" w:w="80"/>
-              <w:bottom w:type="dxa" w:w="73"/>
+              <w:top w:type="dxa" w:w="67"/>
+              <w:left w:type="dxa" w:w="80"/>
+              <w:bottom w:type="dxa" w:w="79"/>
               <w:right w:type="dxa" w:w="80"/>
             </w:tcMar>
             <w:vAlign w:val="center"/>
@@ -675,9 +675,9 @@
               <w:right w:val="single" w:sz="6" w:color="CDD4DB"/>
             </w:tcBorders>
             <w:tcMar>
-              <w:top w:type="dxa" w:w="73"/>
-              <w:left w:type="dxa" w:w="80"/>
-              <w:bottom w:type="dxa" w:w="73"/>
+              <w:top w:type="dxa" w:w="67"/>
+              <w:left w:type="dxa" w:w="80"/>
+              <w:bottom w:type="dxa" w:w="79"/>
               <w:right w:type="dxa" w:w="80"/>
             </w:tcMar>
             <w:vAlign w:val="center"/>
@@ -710,9 +710,9 @@
               <w:right w:val="single" w:sz="6" w:color="CDD4DB"/>
             </w:tcBorders>
             <w:tcMar>
-              <w:top w:type="dxa" w:w="73"/>
-              <w:left w:type="dxa" w:w="80"/>
-              <w:bottom w:type="dxa" w:w="73"/>
+              <w:top w:type="dxa" w:w="67"/>
+              <w:left w:type="dxa" w:w="80"/>
+              <w:bottom w:type="dxa" w:w="79"/>
               <w:right w:type="dxa" w:w="80"/>
             </w:tcMar>
             <w:vAlign w:val="center"/>
@@ -751,9 +751,9 @@
               <w:right w:val="single" w:sz="6" w:color="CDD4DB"/>
             </w:tcBorders>
             <w:tcMar>
-              <w:top w:type="dxa" w:w="73"/>
-              <w:left w:type="dxa" w:w="80"/>
-              <w:bottom w:type="dxa" w:w="65"/>
+              <w:top w:type="dxa" w:w="67"/>
+              <w:left w:type="dxa" w:w="80"/>
+              <w:bottom w:type="dxa" w:w="71"/>
               <w:right w:type="dxa" w:w="80"/>
             </w:tcMar>
             <w:vAlign w:val="center"/>
@@ -786,9 +786,9 @@
               <w:right w:val="single" w:sz="6" w:color="CDD4DB"/>
             </w:tcBorders>
             <w:tcMar>
-              <w:top w:type="dxa" w:w="73"/>
-              <w:left w:type="dxa" w:w="80"/>
-              <w:bottom w:type="dxa" w:w="65"/>
+              <w:top w:type="dxa" w:w="67"/>
+              <w:left w:type="dxa" w:w="80"/>
+              <w:bottom w:type="dxa" w:w="71"/>
               <w:right w:type="dxa" w:w="80"/>
             </w:tcMar>
             <w:vAlign w:val="center"/>
@@ -821,9 +821,9 @@
               <w:right w:val="single" w:sz="6" w:color="CDD4DB"/>
             </w:tcBorders>
             <w:tcMar>
-              <w:top w:type="dxa" w:w="73"/>
-              <w:left w:type="dxa" w:w="80"/>
-              <w:bottom w:type="dxa" w:w="65"/>
+              <w:top w:type="dxa" w:w="67"/>
+              <w:left w:type="dxa" w:w="80"/>
+              <w:bottom w:type="dxa" w:w="71"/>
               <w:right w:type="dxa" w:w="80"/>
             </w:tcMar>
             <w:vAlign w:val="center"/>

--- a/assets/readme/examples/word-export-companion.docx
+++ b/assets/readme/examples/word-export-companion.docx
@@ -292,7 +292,7 @@
       </w:tblGrid>
       <w:tr>
         <w:trPr>
-          <w:trHeight w:val="258" w:hRule="atLeast"/>
+          <w:trHeight w:val="259" w:hRule="atLeast"/>
           <w:cantSplit w:val="on"/>
         </w:trPr>
         <w:tc>
@@ -406,7 +406,7 @@
       </w:tr>
       <w:tr>
         <w:trPr>
-          <w:trHeight w:val="258" w:hRule="atLeast"/>
+          <w:trHeight w:val="259" w:hRule="atLeast"/>
           <w:cantSplit w:val="on"/>
         </w:trPr>
         <w:tc>
@@ -418,7 +418,7 @@
               <w:right w:val="single" w:sz="6" w:color="CDD4DB"/>
             </w:tcBorders>
             <w:tcMar>
-              <w:top w:type="dxa" w:w="67"/>
+              <w:top w:type="dxa" w:w="66"/>
               <w:left w:type="dxa" w:w="80"/>
               <w:bottom w:type="dxa" w:w="79"/>
               <w:right w:type="dxa" w:w="80"/>
@@ -453,7 +453,7 @@
               <w:right w:val="single" w:sz="6" w:color="CDD4DB"/>
             </w:tcBorders>
             <w:tcMar>
-              <w:top w:type="dxa" w:w="67"/>
+              <w:top w:type="dxa" w:w="66"/>
               <w:left w:type="dxa" w:w="80"/>
               <w:bottom w:type="dxa" w:w="79"/>
               <w:right w:type="dxa" w:w="80"/>
@@ -488,7 +488,7 @@
               <w:right w:val="single" w:sz="6" w:color="CDD4DB"/>
             </w:tcBorders>
             <w:tcMar>
-              <w:top w:type="dxa" w:w="67"/>
+              <w:top w:type="dxa" w:w="66"/>
               <w:left w:type="dxa" w:w="80"/>
               <w:bottom w:type="dxa" w:w="79"/>
               <w:right w:type="dxa" w:w="80"/>
@@ -517,7 +517,7 @@
       </w:tr>
       <w:tr>
         <w:trPr>
-          <w:trHeight w:val="258" w:hRule="atLeast"/>
+          <w:trHeight w:val="259" w:hRule="atLeast"/>
           <w:cantSplit w:val="on"/>
         </w:trPr>
         <w:tc>
@@ -529,7 +529,7 @@
               <w:right w:val="single" w:sz="6" w:color="CDD4DB"/>
             </w:tcBorders>
             <w:tcMar>
-              <w:top w:type="dxa" w:w="67"/>
+              <w:top w:type="dxa" w:w="66"/>
               <w:left w:type="dxa" w:w="80"/>
               <w:bottom w:type="dxa" w:w="79"/>
               <w:right w:type="dxa" w:w="80"/>
@@ -564,7 +564,7 @@
               <w:right w:val="single" w:sz="6" w:color="CDD4DB"/>
             </w:tcBorders>
             <w:tcMar>
-              <w:top w:type="dxa" w:w="67"/>
+              <w:top w:type="dxa" w:w="66"/>
               <w:left w:type="dxa" w:w="80"/>
               <w:bottom w:type="dxa" w:w="79"/>
               <w:right w:type="dxa" w:w="80"/>
@@ -599,7 +599,7 @@
               <w:right w:val="single" w:sz="6" w:color="CDD4DB"/>
             </w:tcBorders>
             <w:tcMar>
-              <w:top w:type="dxa" w:w="67"/>
+              <w:top w:type="dxa" w:w="66"/>
               <w:left w:type="dxa" w:w="80"/>
               <w:bottom w:type="dxa" w:w="79"/>
               <w:right w:type="dxa" w:w="80"/>
@@ -628,7 +628,7 @@
       </w:tr>
       <w:tr>
         <w:trPr>
-          <w:trHeight w:val="258" w:hRule="atLeast"/>
+          <w:trHeight w:val="259" w:hRule="atLeast"/>
           <w:cantSplit w:val="on"/>
         </w:trPr>
         <w:tc>
@@ -640,7 +640,7 @@
               <w:right w:val="single" w:sz="6" w:color="CDD4DB"/>
             </w:tcBorders>
             <w:tcMar>
-              <w:top w:type="dxa" w:w="67"/>
+              <w:top w:type="dxa" w:w="66"/>
               <w:left w:type="dxa" w:w="80"/>
               <w:bottom w:type="dxa" w:w="79"/>
               <w:right w:type="dxa" w:w="80"/>
@@ -675,7 +675,7 @@
               <w:right w:val="single" w:sz="6" w:color="CDD4DB"/>
             </w:tcBorders>
             <w:tcMar>
-              <w:top w:type="dxa" w:w="67"/>
+              <w:top w:type="dxa" w:w="66"/>
               <w:left w:type="dxa" w:w="80"/>
               <w:bottom w:type="dxa" w:w="79"/>
               <w:right w:type="dxa" w:w="80"/>
@@ -710,7 +710,7 @@
               <w:right w:val="single" w:sz="6" w:color="CDD4DB"/>
             </w:tcBorders>
             <w:tcMar>
-              <w:top w:type="dxa" w:w="67"/>
+              <w:top w:type="dxa" w:w="66"/>
               <w:left w:type="dxa" w:w="80"/>
               <w:bottom w:type="dxa" w:w="79"/>
               <w:right w:type="dxa" w:w="80"/>
@@ -739,7 +739,7 @@
       </w:tr>
       <w:tr>
         <w:trPr>
-          <w:trHeight w:val="258" w:hRule="atLeast"/>
+          <w:trHeight w:val="259" w:hRule="atLeast"/>
           <w:cantSplit w:val="on"/>
         </w:trPr>
         <w:tc>
@@ -751,7 +751,7 @@
               <w:right w:val="single" w:sz="6" w:color="CDD4DB"/>
             </w:tcBorders>
             <w:tcMar>
-              <w:top w:type="dxa" w:w="67"/>
+              <w:top w:type="dxa" w:w="66"/>
               <w:left w:type="dxa" w:w="80"/>
               <w:bottom w:type="dxa" w:w="71"/>
               <w:right w:type="dxa" w:w="80"/>
@@ -786,7 +786,7 @@
               <w:right w:val="single" w:sz="6" w:color="CDD4DB"/>
             </w:tcBorders>
             <w:tcMar>
-              <w:top w:type="dxa" w:w="67"/>
+              <w:top w:type="dxa" w:w="66"/>
               <w:left w:type="dxa" w:w="80"/>
               <w:bottom w:type="dxa" w:w="71"/>
               <w:right w:type="dxa" w:w="80"/>
@@ -821,7 +821,7 @@
               <w:right w:val="single" w:sz="6" w:color="CDD4DB"/>
             </w:tcBorders>
             <w:tcMar>
-              <w:top w:type="dxa" w:w="67"/>
+              <w:top w:type="dxa" w:w="66"/>
               <w:left w:type="dxa" w:w="80"/>
               <w:bottom w:type="dxa" w:w="71"/>
               <w:right w:type="dxa" w:w="80"/>

--- a/assets/readme/examples/word-export-companion.docx
+++ b/assets/readme/examples/word-export-companion.docx
@@ -851,7 +851,7 @@
     </w:tbl>
     <w:p>
       <w:pPr>
-        <w:spacing w:before="274" w:lineRule="exact" w:line="241" w:after="286"/>
+        <w:spacing w:before="274" w:lineRule="exact" w:line="241" w:after="282"/>
         <w:jc w:val="left"/>
         <w:rPr>
           <w:b w:val="on"/>
@@ -903,7 +903,7 @@
           </w:tcPr>
           <w:p>
             <w:pPr>
-              <w:spacing w:lineRule="exact" w:line="203"/>
+              <w:spacing w:lineRule="exact" w:line="203" w:after="4"/>
               <w:jc w:val="left"/>
               <w:rPr>
                 <w:color w:val="222632"/>
@@ -931,7 +931,7 @@
           </w:tcPr>
           <w:p>
             <w:pPr>
-              <w:spacing w:lineRule="exact" w:line="203"/>
+              <w:spacing w:lineRule="exact" w:line="203" w:after="4"/>
               <w:jc w:val="left"/>
               <w:rPr>
                 <w:color w:val="222632"/>

--- a/assets/readme/examples/word-export-companion.docx
+++ b/assets/readme/examples/word-export-companion.docx
@@ -145,7 +145,7 @@
           <w:ilvl w:val="0"/>
           <w:numId w:val="1"/>
         </w:numPr>
-        <w:spacing w:before="286" w:lineRule="exact" w:line="203"/>
+        <w:spacing w:before="282" w:lineRule="exact" w:line="203"/>
         <w:rPr>
           <w:color w:val="222632"/>
           <w:sz w:val="22"/>
@@ -167,7 +167,7 @@
           <w:ilvl w:val="0"/>
           <w:numId w:val="1"/>
         </w:numPr>
-        <w:spacing w:lineRule="exact" w:line="203"/>
+        <w:spacing w:before="0" w:lineRule="exact" w:line="203"/>
         <w:rPr>
           <w:color w:val="222632"/>
           <w:sz w:val="22"/>
@@ -251,7 +251,7 @@
     </w:p>
     <w:p>
       <w:pPr>
-        <w:spacing w:before="274" w:lineRule="exact" w:line="241" w:after="286"/>
+        <w:spacing w:before="278" w:lineRule="exact" w:line="241" w:after="286"/>
         <w:jc w:val="left"/>
         <w:rPr>
           <w:b w:val="on"/>

--- a/assets/readme/examples/word-export-companion.docx
+++ b/assets/readme/examples/word-export-companion.docx
@@ -251,7 +251,7 @@
     </w:p>
     <w:p>
       <w:pPr>
-        <w:spacing w:before="278" w:lineRule="exact" w:line="241" w:after="286"/>
+        <w:spacing w:before="280" w:lineRule="exact" w:line="241" w:after="286"/>
         <w:jc w:val="left"/>
         <w:rPr>
           <w:b w:val="on"/>

--- a/assets/readme/examples/word-export-companion.docx
+++ b/assets/readme/examples/word-export-companion.docx
@@ -1061,10 +1061,11 @@
                     <a:solidFill>
                       <a:srgbClr val="14505F"/>
                     </a:solidFill>
-                    <a:ln w="15240">
+                    <a:ln w="15240" cap="flat">
                       <a:solidFill>
                         <a:srgbClr val="C4994C"/>
                       </a:solidFill>
+                      <a:miter lim="1000000"/>
                     </a:ln>
                   </wps:spPr>
                   <wps:txbx>

--- a/assets/readme/examples/word-export-companion.docx
+++ b/assets/readme/examples/word-export-companion.docx
@@ -1137,6 +1137,7 @@
           <w:insideV w:val="single"/>
         </w:tblBorders>
       </w:tblPr>
+      <w:tblGrid/>
       <w:tr>
         <w:tc>
           <w:tcPr>

--- a/assets/readme/examples/word-export-companion.docx
+++ b/assets/readme/examples/word-export-companion.docx
@@ -1122,7 +1122,7 @@
           <w:i w:val="on"/>
           <w:iCs w:val="on"/>
         </w:rPr>
-        <w:t>The PDF renders the vector chart; Word has no layout pass, so the same node exports as a categories-by-series table.</w:t>
+        <w:t>The PDF renders the vector chart; the Word export writes no chart, so the same node exports as a categories-by-series table.</w:t>
       </w:r>
     </w:p>
     <w:tbl>

--- a/assets/readme/examples/word-export-companion.docx
+++ b/assets/readme/examples/word-export-companion.docx
@@ -1033,7 +1033,7 @@
       </w:pPr>
       <w:r>
         <w:drawing xmlns:a="http://schemas.openxmlformats.org/drawingml/2006/main" xmlns:wps="http://schemas.microsoft.com/office/word/2010/wordprocessingShape">
-          <wp:anchor distT="0" distB="0" distL="0" distR="0" simplePos="0" relativeHeight="251659264" behindDoc="0" locked="0" layoutInCell="0" allowOverlap="1">
+          <wp:anchor distT="0" distB="0" distL="0" distR="0" simplePos="0" relativeHeight="252036096" behindDoc="0" locked="0" layoutInCell="0" allowOverlap="1">
             <wp:simplePos x="0" y="0"/>
             <wp:positionH relativeFrom="page">
               <wp:posOffset>609600</wp:posOffset>

--- a/assets/readme/examples/word-export-companion.docx
+++ b/assets/readme/examples/word-export-companion.docx
@@ -274,7 +274,7 @@
     </w:p>
     <w:tbl>
       <w:tblPr>
-        <w:tblW w:w="3263" w:type="dxa"/>
+        <w:tblW w:w="3203" w:type="dxa"/>
         <w:tblBorders>
           <w:top w:val="single"/>
           <w:left w:val="single"/>
@@ -286,9 +286,9 @@
         <w:tblLayout w:type="fixed"/>
       </w:tblPr>
       <w:tblGrid>
-        <w:gridCol w:w="1129"/>
-        <w:gridCol w:w="1301"/>
-        <w:gridCol w:w="833"/>
+        <w:gridCol w:w="1109"/>
+        <w:gridCol w:w="1281"/>
+        <w:gridCol w:w="813"/>
       </w:tblGrid>
       <w:tr>
         <w:trPr>
@@ -308,7 +308,7 @@
               <w:top w:type="dxa" w:w="59"/>
               <w:left w:type="dxa" w:w="80"/>
               <w:bottom w:type="dxa" w:w="79"/>
-              <w:right w:type="dxa" w:w="80"/>
+              <w:right w:type="dxa" w:w="60"/>
             </w:tcMar>
             <w:vAlign w:val="center"/>
           </w:tcPr>
@@ -344,7 +344,7 @@
               <w:top w:type="dxa" w:w="59"/>
               <w:left w:type="dxa" w:w="80"/>
               <w:bottom w:type="dxa" w:w="79"/>
-              <w:right w:type="dxa" w:w="80"/>
+              <w:right w:type="dxa" w:w="60"/>
             </w:tcMar>
             <w:vAlign w:val="center"/>
           </w:tcPr>
@@ -380,7 +380,7 @@
               <w:top w:type="dxa" w:w="59"/>
               <w:left w:type="dxa" w:w="80"/>
               <w:bottom w:type="dxa" w:w="79"/>
-              <w:right w:type="dxa" w:w="80"/>
+              <w:right w:type="dxa" w:w="60"/>
             </w:tcMar>
             <w:vAlign w:val="center"/>
           </w:tcPr>
@@ -421,7 +421,7 @@
               <w:top w:type="dxa" w:w="66"/>
               <w:left w:type="dxa" w:w="80"/>
               <w:bottom w:type="dxa" w:w="79"/>
-              <w:right w:type="dxa" w:w="80"/>
+              <w:right w:type="dxa" w:w="60"/>
             </w:tcMar>
             <w:vAlign w:val="center"/>
           </w:tcPr>
@@ -456,7 +456,7 @@
               <w:top w:type="dxa" w:w="66"/>
               <w:left w:type="dxa" w:w="80"/>
               <w:bottom w:type="dxa" w:w="79"/>
-              <w:right w:type="dxa" w:w="80"/>
+              <w:right w:type="dxa" w:w="60"/>
             </w:tcMar>
             <w:vAlign w:val="center"/>
           </w:tcPr>
@@ -491,7 +491,7 @@
               <w:top w:type="dxa" w:w="66"/>
               <w:left w:type="dxa" w:w="80"/>
               <w:bottom w:type="dxa" w:w="79"/>
-              <w:right w:type="dxa" w:w="80"/>
+              <w:right w:type="dxa" w:w="60"/>
             </w:tcMar>
             <w:vAlign w:val="center"/>
           </w:tcPr>
@@ -532,7 +532,7 @@
               <w:top w:type="dxa" w:w="66"/>
               <w:left w:type="dxa" w:w="80"/>
               <w:bottom w:type="dxa" w:w="79"/>
-              <w:right w:type="dxa" w:w="80"/>
+              <w:right w:type="dxa" w:w="60"/>
             </w:tcMar>
             <w:vAlign w:val="center"/>
           </w:tcPr>
@@ -567,7 +567,7 @@
               <w:top w:type="dxa" w:w="66"/>
               <w:left w:type="dxa" w:w="80"/>
               <w:bottom w:type="dxa" w:w="79"/>
-              <w:right w:type="dxa" w:w="80"/>
+              <w:right w:type="dxa" w:w="60"/>
             </w:tcMar>
             <w:vAlign w:val="center"/>
           </w:tcPr>
@@ -602,7 +602,7 @@
               <w:top w:type="dxa" w:w="66"/>
               <w:left w:type="dxa" w:w="80"/>
               <w:bottom w:type="dxa" w:w="79"/>
-              <w:right w:type="dxa" w:w="80"/>
+              <w:right w:type="dxa" w:w="60"/>
             </w:tcMar>
             <w:vAlign w:val="center"/>
           </w:tcPr>
@@ -643,7 +643,7 @@
               <w:top w:type="dxa" w:w="66"/>
               <w:left w:type="dxa" w:w="80"/>
               <w:bottom w:type="dxa" w:w="79"/>
-              <w:right w:type="dxa" w:w="80"/>
+              <w:right w:type="dxa" w:w="60"/>
             </w:tcMar>
             <w:vAlign w:val="center"/>
           </w:tcPr>
@@ -678,7 +678,7 @@
               <w:top w:type="dxa" w:w="66"/>
               <w:left w:type="dxa" w:w="80"/>
               <w:bottom w:type="dxa" w:w="79"/>
-              <w:right w:type="dxa" w:w="80"/>
+              <w:right w:type="dxa" w:w="60"/>
             </w:tcMar>
             <w:vAlign w:val="center"/>
           </w:tcPr>
@@ -713,7 +713,7 @@
               <w:top w:type="dxa" w:w="66"/>
               <w:left w:type="dxa" w:w="80"/>
               <w:bottom w:type="dxa" w:w="79"/>
-              <w:right w:type="dxa" w:w="80"/>
+              <w:right w:type="dxa" w:w="60"/>
             </w:tcMar>
             <w:vAlign w:val="center"/>
           </w:tcPr>
@@ -754,7 +754,7 @@
               <w:top w:type="dxa" w:w="66"/>
               <w:left w:type="dxa" w:w="80"/>
               <w:bottom w:type="dxa" w:w="71"/>
-              <w:right w:type="dxa" w:w="80"/>
+              <w:right w:type="dxa" w:w="60"/>
             </w:tcMar>
             <w:vAlign w:val="center"/>
           </w:tcPr>
@@ -789,7 +789,7 @@
               <w:top w:type="dxa" w:w="66"/>
               <w:left w:type="dxa" w:w="80"/>
               <w:bottom w:type="dxa" w:w="71"/>
-              <w:right w:type="dxa" w:w="80"/>
+              <w:right w:type="dxa" w:w="60"/>
             </w:tcMar>
             <w:vAlign w:val="center"/>
           </w:tcPr>
@@ -824,7 +824,7 @@
               <w:top w:type="dxa" w:w="66"/>
               <w:left w:type="dxa" w:w="80"/>
               <w:bottom w:type="dxa" w:w="71"/>
-              <w:right w:type="dxa" w:w="80"/>
+              <w:right w:type="dxa" w:w="60"/>
             </w:tcMar>
             <w:vAlign w:val="center"/>
           </w:tcPr>

--- a/assets/readme/examples/word-export-companion.docx
+++ b/assets/readme/examples/word-export-companion.docx
@@ -1705,7 +1705,7 @@
           <w:bottom w:val="single" w:sz="16" w:color="C4994C" w:space="0"/>
         </w:pBdr>
         <w:spacing w:before="284" w:lineRule="exact" w:line="2"/>
-        <w:ind w:left="0" w:right="1580"/>
+        <w:ind w:left="28" w:right="1610"/>
       </w:pPr>
     </w:p>
     <w:sectPr>

--- a/assets/readme/examples/word-export-companion.docx
+++ b/assets/readme/examples/word-export-companion.docx
@@ -1032,14 +1032,608 @@
         </w:rPr>
       </w:pPr>
       <w:r>
+        <w:rPr>
+          <w:sz w:val="26"/>
+          <w:szCs w:val="26"/>
+          <w:color w:val="222632"/>
+          <w:b w:val="on"/>
+          <w:bCs w:val="on"/>
+        </w:rPr>
+        <w:t>Charts fall back to their data</w:t>
+      </w:r>
+    </w:p>
+    <w:p>
+      <w:pPr>
+        <w:spacing w:before="282" w:lineRule="exact" w:line="185" w:after="284"/>
+        <w:jc w:val="left"/>
+        <w:rPr>
+          <w:i w:val="on"/>
+          <w:iCs w:val="on"/>
+        </w:rPr>
+      </w:pPr>
+      <w:r>
+        <w:rPr>
+          <w:i w:val="on"/>
+          <w:iCs w:val="on"/>
+        </w:rPr>
+        <w:t>The PDF renders the vector chart; the Word export writes no chart, so the same node exports as a categories-by-series table.</w:t>
+      </w:r>
+    </w:p>
+    <w:tbl>
+      <w:tblPr>
+        <w:tblW w:w="0" w:type="auto"/>
+        <w:tblBorders>
+          <w:top w:val="single"/>
+          <w:left w:val="single"/>
+          <w:bottom w:val="single"/>
+          <w:right w:val="single"/>
+          <w:insideH w:val="single"/>
+          <w:insideV w:val="single"/>
+        </w:tblBorders>
+      </w:tblPr>
+      <w:tblGrid/>
+      <w:tr>
+        <w:tc>
+          <w:tcPr>
+            <w:tcBorders>
+              <w:top w:val="single" w:sz="8" w:color="000000"/>
+              <w:left w:val="single" w:sz="8" w:color="000000"/>
+              <w:bottom w:val="single" w:sz="8" w:color="000000"/>
+              <w:right w:val="single" w:sz="8" w:color="000000"/>
+            </w:tcBorders>
+            <w:tcMar>
+              <w:top w:type="dxa" w:w="60"/>
+              <w:left w:type="dxa" w:w="80"/>
+              <w:bottom w:type="dxa" w:w="70"/>
+              <w:right w:type="dxa" w:w="80"/>
+            </w:tcMar>
+            <w:vAlign w:val="center"/>
+          </w:tcPr>
+          <w:p>
+            <w:pPr>
+              <w:rPr>
+                <w:color w:val="000000"/>
+                <w:sz w:val="28"/>
+                <w:szCs w:val="28"/>
+              </w:rPr>
+            </w:pPr>
+            <w:r>
+              <w:rPr>
+                <w:sz w:val="28"/>
+                <w:szCs w:val="28"/>
+                <w:color w:val="000000"/>
+              </w:rPr>
+              <w:t/>
+            </w:r>
+          </w:p>
+        </w:tc>
+        <w:tc>
+          <w:tcPr>
+            <w:tcBorders>
+              <w:top w:val="single" w:sz="8" w:color="000000"/>
+              <w:left w:val="single" w:sz="8" w:color="000000"/>
+              <w:bottom w:val="single" w:sz="8" w:color="000000"/>
+              <w:right w:val="single" w:sz="8" w:color="000000"/>
+            </w:tcBorders>
+            <w:tcMar>
+              <w:top w:type="dxa" w:w="60"/>
+              <w:left w:type="dxa" w:w="80"/>
+              <w:bottom w:type="dxa" w:w="70"/>
+              <w:right w:type="dxa" w:w="80"/>
+            </w:tcMar>
+            <w:vAlign w:val="center"/>
+          </w:tcPr>
+          <w:p>
+            <w:pPr>
+              <w:rPr>
+                <w:color w:val="000000"/>
+                <w:sz w:val="28"/>
+                <w:szCs w:val="28"/>
+              </w:rPr>
+            </w:pPr>
+            <w:r>
+              <w:rPr>
+                <w:sz w:val="28"/>
+                <w:szCs w:val="28"/>
+                <w:color w:val="000000"/>
+              </w:rPr>
+              <w:t>Revenue</w:t>
+            </w:r>
+          </w:p>
+        </w:tc>
+        <w:tc>
+          <w:tcPr>
+            <w:tcBorders>
+              <w:top w:val="single" w:sz="8" w:color="000000"/>
+              <w:left w:val="single" w:sz="8" w:color="000000"/>
+              <w:bottom w:val="single" w:sz="8" w:color="000000"/>
+              <w:right w:val="single" w:sz="8" w:color="000000"/>
+            </w:tcBorders>
+            <w:tcMar>
+              <w:top w:type="dxa" w:w="60"/>
+              <w:left w:type="dxa" w:w="80"/>
+              <w:bottom w:type="dxa" w:w="70"/>
+              <w:right w:type="dxa" w:w="80"/>
+            </w:tcMar>
+            <w:vAlign w:val="center"/>
+          </w:tcPr>
+          <w:p>
+            <w:pPr>
+              <w:rPr>
+                <w:color w:val="000000"/>
+                <w:sz w:val="28"/>
+                <w:szCs w:val="28"/>
+              </w:rPr>
+            </w:pPr>
+            <w:r>
+              <w:rPr>
+                <w:sz w:val="28"/>
+                <w:szCs w:val="28"/>
+                <w:color w:val="000000"/>
+              </w:rPr>
+              <w:t>Profit</w:t>
+            </w:r>
+          </w:p>
+        </w:tc>
+      </w:tr>
+      <w:tr>
+        <w:tc>
+          <w:tcPr>
+            <w:tcBorders>
+              <w:top w:val="single" w:sz="8" w:color="000000"/>
+              <w:left w:val="single" w:sz="8" w:color="000000"/>
+              <w:bottom w:val="single" w:sz="8" w:color="000000"/>
+              <w:right w:val="single" w:sz="8" w:color="000000"/>
+            </w:tcBorders>
+            <w:tcMar>
+              <w:top w:type="dxa" w:w="70"/>
+              <w:left w:type="dxa" w:w="80"/>
+              <w:bottom w:type="dxa" w:w="70"/>
+              <w:right w:type="dxa" w:w="80"/>
+            </w:tcMar>
+            <w:vAlign w:val="center"/>
+          </w:tcPr>
+          <w:p>
+            <w:pPr>
+              <w:rPr>
+                <w:color w:val="000000"/>
+                <w:sz w:val="28"/>
+                <w:szCs w:val="28"/>
+              </w:rPr>
+            </w:pPr>
+            <w:r>
+              <w:rPr>
+                <w:sz w:val="28"/>
+                <w:szCs w:val="28"/>
+                <w:color w:val="000000"/>
+              </w:rPr>
+              <w:t>Q1</w:t>
+            </w:r>
+          </w:p>
+        </w:tc>
+        <w:tc>
+          <w:tcPr>
+            <w:tcBorders>
+              <w:top w:val="single" w:sz="8" w:color="000000"/>
+              <w:left w:val="single" w:sz="8" w:color="000000"/>
+              <w:bottom w:val="single" w:sz="8" w:color="000000"/>
+              <w:right w:val="single" w:sz="8" w:color="000000"/>
+            </w:tcBorders>
+            <w:tcMar>
+              <w:top w:type="dxa" w:w="70"/>
+              <w:left w:type="dxa" w:w="80"/>
+              <w:bottom w:type="dxa" w:w="70"/>
+              <w:right w:type="dxa" w:w="80"/>
+            </w:tcMar>
+            <w:vAlign w:val="center"/>
+          </w:tcPr>
+          <w:p>
+            <w:pPr>
+              <w:rPr>
+                <w:color w:val="000000"/>
+                <w:sz w:val="28"/>
+                <w:szCs w:val="28"/>
+              </w:rPr>
+            </w:pPr>
+            <w:r>
+              <w:rPr>
+                <w:sz w:val="28"/>
+                <w:szCs w:val="28"/>
+                <w:color w:val="000000"/>
+              </w:rPr>
+              <w:t>42</w:t>
+            </w:r>
+          </w:p>
+        </w:tc>
+        <w:tc>
+          <w:tcPr>
+            <w:tcBorders>
+              <w:top w:val="single" w:sz="8" w:color="000000"/>
+              <w:left w:val="single" w:sz="8" w:color="000000"/>
+              <w:bottom w:val="single" w:sz="8" w:color="000000"/>
+              <w:right w:val="single" w:sz="8" w:color="000000"/>
+            </w:tcBorders>
+            <w:tcMar>
+              <w:top w:type="dxa" w:w="70"/>
+              <w:left w:type="dxa" w:w="80"/>
+              <w:bottom w:type="dxa" w:w="70"/>
+              <w:right w:type="dxa" w:w="80"/>
+            </w:tcMar>
+            <w:vAlign w:val="center"/>
+          </w:tcPr>
+          <w:p>
+            <w:pPr>
+              <w:rPr>
+                <w:color w:val="000000"/>
+                <w:sz w:val="28"/>
+                <w:szCs w:val="28"/>
+              </w:rPr>
+            </w:pPr>
+            <w:r>
+              <w:rPr>
+                <w:sz w:val="28"/>
+                <w:szCs w:val="28"/>
+                <w:color w:val="000000"/>
+              </w:rPr>
+              <w:t>12</w:t>
+            </w:r>
+          </w:p>
+        </w:tc>
+      </w:tr>
+      <w:tr>
+        <w:tc>
+          <w:tcPr>
+            <w:tcBorders>
+              <w:top w:val="single" w:sz="8" w:color="000000"/>
+              <w:left w:val="single" w:sz="8" w:color="000000"/>
+              <w:bottom w:val="single" w:sz="8" w:color="000000"/>
+              <w:right w:val="single" w:sz="8" w:color="000000"/>
+            </w:tcBorders>
+            <w:tcMar>
+              <w:top w:type="dxa" w:w="70"/>
+              <w:left w:type="dxa" w:w="80"/>
+              <w:bottom w:type="dxa" w:w="70"/>
+              <w:right w:type="dxa" w:w="80"/>
+            </w:tcMar>
+            <w:vAlign w:val="center"/>
+          </w:tcPr>
+          <w:p>
+            <w:pPr>
+              <w:rPr>
+                <w:color w:val="000000"/>
+                <w:sz w:val="28"/>
+                <w:szCs w:val="28"/>
+              </w:rPr>
+            </w:pPr>
+            <w:r>
+              <w:rPr>
+                <w:sz w:val="28"/>
+                <w:szCs w:val="28"/>
+                <w:color w:val="000000"/>
+              </w:rPr>
+              <w:t>Q2</w:t>
+            </w:r>
+          </w:p>
+        </w:tc>
+        <w:tc>
+          <w:tcPr>
+            <w:tcBorders>
+              <w:top w:val="single" w:sz="8" w:color="000000"/>
+              <w:left w:val="single" w:sz="8" w:color="000000"/>
+              <w:bottom w:val="single" w:sz="8" w:color="000000"/>
+              <w:right w:val="single" w:sz="8" w:color="000000"/>
+            </w:tcBorders>
+            <w:tcMar>
+              <w:top w:type="dxa" w:w="70"/>
+              <w:left w:type="dxa" w:w="80"/>
+              <w:bottom w:type="dxa" w:w="70"/>
+              <w:right w:type="dxa" w:w="80"/>
+            </w:tcMar>
+            <w:vAlign w:val="center"/>
+          </w:tcPr>
+          <w:p>
+            <w:pPr>
+              <w:rPr>
+                <w:color w:val="000000"/>
+                <w:sz w:val="28"/>
+                <w:szCs w:val="28"/>
+              </w:rPr>
+            </w:pPr>
+            <w:r>
+              <w:rPr>
+                <w:sz w:val="28"/>
+                <w:szCs w:val="28"/>
+                <w:color w:val="000000"/>
+              </w:rPr>
+              <w:t>55</w:t>
+            </w:r>
+          </w:p>
+        </w:tc>
+        <w:tc>
+          <w:tcPr>
+            <w:tcBorders>
+              <w:top w:val="single" w:sz="8" w:color="000000"/>
+              <w:left w:val="single" w:sz="8" w:color="000000"/>
+              <w:bottom w:val="single" w:sz="8" w:color="000000"/>
+              <w:right w:val="single" w:sz="8" w:color="000000"/>
+            </w:tcBorders>
+            <w:tcMar>
+              <w:top w:type="dxa" w:w="70"/>
+              <w:left w:type="dxa" w:w="80"/>
+              <w:bottom w:type="dxa" w:w="70"/>
+              <w:right w:type="dxa" w:w="80"/>
+            </w:tcMar>
+            <w:vAlign w:val="center"/>
+          </w:tcPr>
+          <w:p>
+            <w:pPr>
+              <w:rPr>
+                <w:color w:val="000000"/>
+                <w:sz w:val="28"/>
+                <w:szCs w:val="28"/>
+              </w:rPr>
+            </w:pPr>
+            <w:r>
+              <w:rPr>
+                <w:sz w:val="28"/>
+                <w:szCs w:val="28"/>
+                <w:color w:val="000000"/>
+              </w:rPr>
+              <w:t>17</w:t>
+            </w:r>
+          </w:p>
+        </w:tc>
+      </w:tr>
+      <w:tr>
+        <w:tc>
+          <w:tcPr>
+            <w:tcBorders>
+              <w:top w:val="single" w:sz="8" w:color="000000"/>
+              <w:left w:val="single" w:sz="8" w:color="000000"/>
+              <w:bottom w:val="single" w:sz="8" w:color="000000"/>
+              <w:right w:val="single" w:sz="8" w:color="000000"/>
+            </w:tcBorders>
+            <w:tcMar>
+              <w:top w:type="dxa" w:w="70"/>
+              <w:left w:type="dxa" w:w="80"/>
+              <w:bottom w:type="dxa" w:w="70"/>
+              <w:right w:type="dxa" w:w="80"/>
+            </w:tcMar>
+            <w:vAlign w:val="center"/>
+          </w:tcPr>
+          <w:p>
+            <w:pPr>
+              <w:rPr>
+                <w:color w:val="000000"/>
+                <w:sz w:val="28"/>
+                <w:szCs w:val="28"/>
+              </w:rPr>
+            </w:pPr>
+            <w:r>
+              <w:rPr>
+                <w:sz w:val="28"/>
+                <w:szCs w:val="28"/>
+                <w:color w:val="000000"/>
+              </w:rPr>
+              <w:t>Q3</w:t>
+            </w:r>
+          </w:p>
+        </w:tc>
+        <w:tc>
+          <w:tcPr>
+            <w:tcBorders>
+              <w:top w:val="single" w:sz="8" w:color="000000"/>
+              <w:left w:val="single" w:sz="8" w:color="000000"/>
+              <w:bottom w:val="single" w:sz="8" w:color="000000"/>
+              <w:right w:val="single" w:sz="8" w:color="000000"/>
+            </w:tcBorders>
+            <w:tcMar>
+              <w:top w:type="dxa" w:w="70"/>
+              <w:left w:type="dxa" w:w="80"/>
+              <w:bottom w:type="dxa" w:w="70"/>
+              <w:right w:type="dxa" w:w="80"/>
+            </w:tcMar>
+            <w:vAlign w:val="center"/>
+          </w:tcPr>
+          <w:p>
+            <w:pPr>
+              <w:rPr>
+                <w:color w:val="000000"/>
+                <w:sz w:val="28"/>
+                <w:szCs w:val="28"/>
+              </w:rPr>
+            </w:pPr>
+            <w:r>
+              <w:rPr>
+                <w:sz w:val="28"/>
+                <w:szCs w:val="28"/>
+                <w:color w:val="000000"/>
+              </w:rPr>
+              <w:t>61</w:t>
+            </w:r>
+          </w:p>
+        </w:tc>
+        <w:tc>
+          <w:tcPr>
+            <w:tcBorders>
+              <w:top w:val="single" w:sz="8" w:color="000000"/>
+              <w:left w:val="single" w:sz="8" w:color="000000"/>
+              <w:bottom w:val="single" w:sz="8" w:color="000000"/>
+              <w:right w:val="single" w:sz="8" w:color="000000"/>
+            </w:tcBorders>
+            <w:tcMar>
+              <w:top w:type="dxa" w:w="70"/>
+              <w:left w:type="dxa" w:w="80"/>
+              <w:bottom w:type="dxa" w:w="70"/>
+              <w:right w:type="dxa" w:w="80"/>
+            </w:tcMar>
+            <w:vAlign w:val="center"/>
+          </w:tcPr>
+          <w:p>
+            <w:pPr>
+              <w:rPr>
+                <w:color w:val="000000"/>
+                <w:sz w:val="28"/>
+                <w:szCs w:val="28"/>
+              </w:rPr>
+            </w:pPr>
+            <w:r>
+              <w:rPr>
+                <w:sz w:val="28"/>
+                <w:szCs w:val="28"/>
+                <w:color w:val="000000"/>
+              </w:rPr>
+              <w:t>21</w:t>
+            </w:r>
+          </w:p>
+        </w:tc>
+      </w:tr>
+      <w:tr>
+        <w:tc>
+          <w:tcPr>
+            <w:tcBorders>
+              <w:top w:val="single" w:sz="8" w:color="000000"/>
+              <w:left w:val="single" w:sz="8" w:color="000000"/>
+              <w:bottom w:val="single" w:sz="8" w:color="000000"/>
+              <w:right w:val="single" w:sz="8" w:color="000000"/>
+            </w:tcBorders>
+            <w:tcMar>
+              <w:top w:type="dxa" w:w="70"/>
+              <w:left w:type="dxa" w:w="80"/>
+              <w:bottom w:type="dxa" w:w="60"/>
+              <w:right w:type="dxa" w:w="80"/>
+            </w:tcMar>
+            <w:vAlign w:val="center"/>
+          </w:tcPr>
+          <w:p>
+            <w:pPr>
+              <w:rPr>
+                <w:color w:val="000000"/>
+                <w:sz w:val="28"/>
+                <w:szCs w:val="28"/>
+              </w:rPr>
+            </w:pPr>
+            <w:r>
+              <w:rPr>
+                <w:sz w:val="28"/>
+                <w:szCs w:val="28"/>
+                <w:color w:val="000000"/>
+              </w:rPr>
+              <w:t>Q4</w:t>
+            </w:r>
+          </w:p>
+        </w:tc>
+        <w:tc>
+          <w:tcPr>
+            <w:tcBorders>
+              <w:top w:val="single" w:sz="8" w:color="000000"/>
+              <w:left w:val="single" w:sz="8" w:color="000000"/>
+              <w:bottom w:val="single" w:sz="8" w:color="000000"/>
+              <w:right w:val="single" w:sz="8" w:color="000000"/>
+            </w:tcBorders>
+            <w:tcMar>
+              <w:top w:type="dxa" w:w="70"/>
+              <w:left w:type="dxa" w:w="80"/>
+              <w:bottom w:type="dxa" w:w="60"/>
+              <w:right w:type="dxa" w:w="80"/>
+            </w:tcMar>
+            <w:vAlign w:val="center"/>
+          </w:tcPr>
+          <w:p>
+            <w:pPr>
+              <w:rPr>
+                <w:color w:val="000000"/>
+                <w:sz w:val="28"/>
+                <w:szCs w:val="28"/>
+              </w:rPr>
+            </w:pPr>
+            <w:r>
+              <w:rPr>
+                <w:sz w:val="28"/>
+                <w:szCs w:val="28"/>
+                <w:color w:val="000000"/>
+              </w:rPr>
+              <w:t>70</w:t>
+            </w:r>
+          </w:p>
+        </w:tc>
+        <w:tc>
+          <w:tcPr>
+            <w:tcBorders>
+              <w:top w:val="single" w:sz="8" w:color="000000"/>
+              <w:left w:val="single" w:sz="8" w:color="000000"/>
+              <w:bottom w:val="single" w:sz="8" w:color="000000"/>
+              <w:right w:val="single" w:sz="8" w:color="000000"/>
+            </w:tcBorders>
+            <w:tcMar>
+              <w:top w:type="dxa" w:w="70"/>
+              <w:left w:type="dxa" w:w="80"/>
+              <w:bottom w:type="dxa" w:w="60"/>
+              <w:right w:type="dxa" w:w="80"/>
+            </w:tcMar>
+            <w:vAlign w:val="center"/>
+          </w:tcPr>
+          <w:p>
+            <w:pPr>
+              <w:rPr>
+                <w:color w:val="000000"/>
+                <w:sz w:val="28"/>
+                <w:szCs w:val="28"/>
+              </w:rPr>
+            </w:pPr>
+            <w:r>
+              <w:rPr>
+                <w:sz w:val="28"/>
+                <w:szCs w:val="28"/>
+                <w:color w:val="000000"/>
+              </w:rPr>
+              <w:t>26</w:t>
+            </w:r>
+          </w:p>
+        </w:tc>
+      </w:tr>
+    </w:tbl>
+    <w:p>
+      <w:pPr>
+        <w:spacing w:before="274" w:lineRule="exact" w:line="241"/>
+        <w:jc w:val="left"/>
+        <w:rPr>
+          <w:b w:val="on"/>
+          <w:bCs w:val="on"/>
+          <w:color w:val="222632"/>
+          <w:sz w:val="26"/>
+          <w:szCs w:val="26"/>
+        </w:rPr>
+      </w:pPr>
+      <w:r>
+        <w:rPr>
+          <w:sz w:val="26"/>
+          <w:szCs w:val="26"/>
+          <w:color w:val="222632"/>
+          <w:b w:val="on"/>
+          <w:bCs w:val="on"/>
+        </w:rPr>
+        <w:t>Geometry stays PDF-only by design</w:t>
+      </w:r>
+    </w:p>
+    <w:p>
+      <w:pPr>
+        <w:spacing w:before="282" w:lineRule="exact" w:line="185"/>
+        <w:jc w:val="left"/>
+        <w:rPr>
+          <w:i w:val="on"/>
+          <w:iCs w:val="on"/>
+        </w:rPr>
+      </w:pPr>
+      <w:r>
         <w:drawing xmlns:a="http://schemas.openxmlformats.org/drawingml/2006/main" xmlns:wps="http://schemas.microsoft.com/office/word/2010/wordprocessingShape">
           <wp:anchor distT="0" distB="0" distL="0" distR="0" simplePos="0" relativeHeight="252036096" behindDoc="0" locked="0" layoutInCell="0" allowOverlap="1">
             <wp:simplePos x="0" y="0"/>
             <wp:positionH relativeFrom="page">
               <wp:posOffset>609600</wp:posOffset>
             </wp:positionH>
-            <wp:positionV relativeFrom="page">
-              <wp:posOffset>6219666</wp:posOffset>
+            <wp:positionV relativeFrom="paragraph">
+              <wp:posOffset>797814</wp:posOffset>
             </wp:positionV>
             <wp:extent cx="914400" cy="914400"/>
             <wp:effectExtent l="0" t="0" r="0" b="0"/>
@@ -1099,600 +1693,6 @@
       </w:r>
       <w:r>
         <w:rPr>
-          <w:sz w:val="26"/>
-          <w:szCs w:val="26"/>
-          <w:color w:val="222632"/>
-          <w:b w:val="on"/>
-          <w:bCs w:val="on"/>
-        </w:rPr>
-        <w:t>Charts fall back to their data</w:t>
-      </w:r>
-    </w:p>
-    <w:p>
-      <w:pPr>
-        <w:spacing w:before="282" w:lineRule="exact" w:line="185" w:after="284"/>
-        <w:jc w:val="left"/>
-        <w:rPr>
-          <w:i w:val="on"/>
-          <w:iCs w:val="on"/>
-        </w:rPr>
-      </w:pPr>
-      <w:r>
-        <w:rPr>
-          <w:i w:val="on"/>
-          <w:iCs w:val="on"/>
-        </w:rPr>
-        <w:t>The PDF renders the vector chart; the Word export writes no chart, so the same node exports as a categories-by-series table.</w:t>
-      </w:r>
-    </w:p>
-    <w:tbl>
-      <w:tblPr>
-        <w:tblW w:w="0" w:type="auto"/>
-        <w:tblBorders>
-          <w:top w:val="single"/>
-          <w:left w:val="single"/>
-          <w:bottom w:val="single"/>
-          <w:right w:val="single"/>
-          <w:insideH w:val="single"/>
-          <w:insideV w:val="single"/>
-        </w:tblBorders>
-      </w:tblPr>
-      <w:tblGrid/>
-      <w:tr>
-        <w:tc>
-          <w:tcPr>
-            <w:tcBorders>
-              <w:top w:val="single" w:sz="8" w:color="000000"/>
-              <w:left w:val="single" w:sz="8" w:color="000000"/>
-              <w:bottom w:val="single" w:sz="8" w:color="000000"/>
-              <w:right w:val="single" w:sz="8" w:color="000000"/>
-            </w:tcBorders>
-            <w:tcMar>
-              <w:top w:type="dxa" w:w="60"/>
-              <w:left w:type="dxa" w:w="80"/>
-              <w:bottom w:type="dxa" w:w="70"/>
-              <w:right w:type="dxa" w:w="80"/>
-            </w:tcMar>
-            <w:vAlign w:val="center"/>
-          </w:tcPr>
-          <w:p>
-            <w:pPr>
-              <w:rPr>
-                <w:color w:val="000000"/>
-                <w:sz w:val="28"/>
-                <w:szCs w:val="28"/>
-              </w:rPr>
-            </w:pPr>
-            <w:r>
-              <w:rPr>
-                <w:sz w:val="28"/>
-                <w:szCs w:val="28"/>
-                <w:color w:val="000000"/>
-              </w:rPr>
-              <w:t/>
-            </w:r>
-          </w:p>
-        </w:tc>
-        <w:tc>
-          <w:tcPr>
-            <w:tcBorders>
-              <w:top w:val="single" w:sz="8" w:color="000000"/>
-              <w:left w:val="single" w:sz="8" w:color="000000"/>
-              <w:bottom w:val="single" w:sz="8" w:color="000000"/>
-              <w:right w:val="single" w:sz="8" w:color="000000"/>
-            </w:tcBorders>
-            <w:tcMar>
-              <w:top w:type="dxa" w:w="60"/>
-              <w:left w:type="dxa" w:w="80"/>
-              <w:bottom w:type="dxa" w:w="70"/>
-              <w:right w:type="dxa" w:w="80"/>
-            </w:tcMar>
-            <w:vAlign w:val="center"/>
-          </w:tcPr>
-          <w:p>
-            <w:pPr>
-              <w:rPr>
-                <w:color w:val="000000"/>
-                <w:sz w:val="28"/>
-                <w:szCs w:val="28"/>
-              </w:rPr>
-            </w:pPr>
-            <w:r>
-              <w:rPr>
-                <w:sz w:val="28"/>
-                <w:szCs w:val="28"/>
-                <w:color w:val="000000"/>
-              </w:rPr>
-              <w:t>Revenue</w:t>
-            </w:r>
-          </w:p>
-        </w:tc>
-        <w:tc>
-          <w:tcPr>
-            <w:tcBorders>
-              <w:top w:val="single" w:sz="8" w:color="000000"/>
-              <w:left w:val="single" w:sz="8" w:color="000000"/>
-              <w:bottom w:val="single" w:sz="8" w:color="000000"/>
-              <w:right w:val="single" w:sz="8" w:color="000000"/>
-            </w:tcBorders>
-            <w:tcMar>
-              <w:top w:type="dxa" w:w="60"/>
-              <w:left w:type="dxa" w:w="80"/>
-              <w:bottom w:type="dxa" w:w="70"/>
-              <w:right w:type="dxa" w:w="80"/>
-            </w:tcMar>
-            <w:vAlign w:val="center"/>
-          </w:tcPr>
-          <w:p>
-            <w:pPr>
-              <w:rPr>
-                <w:color w:val="000000"/>
-                <w:sz w:val="28"/>
-                <w:szCs w:val="28"/>
-              </w:rPr>
-            </w:pPr>
-            <w:r>
-              <w:rPr>
-                <w:sz w:val="28"/>
-                <w:szCs w:val="28"/>
-                <w:color w:val="000000"/>
-              </w:rPr>
-              <w:t>Profit</w:t>
-            </w:r>
-          </w:p>
-        </w:tc>
-      </w:tr>
-      <w:tr>
-        <w:tc>
-          <w:tcPr>
-            <w:tcBorders>
-              <w:top w:val="single" w:sz="8" w:color="000000"/>
-              <w:left w:val="single" w:sz="8" w:color="000000"/>
-              <w:bottom w:val="single" w:sz="8" w:color="000000"/>
-              <w:right w:val="single" w:sz="8" w:color="000000"/>
-            </w:tcBorders>
-            <w:tcMar>
-              <w:top w:type="dxa" w:w="70"/>
-              <w:left w:type="dxa" w:w="80"/>
-              <w:bottom w:type="dxa" w:w="70"/>
-              <w:right w:type="dxa" w:w="80"/>
-            </w:tcMar>
-            <w:vAlign w:val="center"/>
-          </w:tcPr>
-          <w:p>
-            <w:pPr>
-              <w:rPr>
-                <w:color w:val="000000"/>
-                <w:sz w:val="28"/>
-                <w:szCs w:val="28"/>
-              </w:rPr>
-            </w:pPr>
-            <w:r>
-              <w:rPr>
-                <w:sz w:val="28"/>
-                <w:szCs w:val="28"/>
-                <w:color w:val="000000"/>
-              </w:rPr>
-              <w:t>Q1</w:t>
-            </w:r>
-          </w:p>
-        </w:tc>
-        <w:tc>
-          <w:tcPr>
-            <w:tcBorders>
-              <w:top w:val="single" w:sz="8" w:color="000000"/>
-              <w:left w:val="single" w:sz="8" w:color="000000"/>
-              <w:bottom w:val="single" w:sz="8" w:color="000000"/>
-              <w:right w:val="single" w:sz="8" w:color="000000"/>
-            </w:tcBorders>
-            <w:tcMar>
-              <w:top w:type="dxa" w:w="70"/>
-              <w:left w:type="dxa" w:w="80"/>
-              <w:bottom w:type="dxa" w:w="70"/>
-              <w:right w:type="dxa" w:w="80"/>
-            </w:tcMar>
-            <w:vAlign w:val="center"/>
-          </w:tcPr>
-          <w:p>
-            <w:pPr>
-              <w:rPr>
-                <w:color w:val="000000"/>
-                <w:sz w:val="28"/>
-                <w:szCs w:val="28"/>
-              </w:rPr>
-            </w:pPr>
-            <w:r>
-              <w:rPr>
-                <w:sz w:val="28"/>
-                <w:szCs w:val="28"/>
-                <w:color w:val="000000"/>
-              </w:rPr>
-              <w:t>42</w:t>
-            </w:r>
-          </w:p>
-        </w:tc>
-        <w:tc>
-          <w:tcPr>
-            <w:tcBorders>
-              <w:top w:val="single" w:sz="8" w:color="000000"/>
-              <w:left w:val="single" w:sz="8" w:color="000000"/>
-              <w:bottom w:val="single" w:sz="8" w:color="000000"/>
-              <w:right w:val="single" w:sz="8" w:color="000000"/>
-            </w:tcBorders>
-            <w:tcMar>
-              <w:top w:type="dxa" w:w="70"/>
-              <w:left w:type="dxa" w:w="80"/>
-              <w:bottom w:type="dxa" w:w="70"/>
-              <w:right w:type="dxa" w:w="80"/>
-            </w:tcMar>
-            <w:vAlign w:val="center"/>
-          </w:tcPr>
-          <w:p>
-            <w:pPr>
-              <w:rPr>
-                <w:color w:val="000000"/>
-                <w:sz w:val="28"/>
-                <w:szCs w:val="28"/>
-              </w:rPr>
-            </w:pPr>
-            <w:r>
-              <w:rPr>
-                <w:sz w:val="28"/>
-                <w:szCs w:val="28"/>
-                <w:color w:val="000000"/>
-              </w:rPr>
-              <w:t>12</w:t>
-            </w:r>
-          </w:p>
-        </w:tc>
-      </w:tr>
-      <w:tr>
-        <w:tc>
-          <w:tcPr>
-            <w:tcBorders>
-              <w:top w:val="single" w:sz="8" w:color="000000"/>
-              <w:left w:val="single" w:sz="8" w:color="000000"/>
-              <w:bottom w:val="single" w:sz="8" w:color="000000"/>
-              <w:right w:val="single" w:sz="8" w:color="000000"/>
-            </w:tcBorders>
-            <w:tcMar>
-              <w:top w:type="dxa" w:w="70"/>
-              <w:left w:type="dxa" w:w="80"/>
-              <w:bottom w:type="dxa" w:w="70"/>
-              <w:right w:type="dxa" w:w="80"/>
-            </w:tcMar>
-            <w:vAlign w:val="center"/>
-          </w:tcPr>
-          <w:p>
-            <w:pPr>
-              <w:rPr>
-                <w:color w:val="000000"/>
-                <w:sz w:val="28"/>
-                <w:szCs w:val="28"/>
-              </w:rPr>
-            </w:pPr>
-            <w:r>
-              <w:rPr>
-                <w:sz w:val="28"/>
-                <w:szCs w:val="28"/>
-                <w:color w:val="000000"/>
-              </w:rPr>
-              <w:t>Q2</w:t>
-            </w:r>
-          </w:p>
-        </w:tc>
-        <w:tc>
-          <w:tcPr>
-            <w:tcBorders>
-              <w:top w:val="single" w:sz="8" w:color="000000"/>
-              <w:left w:val="single" w:sz="8" w:color="000000"/>
-              <w:bottom w:val="single" w:sz="8" w:color="000000"/>
-              <w:right w:val="single" w:sz="8" w:color="000000"/>
-            </w:tcBorders>
-            <w:tcMar>
-              <w:top w:type="dxa" w:w="70"/>
-              <w:left w:type="dxa" w:w="80"/>
-              <w:bottom w:type="dxa" w:w="70"/>
-              <w:right w:type="dxa" w:w="80"/>
-            </w:tcMar>
-            <w:vAlign w:val="center"/>
-          </w:tcPr>
-          <w:p>
-            <w:pPr>
-              <w:rPr>
-                <w:color w:val="000000"/>
-                <w:sz w:val="28"/>
-                <w:szCs w:val="28"/>
-              </w:rPr>
-            </w:pPr>
-            <w:r>
-              <w:rPr>
-                <w:sz w:val="28"/>
-                <w:szCs w:val="28"/>
-                <w:color w:val="000000"/>
-              </w:rPr>
-              <w:t>55</w:t>
-            </w:r>
-          </w:p>
-        </w:tc>
-        <w:tc>
-          <w:tcPr>
-            <w:tcBorders>
-              <w:top w:val="single" w:sz="8" w:color="000000"/>
-              <w:left w:val="single" w:sz="8" w:color="000000"/>
-              <w:bottom w:val="single" w:sz="8" w:color="000000"/>
-              <w:right w:val="single" w:sz="8" w:color="000000"/>
-            </w:tcBorders>
-            <w:tcMar>
-              <w:top w:type="dxa" w:w="70"/>
-              <w:left w:type="dxa" w:w="80"/>
-              <w:bottom w:type="dxa" w:w="70"/>
-              <w:right w:type="dxa" w:w="80"/>
-            </w:tcMar>
-            <w:vAlign w:val="center"/>
-          </w:tcPr>
-          <w:p>
-            <w:pPr>
-              <w:rPr>
-                <w:color w:val="000000"/>
-                <w:sz w:val="28"/>
-                <w:szCs w:val="28"/>
-              </w:rPr>
-            </w:pPr>
-            <w:r>
-              <w:rPr>
-                <w:sz w:val="28"/>
-                <w:szCs w:val="28"/>
-                <w:color w:val="000000"/>
-              </w:rPr>
-              <w:t>17</w:t>
-            </w:r>
-          </w:p>
-        </w:tc>
-      </w:tr>
-      <w:tr>
-        <w:tc>
-          <w:tcPr>
-            <w:tcBorders>
-              <w:top w:val="single" w:sz="8" w:color="000000"/>
-              <w:left w:val="single" w:sz="8" w:color="000000"/>
-              <w:bottom w:val="single" w:sz="8" w:color="000000"/>
-              <w:right w:val="single" w:sz="8" w:color="000000"/>
-            </w:tcBorders>
-            <w:tcMar>
-              <w:top w:type="dxa" w:w="70"/>
-              <w:left w:type="dxa" w:w="80"/>
-              <w:bottom w:type="dxa" w:w="70"/>
-              <w:right w:type="dxa" w:w="80"/>
-            </w:tcMar>
-            <w:vAlign w:val="center"/>
-          </w:tcPr>
-          <w:p>
-            <w:pPr>
-              <w:rPr>
-                <w:color w:val="000000"/>
-                <w:sz w:val="28"/>
-                <w:szCs w:val="28"/>
-              </w:rPr>
-            </w:pPr>
-            <w:r>
-              <w:rPr>
-                <w:sz w:val="28"/>
-                <w:szCs w:val="28"/>
-                <w:color w:val="000000"/>
-              </w:rPr>
-              <w:t>Q3</w:t>
-            </w:r>
-          </w:p>
-        </w:tc>
-        <w:tc>
-          <w:tcPr>
-            <w:tcBorders>
-              <w:top w:val="single" w:sz="8" w:color="000000"/>
-              <w:left w:val="single" w:sz="8" w:color="000000"/>
-              <w:bottom w:val="single" w:sz="8" w:color="000000"/>
-              <w:right w:val="single" w:sz="8" w:color="000000"/>
-            </w:tcBorders>
-            <w:tcMar>
-              <w:top w:type="dxa" w:w="70"/>
-              <w:left w:type="dxa" w:w="80"/>
-              <w:bottom w:type="dxa" w:w="70"/>
-              <w:right w:type="dxa" w:w="80"/>
-            </w:tcMar>
-            <w:vAlign w:val="center"/>
-          </w:tcPr>
-          <w:p>
-            <w:pPr>
-              <w:rPr>
-                <w:color w:val="000000"/>
-                <w:sz w:val="28"/>
-                <w:szCs w:val="28"/>
-              </w:rPr>
-            </w:pPr>
-            <w:r>
-              <w:rPr>
-                <w:sz w:val="28"/>
-                <w:szCs w:val="28"/>
-                <w:color w:val="000000"/>
-              </w:rPr>
-              <w:t>61</w:t>
-            </w:r>
-          </w:p>
-        </w:tc>
-        <w:tc>
-          <w:tcPr>
-            <w:tcBorders>
-              <w:top w:val="single" w:sz="8" w:color="000000"/>
-              <w:left w:val="single" w:sz="8" w:color="000000"/>
-              <w:bottom w:val="single" w:sz="8" w:color="000000"/>
-              <w:right w:val="single" w:sz="8" w:color="000000"/>
-            </w:tcBorders>
-            <w:tcMar>
-              <w:top w:type="dxa" w:w="70"/>
-              <w:left w:type="dxa" w:w="80"/>
-              <w:bottom w:type="dxa" w:w="70"/>
-              <w:right w:type="dxa" w:w="80"/>
-            </w:tcMar>
-            <w:vAlign w:val="center"/>
-          </w:tcPr>
-          <w:p>
-            <w:pPr>
-              <w:rPr>
-                <w:color w:val="000000"/>
-                <w:sz w:val="28"/>
-                <w:szCs w:val="28"/>
-              </w:rPr>
-            </w:pPr>
-            <w:r>
-              <w:rPr>
-                <w:sz w:val="28"/>
-                <w:szCs w:val="28"/>
-                <w:color w:val="000000"/>
-              </w:rPr>
-              <w:t>21</w:t>
-            </w:r>
-          </w:p>
-        </w:tc>
-      </w:tr>
-      <w:tr>
-        <w:tc>
-          <w:tcPr>
-            <w:tcBorders>
-              <w:top w:val="single" w:sz="8" w:color="000000"/>
-              <w:left w:val="single" w:sz="8" w:color="000000"/>
-              <w:bottom w:val="single" w:sz="8" w:color="000000"/>
-              <w:right w:val="single" w:sz="8" w:color="000000"/>
-            </w:tcBorders>
-            <w:tcMar>
-              <w:top w:type="dxa" w:w="70"/>
-              <w:left w:type="dxa" w:w="80"/>
-              <w:bottom w:type="dxa" w:w="60"/>
-              <w:right w:type="dxa" w:w="80"/>
-            </w:tcMar>
-            <w:vAlign w:val="center"/>
-          </w:tcPr>
-          <w:p>
-            <w:pPr>
-              <w:rPr>
-                <w:color w:val="000000"/>
-                <w:sz w:val="28"/>
-                <w:szCs w:val="28"/>
-              </w:rPr>
-            </w:pPr>
-            <w:r>
-              <w:rPr>
-                <w:sz w:val="28"/>
-                <w:szCs w:val="28"/>
-                <w:color w:val="000000"/>
-              </w:rPr>
-              <w:t>Q4</w:t>
-            </w:r>
-          </w:p>
-        </w:tc>
-        <w:tc>
-          <w:tcPr>
-            <w:tcBorders>
-              <w:top w:val="single" w:sz="8" w:color="000000"/>
-              <w:left w:val="single" w:sz="8" w:color="000000"/>
-              <w:bottom w:val="single" w:sz="8" w:color="000000"/>
-              <w:right w:val="single" w:sz="8" w:color="000000"/>
-            </w:tcBorders>
-            <w:tcMar>
-              <w:top w:type="dxa" w:w="70"/>
-              <w:left w:type="dxa" w:w="80"/>
-              <w:bottom w:type="dxa" w:w="60"/>
-              <w:right w:type="dxa" w:w="80"/>
-            </w:tcMar>
-            <w:vAlign w:val="center"/>
-          </w:tcPr>
-          <w:p>
-            <w:pPr>
-              <w:rPr>
-                <w:color w:val="000000"/>
-                <w:sz w:val="28"/>
-                <w:szCs w:val="28"/>
-              </w:rPr>
-            </w:pPr>
-            <w:r>
-              <w:rPr>
-                <w:sz w:val="28"/>
-                <w:szCs w:val="28"/>
-                <w:color w:val="000000"/>
-              </w:rPr>
-              <w:t>70</w:t>
-            </w:r>
-          </w:p>
-        </w:tc>
-        <w:tc>
-          <w:tcPr>
-            <w:tcBorders>
-              <w:top w:val="single" w:sz="8" w:color="000000"/>
-              <w:left w:val="single" w:sz="8" w:color="000000"/>
-              <w:bottom w:val="single" w:sz="8" w:color="000000"/>
-              <w:right w:val="single" w:sz="8" w:color="000000"/>
-            </w:tcBorders>
-            <w:tcMar>
-              <w:top w:type="dxa" w:w="70"/>
-              <w:left w:type="dxa" w:w="80"/>
-              <w:bottom w:type="dxa" w:w="60"/>
-              <w:right w:type="dxa" w:w="80"/>
-            </w:tcMar>
-            <w:vAlign w:val="center"/>
-          </w:tcPr>
-          <w:p>
-            <w:pPr>
-              <w:rPr>
-                <w:color w:val="000000"/>
-                <w:sz w:val="28"/>
-                <w:szCs w:val="28"/>
-              </w:rPr>
-            </w:pPr>
-            <w:r>
-              <w:rPr>
-                <w:sz w:val="28"/>
-                <w:szCs w:val="28"/>
-                <w:color w:val="000000"/>
-              </w:rPr>
-              <w:t>26</w:t>
-            </w:r>
-          </w:p>
-        </w:tc>
-      </w:tr>
-    </w:tbl>
-    <w:p>
-      <w:pPr>
-        <w:spacing w:before="274" w:lineRule="exact" w:line="241"/>
-        <w:jc w:val="left"/>
-        <w:rPr>
-          <w:b w:val="on"/>
-          <w:bCs w:val="on"/>
-          <w:color w:val="222632"/>
-          <w:sz w:val="26"/>
-          <w:szCs w:val="26"/>
-        </w:rPr>
-      </w:pPr>
-      <w:r>
-        <w:rPr>
-          <w:sz w:val="26"/>
-          <w:szCs w:val="26"/>
-          <w:color w:val="222632"/>
-          <w:b w:val="on"/>
-          <w:bCs w:val="on"/>
-        </w:rPr>
-        <w:t>Geometry stays PDF-only by design</w:t>
-      </w:r>
-    </w:p>
-    <w:p>
-      <w:pPr>
-        <w:spacing w:before="282" w:lineRule="exact" w:line="185"/>
-        <w:jc w:val="left"/>
-        <w:rPr>
-          <w:i w:val="on"/>
-          <w:iCs w:val="on"/>
-        </w:rPr>
-      </w:pPr>
-      <w:r>
-        <w:rPr>
           <w:i w:val="on"/>
           <w:iCs w:val="on"/>
         </w:rPr>
